--- a/Doc/Rapport secured_webshop.docx
+++ b/Doc/Rapport secured_webshop.docx
@@ -1852,9 +1852,9 @@
       <w:pPr>
         <w:pStyle w:val="Titre2"/>
       </w:pPr>
-      <w:bookmarkStart w:id="3" w:name="_Toc532179969"/>
-      <w:bookmarkStart w:id="4" w:name="_Toc165969639"/>
-      <w:bookmarkStart w:id="5" w:name="_Toc228954889"/>
+      <w:bookmarkStart w:id="3" w:name="_Toc228954889"/>
+      <w:bookmarkStart w:id="4" w:name="_Toc532179969"/>
+      <w:bookmarkStart w:id="5" w:name="_Toc165969639"/>
       <w:r>
         <w:t>T</w:t>
       </w:r>
@@ -1864,7 +1864,7 @@
       <w:r>
         <w:t>e</w:t>
       </w:r>
-      <w:bookmarkEnd w:id="5"/>
+      <w:bookmarkEnd w:id="3"/>
     </w:p>
     <w:p>
       <w:pPr>
@@ -2030,6 +2030,9 @@
         <w:pStyle w:val="Retraitcorpsdetexte3"/>
       </w:pPr>
       <w:r>
+        <w:rPr>
+          <w:noProof/>
+        </w:rPr>
         <w:drawing>
           <wp:inline distT="0" distB="0" distL="0" distR="0" wp14:anchorId="156C8B50" wp14:editId="00292727">
             <wp:extent cx="4620270" cy="1305107"/>
@@ -2092,6 +2095,9 @@
         <w:pStyle w:val="Retraitcorpsdetexte3"/>
       </w:pPr>
       <w:r>
+        <w:rPr>
+          <w:noProof/>
+        </w:rPr>
         <w:lastRenderedPageBreak/>
         <w:drawing>
           <wp:inline distT="0" distB="0" distL="0" distR="0" wp14:anchorId="7F9AD028" wp14:editId="7130946D">
@@ -2170,15 +2176,81 @@
         <w:pStyle w:val="Retraitcorpsdetexte3"/>
       </w:pPr>
       <w:r>
-        <w:t xml:space="preserve">Pour cette étape, j'ai créé une nouvelle page contenant un formulaire plus complet. En plus de l'email et du mot de passe, j'ai ajouté des champs pour le nom d'utilisateur et l'adresse. Côté JavaScript, j'utilise à nouveau </w:t>
+        <w:drawing>
+          <wp:inline distT="0" distB="0" distL="0" distR="0" wp14:anchorId="53662318" wp14:editId="0331F709">
+            <wp:extent cx="3359268" cy="3053301"/>
+            <wp:effectExtent l="0" t="0" r="0" b="0"/>
+            <wp:docPr id="162169502" name="Image 1"/>
+            <wp:cNvGraphicFramePr>
+              <a:graphicFrameLocks xmlns:a="http://schemas.openxmlformats.org/drawingml/2006/main" noChangeAspect="1"/>
+            </wp:cNvGraphicFramePr>
+            <a:graphic xmlns:a="http://schemas.openxmlformats.org/drawingml/2006/main">
+              <a:graphicData uri="http://schemas.openxmlformats.org/drawingml/2006/picture">
+                <pic:pic xmlns:pic="http://schemas.openxmlformats.org/drawingml/2006/picture">
+                  <pic:nvPicPr>
+                    <pic:cNvPr id="162169502" name=""/>
+                    <pic:cNvPicPr/>
+                  </pic:nvPicPr>
+                  <pic:blipFill>
+                    <a:blip r:embed="rId15"/>
+                    <a:stretch>
+                      <a:fillRect/>
+                    </a:stretch>
+                  </pic:blipFill>
+                  <pic:spPr>
+                    <a:xfrm>
+                      <a:off x="0" y="0"/>
+                      <a:ext cx="3374856" cy="3067469"/>
+                    </a:xfrm>
+                    <a:prstGeom prst="rect">
+                      <a:avLst/>
+                    </a:prstGeom>
+                  </pic:spPr>
+                </pic:pic>
+              </a:graphicData>
+            </a:graphic>
+          </wp:inline>
+        </w:drawing>
+      </w:r>
+    </w:p>
+    <w:p>
+      <w:pPr>
+        <w:pStyle w:val="Retraitcorpsdetexte3"/>
+      </w:pPr>
+      <w:r>
+        <w:t>Pour la création de cette page, j'ai structuré un formulaire HTML qui pointe directement vers ma route API /api/</w:t>
       </w:r>
       <w:proofErr w:type="spellStart"/>
       <w:r>
-        <w:t>fetch</w:t>
+        <w:t>auth</w:t>
       </w:r>
       <w:proofErr w:type="spellEnd"/>
       <w:r>
-        <w:t xml:space="preserve"> avec la méthode POST pour envoyer ces quatre informations à la route d'inscription du serveur.</w:t>
+        <w:t>/</w:t>
+      </w:r>
+      <w:proofErr w:type="spellStart"/>
+      <w:r>
+        <w:t>register</w:t>
+      </w:r>
+      <w:proofErr w:type="spellEnd"/>
+      <w:r>
+        <w:t xml:space="preserve"> en méthode POST. Chaque champ possède un attribut </w:t>
+      </w:r>
+      <w:proofErr w:type="spellStart"/>
+      <w:r>
+        <w:t>name</w:t>
+      </w:r>
+      <w:proofErr w:type="spellEnd"/>
+      <w:r>
+        <w:t xml:space="preserve"> précis pour que le backend puisse récupérer les données (via </w:t>
+      </w:r>
+      <w:proofErr w:type="spellStart"/>
+      <w:r>
+        <w:t>req.body</w:t>
+      </w:r>
+      <w:proofErr w:type="spellEnd"/>
+      <w:r>
+        <w:t>) sans erreur.</w:t>
       </w:r>
     </w:p>
     <w:p>
@@ -2187,6 +2259,42 @@
       </w:pPr>
       <w:r>
         <w:t>Remplacer les mots de passes en clair dans la base par un hash</w:t>
+      </w:r>
+    </w:p>
+    <w:p>
+      <w:pPr>
+        <w:pStyle w:val="Retraitcorpsdetexte3"/>
+      </w:pPr>
+      <w:r>
+        <w:t xml:space="preserve">Pour sécuriser l'authentification, j'ai fait en sorte que les mots de passe ne soient jamais stockés en clair. Dès la réception du formulaire, je passe la valeur du champ </w:t>
+      </w:r>
+      <w:proofErr w:type="spellStart"/>
+      <w:r>
+        <w:t>password</w:t>
+      </w:r>
+      <w:proofErr w:type="spellEnd"/>
+      <w:r>
+        <w:t xml:space="preserve"> dans la fonction </w:t>
+      </w:r>
+      <w:proofErr w:type="spellStart"/>
+      <w:r>
+        <w:t>bcrypt.hash</w:t>
+      </w:r>
+      <w:proofErr w:type="spellEnd"/>
+      <w:r>
+        <w:t xml:space="preserve">() pour générer une empreinte chiffrée unique que j'insère ensuite en base de données. De cette manière, même en cas de fuite, les données restent illisibles. Lors de </w:t>
+      </w:r>
+      <w:r>
+        <w:lastRenderedPageBreak/>
+        <w:t xml:space="preserve">la connexion, il me suffit d'utiliser </w:t>
+      </w:r>
+      <w:proofErr w:type="spellStart"/>
+      <w:r>
+        <w:t>bcrypt.compare</w:t>
+      </w:r>
+      <w:proofErr w:type="spellEnd"/>
+      <w:r>
+        <w:t>() pour vérifier que le mot de passe saisi correspond bien au hash stocké, garantissant ainsi une sécurité maximale sans jamais manipuler le mot de passe brut.</w:t>
       </w:r>
     </w:p>
     <w:p>
@@ -2206,6 +2314,48 @@
     <w:p>
       <w:pPr>
         <w:pStyle w:val="Retraitcorpsdetexte3"/>
+      </w:pPr>
+      <w:r>
+        <w:t xml:space="preserve">Pour renforcer la sécurité, j'ai utilisé un système de </w:t>
+      </w:r>
+      <w:r>
+        <w:rPr>
+          <w:b/>
+          <w:bCs/>
+        </w:rPr>
+        <w:t>sel</w:t>
+      </w:r>
+      <w:r>
+        <w:t xml:space="preserve"> généré automatiquement par </w:t>
+      </w:r>
+      <w:proofErr w:type="spellStart"/>
+      <w:r>
+        <w:t>bcrypt.hash</w:t>
+      </w:r>
+      <w:proofErr w:type="spellEnd"/>
+      <w:r>
+        <w:t xml:space="preserve">(). L'idée est de rendre chaque hash unique : même si deux utilisateurs choisissent le même mot de passe, leurs empreintes en base de données seront totalement différentes. Comme ce sel est directement intégré dans le hash final, cela bloque les attaques par tables </w:t>
+      </w:r>
+      <w:proofErr w:type="spellStart"/>
+      <w:r>
+        <w:t>pré-calculées</w:t>
+      </w:r>
+      <w:proofErr w:type="spellEnd"/>
+      <w:r>
+        <w:t xml:space="preserve"> (</w:t>
+      </w:r>
+      <w:proofErr w:type="spellStart"/>
+      <w:r>
+        <w:t>rainbow</w:t>
+      </w:r>
+      <w:proofErr w:type="spellEnd"/>
+      <w:r>
+        <w:t xml:space="preserve"> tables) et empêche un attaquant de deviner des mots de passe identiques en comparant les colonnes. C'est une étape indispensable pour rendre chaque compte vraiment indépendant et plus dur à pirater.</w:t>
+      </w:r>
+    </w:p>
+    <w:p>
+      <w:pPr>
+        <w:pStyle w:val="Retraitcorpsdetexte3"/>
         <w:ind w:left="0"/>
       </w:pPr>
     </w:p>
@@ -2271,7 +2421,10 @@
         <w:pStyle w:val="Titre2"/>
       </w:pPr>
       <w:r>
-        <w:t>Liste des activités obligatoires</w:t>
+        <w:t xml:space="preserve">Liste des activités </w:t>
+      </w:r>
+      <w:r>
+        <w:t>« faciles » à choix</w:t>
       </w:r>
     </w:p>
     <w:p>
@@ -2284,74 +2437,341 @@
         <w:pStyle w:val="Titre3"/>
       </w:pPr>
       <w:r>
+        <w:t>Mettre en place le HTTPS</w:t>
+      </w:r>
+    </w:p>
+    <w:p>
+      <w:pPr>
+        <w:pStyle w:val="Titre3"/>
+      </w:pPr>
+      <w:r>
+        <w:t>Mettre en place une politique de mot de passe fort</w:t>
+      </w:r>
+    </w:p>
+    <w:p>
+      <w:pPr>
+        <w:pStyle w:val="Retraitcorpsdetexte3"/>
+      </w:pPr>
+      <w:r>
+        <w:t>j'ai intégré un script de validation en temps réel. Ce dernier analyse la complexité du mot de passe (longueur, chiffres, caractères spéciaux) et met à jour dynamiquement une barre de force colorée. Cela permet de guider l'utilisateur pour qu'il choisisse un compte sécurisé avant même de valider le formulaire.</w:t>
+      </w:r>
+    </w:p>
+    <w:p>
+      <w:pPr>
+        <w:pStyle w:val="Titre3"/>
+      </w:pPr>
+      <w:r>
+        <w:t xml:space="preserve">Limiter la durée du </w:t>
+      </w:r>
+      <w:proofErr w:type="spellStart"/>
+      <w:r>
+        <w:t>token</w:t>
+      </w:r>
+      <w:proofErr w:type="spellEnd"/>
+      <w:r>
+        <w:t xml:space="preserve"> JWT actuel et implémenter un </w:t>
+      </w:r>
+      <w:proofErr w:type="spellStart"/>
+      <w:r>
+        <w:t>refresh</w:t>
+      </w:r>
+      <w:proofErr w:type="spellEnd"/>
+      <w:r>
+        <w:t xml:space="preserve"> </w:t>
+      </w:r>
+      <w:proofErr w:type="spellStart"/>
+      <w:r>
+        <w:t>token</w:t>
+      </w:r>
+      <w:proofErr w:type="spellEnd"/>
+      <w:r>
+        <w:t xml:space="preserve"> pour rester connecté sur une longue période</w:t>
+      </w:r>
+    </w:p>
+    <w:p>
+      <w:pPr>
+        <w:pStyle w:val="Titre3"/>
+      </w:pPr>
+      <w:r>
+        <w:t>Effectuer un audit des dépendances NPM</w:t>
+      </w:r>
+    </w:p>
+    <w:p>
+      <w:pPr>
+        <w:pStyle w:val="Retraitcorpsdetexte3"/>
+      </w:pPr>
+      <w:r>
+        <w:drawing>
+          <wp:inline distT="0" distB="0" distL="0" distR="0" wp14:anchorId="231FA6AB" wp14:editId="24414F85">
+            <wp:extent cx="4389120" cy="1001028"/>
+            <wp:effectExtent l="0" t="0" r="0" b="8890"/>
+            <wp:docPr id="1793228924" name="Image 1"/>
+            <wp:cNvGraphicFramePr>
+              <a:graphicFrameLocks xmlns:a="http://schemas.openxmlformats.org/drawingml/2006/main" noChangeAspect="1"/>
+            </wp:cNvGraphicFramePr>
+            <a:graphic xmlns:a="http://schemas.openxmlformats.org/drawingml/2006/main">
+              <a:graphicData uri="http://schemas.openxmlformats.org/drawingml/2006/picture">
+                <pic:pic xmlns:pic="http://schemas.openxmlformats.org/drawingml/2006/picture">
+                  <pic:nvPicPr>
+                    <pic:cNvPr id="1793228924" name=""/>
+                    <pic:cNvPicPr/>
+                  </pic:nvPicPr>
+                  <pic:blipFill>
+                    <a:blip r:embed="rId16"/>
+                    <a:stretch>
+                      <a:fillRect/>
+                    </a:stretch>
+                  </pic:blipFill>
+                  <pic:spPr>
+                    <a:xfrm>
+                      <a:off x="0" y="0"/>
+                      <a:ext cx="4410957" cy="1006008"/>
+                    </a:xfrm>
+                    <a:prstGeom prst="rect">
+                      <a:avLst/>
+                    </a:prstGeom>
+                  </pic:spPr>
+                </pic:pic>
+              </a:graphicData>
+            </a:graphic>
+          </wp:inline>
+        </w:drawing>
+      </w:r>
+    </w:p>
+    <w:p>
+      <w:pPr>
+        <w:pStyle w:val="Retraitcorpsdetexte3"/>
+        <w:rPr>
+          <w:b/>
+          <w:bCs/>
+        </w:rPr>
+      </w:pPr>
+      <w:r>
+        <w:rPr>
+          <w:b/>
+          <w:bCs/>
+        </w:rPr>
+        <w:t>1. Modifications des paquets</w:t>
+      </w:r>
+    </w:p>
+    <w:p>
+      <w:pPr>
+        <w:pStyle w:val="Retraitcorpsdetexte3"/>
+        <w:ind w:left="3061"/>
+      </w:pPr>
+      <w:r>
+        <w:t>L'installation a été mise à jour de la manière suivante :</w:t>
+      </w:r>
+    </w:p>
+    <w:p>
+      <w:pPr>
+        <w:pStyle w:val="Retraitcorpsdetexte3"/>
+        <w:numPr>
+          <w:ilvl w:val="0"/>
+          <w:numId w:val="49"/>
+        </w:numPr>
+        <w:tabs>
+          <w:tab w:val="clear" w:pos="720"/>
+          <w:tab w:val="num" w:pos="1967"/>
+        </w:tabs>
+        <w:ind w:left="1967"/>
+      </w:pPr>
+      <w:r>
+        <w:rPr>
+          <w:b/>
+          <w:bCs/>
+        </w:rPr>
         <w:lastRenderedPageBreak/>
-        <w:t>Mettre en place le HTTPS</w:t>
-      </w:r>
+        <w:t>Ajouts :</w:t>
+      </w:r>
+      <w:r>
+        <w:t xml:space="preserve"> 9 nouveaux paquets ont été installés.</w:t>
+      </w:r>
+    </w:p>
+    <w:p>
+      <w:pPr>
+        <w:pStyle w:val="Retraitcorpsdetexte3"/>
+        <w:numPr>
+          <w:ilvl w:val="0"/>
+          <w:numId w:val="49"/>
+        </w:numPr>
+        <w:tabs>
+          <w:tab w:val="clear" w:pos="720"/>
+          <w:tab w:val="num" w:pos="1967"/>
+        </w:tabs>
+        <w:ind w:left="1967"/>
+      </w:pPr>
+      <w:r>
+        <w:rPr>
+          <w:b/>
+          <w:bCs/>
+        </w:rPr>
+        <w:t>Suppressions :</w:t>
+      </w:r>
+      <w:r>
+        <w:t xml:space="preserve"> 5 paquets ont été retirés du projet.</w:t>
+      </w:r>
+    </w:p>
+    <w:p>
+      <w:pPr>
+        <w:pStyle w:val="Retraitcorpsdetexte3"/>
+        <w:numPr>
+          <w:ilvl w:val="0"/>
+          <w:numId w:val="49"/>
+        </w:numPr>
+        <w:tabs>
+          <w:tab w:val="clear" w:pos="720"/>
+          <w:tab w:val="num" w:pos="1967"/>
+        </w:tabs>
+        <w:ind w:left="1967"/>
+      </w:pPr>
+      <w:r>
+        <w:rPr>
+          <w:b/>
+          <w:bCs/>
+        </w:rPr>
+        <w:t>Changements :</w:t>
+      </w:r>
+      <w:r>
+        <w:t xml:space="preserve"> 27 paquets existants ont été mis à jour ou modifiés pour résoudre des problèmes de sécurité.</w:t>
+      </w:r>
+    </w:p>
+    <w:p>
+      <w:pPr>
+        <w:pStyle w:val="Retraitcorpsdetexte3"/>
+        <w:numPr>
+          <w:ilvl w:val="0"/>
+          <w:numId w:val="49"/>
+        </w:numPr>
+        <w:tabs>
+          <w:tab w:val="clear" w:pos="720"/>
+          <w:tab w:val="num" w:pos="1967"/>
+        </w:tabs>
+        <w:ind w:left="1967"/>
+      </w:pPr>
+      <w:r>
+        <w:rPr>
+          <w:b/>
+          <w:bCs/>
+        </w:rPr>
+        <w:t>Portée :</w:t>
+      </w:r>
+      <w:r>
+        <w:t xml:space="preserve"> Au total, 151 paquets ont été inspectés durant ce processus qui a duré seulement 3 secondes.</w:t>
+      </w:r>
+    </w:p>
+    <w:p>
+      <w:pPr>
+        <w:pStyle w:val="Retraitcorpsdetexte3"/>
+        <w:numPr>
+          <w:ilvl w:val="0"/>
+          <w:numId w:val="49"/>
+        </w:numPr>
+        <w:tabs>
+          <w:tab w:val="clear" w:pos="720"/>
+          <w:tab w:val="num" w:pos="1967"/>
+        </w:tabs>
+        <w:ind w:left="1967"/>
+      </w:pPr>
+      <w:r>
+        <w:rPr>
+          <w:b/>
+          <w:bCs/>
+        </w:rPr>
+        <w:t>Financement :</w:t>
+      </w:r>
+      <w:r>
+        <w:t xml:space="preserve"> 22 paquets qui demandent un financement pour avoir plus de détailles il faut faire </w:t>
+      </w:r>
+      <w:proofErr w:type="spellStart"/>
+      <w:r>
+        <w:t>npm</w:t>
+      </w:r>
+      <w:proofErr w:type="spellEnd"/>
+      <w:r>
+        <w:t xml:space="preserve"> </w:t>
+      </w:r>
+      <w:proofErr w:type="spellStart"/>
+      <w:r>
+        <w:t>fund</w:t>
+      </w:r>
+      <w:proofErr w:type="spellEnd"/>
+    </w:p>
+    <w:p>
+      <w:pPr>
+        <w:pStyle w:val="Retraitcorpsdetexte3"/>
+        <w:numPr>
+          <w:ilvl w:val="0"/>
+          <w:numId w:val="49"/>
+        </w:numPr>
+        <w:tabs>
+          <w:tab w:val="clear" w:pos="720"/>
+          <w:tab w:val="num" w:pos="1967"/>
+        </w:tabs>
+        <w:ind w:left="1967"/>
+      </w:pPr>
+      <w:r>
+        <w:rPr>
+          <w:b/>
+          <w:bCs/>
+        </w:rPr>
+        <w:t>Vulnérabilité :</w:t>
+      </w:r>
+      <w:r>
+        <w:t xml:space="preserve"> 0 vulnérabilité on été trouver après l’audit fix</w:t>
+      </w:r>
+    </w:p>
+    <w:p>
+      <w:pPr>
+        <w:pStyle w:val="Retraitcorpsdetexte3"/>
+      </w:pPr>
     </w:p>
     <w:p>
       <w:pPr>
         <w:pStyle w:val="Titre3"/>
       </w:pPr>
       <w:r>
-        <w:t>Mettre en place une politique de mot de passe fort</w:t>
-      </w:r>
+        <w:t>Gérer les exceptions afin de ne pas retourner trop d’information en cas d’erreur</w:t>
+      </w:r>
+    </w:p>
+    <w:p>
+      <w:pPr>
+        <w:pStyle w:val="Retraitcorpsdetexte3"/>
+      </w:pPr>
+    </w:p>
+    <w:p>
+      <w:pPr>
+        <w:pStyle w:val="Retraitcorpsdetexte3"/>
+      </w:pPr>
+    </w:p>
+    <w:p>
+      <w:pPr>
+        <w:pStyle w:val="Titre2"/>
+      </w:pPr>
+      <w:r>
+        <w:t>Liste des activités</w:t>
+      </w:r>
+      <w:r>
+        <w:t xml:space="preserve"> « moyennes » à choix</w:t>
+      </w:r>
+    </w:p>
+    <w:p>
+      <w:pPr>
+        <w:pStyle w:val="Retraitcorpsdetexte"/>
+      </w:pPr>
     </w:p>
     <w:p>
       <w:pPr>
         <w:pStyle w:val="Titre3"/>
       </w:pPr>
       <w:r>
-        <w:t xml:space="preserve">Limiter la durée du </w:t>
-      </w:r>
-      <w:proofErr w:type="spellStart"/>
-      <w:r>
-        <w:t>token</w:t>
-      </w:r>
-      <w:proofErr w:type="spellEnd"/>
-      <w:r>
-        <w:t xml:space="preserve"> JWT actuel et implémenter un </w:t>
-      </w:r>
-      <w:proofErr w:type="spellStart"/>
-      <w:r>
-        <w:t>refresh</w:t>
-      </w:r>
-      <w:proofErr w:type="spellEnd"/>
+        <w:t>Limiter le nombre de tentatives de login (5 essais par minute par IP)</w:t>
+      </w:r>
       <w:r>
         <w:t xml:space="preserve"> </w:t>
       </w:r>
-      <w:proofErr w:type="spellStart"/>
-      <w:r>
-        <w:t>token</w:t>
-      </w:r>
-      <w:proofErr w:type="spellEnd"/>
-      <w:r>
-        <w:t xml:space="preserve"> pour rester connecté sur une longue période</w:t>
-      </w:r>
-    </w:p>
-    <w:p>
-      <w:pPr>
-        <w:pStyle w:val="Retraitcorpsdetexte3"/>
-      </w:pPr>
-    </w:p>
-    <w:p>
-      <w:pPr>
-        <w:pStyle w:val="Titre2"/>
-      </w:pPr>
-      <w:r>
-        <w:t>Liste des activités obligatoires</w:t>
-      </w:r>
-    </w:p>
-    <w:p>
-      <w:pPr>
-        <w:pStyle w:val="Retraitcorpsdetexte"/>
-      </w:pPr>
-    </w:p>
-    <w:p>
-      <w:pPr>
-        <w:pStyle w:val="Titre3"/>
-      </w:pPr>
-      <w:r>
-        <w:t>Limiter le nombre de tentatives de login (5 essais par minute par IP)pour contrer le brute-force</w:t>
+      <w:r>
+        <w:t>pour contrer le brute-force</w:t>
       </w:r>
     </w:p>
     <w:p>
@@ -2376,8 +2796,8 @@
       </w:pPr>
       <w:bookmarkStart w:id="9" w:name="_Toc165969653"/>
       <w:bookmarkStart w:id="10" w:name="_Toc228954901"/>
-      <w:bookmarkEnd w:id="3"/>
       <w:bookmarkEnd w:id="4"/>
+      <w:bookmarkEnd w:id="5"/>
       <w:r>
         <w:t>Conclusion</w:t>
       </w:r>
@@ -2386,202 +2806,72 @@
     </w:p>
     <w:p>
       <w:pPr>
-        <w:pStyle w:val="Titre2"/>
-      </w:pPr>
-      <w:bookmarkStart w:id="11" w:name="_Toc165969654"/>
-      <w:bookmarkStart w:id="12" w:name="_Toc228954902"/>
-      <w:r>
-        <w:t xml:space="preserve">Bilan des </w:t>
-      </w:r>
-      <w:bookmarkEnd w:id="11"/>
-      <w:r>
-        <w:t>fonctionnalités demandées</w:t>
-      </w:r>
-      <w:bookmarkEnd w:id="12"/>
-    </w:p>
-    <w:p>
-      <w:pPr>
         <w:pStyle w:val="Informations"/>
-        <w:numPr>
-          <w:ilvl w:val="5"/>
-          <w:numId w:val="23"/>
-        </w:numPr>
-      </w:pPr>
-      <w:r>
-        <w:t xml:space="preserve">Il s’agit de reprendre point par point les fonctionnalités décrites dans les spécifications de départ </w:t>
-      </w:r>
-      <w:r>
-        <w:t>et de définir si elles sont atteintes ou pas, et pourquoi.</w:t>
-      </w:r>
+        <w:ind w:left="0"/>
+      </w:pPr>
     </w:p>
     <w:p>
       <w:pPr>
         <w:pStyle w:val="Informations"/>
-        <w:numPr>
-          <w:ilvl w:val="5"/>
-          <w:numId w:val="23"/>
-        </w:numPr>
-      </w:pPr>
-      <w:r>
-        <w:t>Si ce n’est pas le cas, estimer</w:t>
-      </w:r>
-      <w:r>
-        <w:t xml:space="preserve"> en « % » ou en « temps supplémentaire » </w:t>
-      </w:r>
-      <w:r>
-        <w:t>le travail qu’il reste à accomplir pour terminer le tout.</w:t>
-      </w:r>
-    </w:p>
-    <w:p>
-      <w:pPr>
-        <w:pStyle w:val="Titre2"/>
-      </w:pPr>
-      <w:bookmarkStart w:id="13" w:name="_Toc165969655"/>
-      <w:bookmarkStart w:id="14" w:name="_Toc228954903"/>
-      <w:r>
-        <w:t>Bilan de la planification</w:t>
-      </w:r>
-      <w:bookmarkEnd w:id="13"/>
-      <w:bookmarkEnd w:id="14"/>
-    </w:p>
-    <w:p>
-      <w:pPr>
-        <w:pStyle w:val="Informations"/>
-        <w:numPr>
-          <w:ilvl w:val="5"/>
-          <w:numId w:val="24"/>
-        </w:numPr>
-      </w:pPr>
-      <w:r>
-        <w:t xml:space="preserve">Distinguer </w:t>
-      </w:r>
-      <w:r>
-        <w:t xml:space="preserve">et expliquer </w:t>
-      </w:r>
-      <w:r>
-        <w:t xml:space="preserve">les tâches qui ont généré des retards ou de l'avance dans la </w:t>
-      </w:r>
-      <w:r>
-        <w:t>gestion du</w:t>
-      </w:r>
-      <w:r>
-        <w:t xml:space="preserve"> projet.</w:t>
-      </w:r>
-      <w:r>
-        <w:t xml:space="preserve"> Indiquer les différence entre les planifications initiales et détaillées avec le journal de travail.</w:t>
-      </w:r>
-    </w:p>
-    <w:p>
-      <w:pPr>
-        <w:pStyle w:val="Titre2"/>
-      </w:pPr>
-      <w:bookmarkStart w:id="15" w:name="_Toc165969656"/>
-      <w:bookmarkStart w:id="16" w:name="_Toc228954904"/>
-      <w:r>
-        <w:t>Bilan personnel</w:t>
-      </w:r>
-      <w:bookmarkEnd w:id="15"/>
-      <w:bookmarkEnd w:id="16"/>
-    </w:p>
-    <w:p>
-      <w:pPr>
-        <w:pStyle w:val="Informations"/>
-        <w:numPr>
-          <w:ilvl w:val="5"/>
-          <w:numId w:val="24"/>
-        </w:numPr>
-      </w:pPr>
-      <w:r>
-        <w:t>Si c’était à refaire</w:t>
-      </w:r>
-      <w:r>
-        <w:t>:</w:t>
-      </w:r>
-    </w:p>
-    <w:p>
-      <w:pPr>
-        <w:pStyle w:val="Informations"/>
-        <w:numPr>
-          <w:ilvl w:val="6"/>
-          <w:numId w:val="24"/>
-        </w:numPr>
-      </w:pPr>
-      <w:r>
-        <w:t>Q</w:t>
-      </w:r>
-      <w:r>
-        <w:t xml:space="preserve">u’est-ce </w:t>
-      </w:r>
-      <w:r>
-        <w:t>qu’il faudrait garder</w:t>
-      </w:r>
-      <w:r>
-        <w:t> </w:t>
-      </w:r>
-      <w:r>
-        <w:t>? Les</w:t>
-      </w:r>
-      <w:r>
-        <w:t xml:space="preserve"> plus et les moins ?</w:t>
-      </w:r>
-    </w:p>
-    <w:p>
-      <w:pPr>
-        <w:pStyle w:val="Informations"/>
-        <w:numPr>
-          <w:ilvl w:val="6"/>
-          <w:numId w:val="24"/>
-        </w:numPr>
-      </w:pPr>
-      <w:r>
-        <w:t>Q</w:t>
-      </w:r>
-      <w:r>
-        <w:t xml:space="preserve">u’est-ce </w:t>
-      </w:r>
-      <w:r>
-        <w:t>qu’il faudrait gérer, réaliser ou traiter différemment ?</w:t>
-      </w:r>
-    </w:p>
-    <w:p>
-      <w:pPr>
-        <w:pStyle w:val="Informations"/>
-        <w:numPr>
-          <w:ilvl w:val="5"/>
-          <w:numId w:val="24"/>
-        </w:numPr>
-      </w:pPr>
-      <w:r>
-        <w:t>Qu’est que ce projet m’a appris ?</w:t>
-      </w:r>
-    </w:p>
-    <w:p>
-      <w:pPr>
-        <w:pStyle w:val="Informations"/>
-        <w:numPr>
-          <w:ilvl w:val="5"/>
-          <w:numId w:val="24"/>
-        </w:numPr>
-      </w:pPr>
-      <w:r>
-        <w:t>Suite à donner, améliorations souhaitables, …</w:t>
-      </w:r>
-    </w:p>
-    <w:p>
-      <w:pPr>
-        <w:pStyle w:val="Informations"/>
-        <w:numPr>
-          <w:ilvl w:val="5"/>
-          <w:numId w:val="24"/>
-        </w:numPr>
-      </w:pPr>
-      <w:r>
-        <w:t>Remerciements, signature, etc.</w:t>
+        <w:ind w:left="0"/>
+        <w:rPr>
+          <w:color w:val="auto"/>
+          <w:sz w:val="20"/>
+          <w:szCs w:val="16"/>
+        </w:rPr>
+      </w:pPr>
+      <w:r>
+        <w:rPr>
+          <w:color w:val="auto"/>
+          <w:sz w:val="20"/>
+          <w:szCs w:val="16"/>
+        </w:rPr>
+        <w:t xml:space="preserve">Pour ma conclusion j’ai trouvé ce projet intéressant car la sécurité est un domaine qui m’intéresse </w:t>
+      </w:r>
+      <w:r>
+        <w:rPr>
+          <w:color w:val="auto"/>
+          <w:sz w:val="20"/>
+          <w:szCs w:val="16"/>
+        </w:rPr>
+        <w:t xml:space="preserve">mais j’ai </w:t>
+      </w:r>
+      <w:r>
+        <w:rPr>
+          <w:color w:val="auto"/>
+          <w:sz w:val="20"/>
+          <w:szCs w:val="16"/>
+        </w:rPr>
+        <w:t>trouvé</w:t>
+      </w:r>
+      <w:r>
+        <w:rPr>
+          <w:color w:val="auto"/>
+          <w:sz w:val="20"/>
+          <w:szCs w:val="16"/>
+        </w:rPr>
+        <w:t xml:space="preserve"> </w:t>
+      </w:r>
+      <w:r>
+        <w:rPr>
+          <w:color w:val="auto"/>
+          <w:sz w:val="20"/>
+          <w:szCs w:val="16"/>
+        </w:rPr>
+        <w:t>qu’utiliser</w:t>
+      </w:r>
+      <w:r>
+        <w:rPr>
+          <w:color w:val="auto"/>
+          <w:sz w:val="20"/>
+          <w:szCs w:val="16"/>
+        </w:rPr>
+        <w:t xml:space="preserve"> express était assez embêtant car on ne l’avais jamais utiliser au paravent et que je n’aime pas beaucoup les Framework en général.</w:t>
       </w:r>
     </w:p>
     <w:sectPr>
-      <w:headerReference w:type="default" r:id="rId15"/>
-      <w:footerReference w:type="default" r:id="rId16"/>
+      <w:headerReference w:type="default" r:id="rId17"/>
+      <w:footerReference w:type="default" r:id="rId18"/>
       <w:pgSz w:w="11906" w:h="16838" w:code="9"/>
       <w:pgMar w:top="1418" w:right="1418" w:bottom="1418" w:left="1418" w:header="709" w:footer="709" w:gutter="0"/>
       <w:cols w:space="708"/>
@@ -3048,7 +3338,7 @@
               <w:noProof/>
               <w:szCs w:val="16"/>
             </w:rPr>
-            <w:t>00.00.0000 00:00</w:t>
+            <w:t>06.05.2026 11:44</w:t>
           </w:r>
           <w:r>
             <w:rPr>
@@ -3260,7 +3550,7 @@
         <v:path o:extrusionok="f" gradientshapeok="t" o:connecttype="rect"/>
         <o:lock v:ext="edit" aspectratio="t"/>
       </v:shapetype>
-      <v:shape id="_x0000_i1090" type="#_x0000_t75" style="width:12pt;height:12pt" o:bullet="t">
+      <v:shape id="_x0000_i1074" type="#_x0000_t75" style="width:11.9pt;height:11.9pt" o:bullet="t">
         <v:imagedata r:id="rId1" o:title="BD10263_"/>
       </v:shape>
     </w:pict>
@@ -4694,6 +4984,155 @@
     </w:lvl>
   </w:abstractNum>
   <w:abstractNum w:abstractNumId="21" w15:restartNumberingAfterBreak="0">
+    <w:nsid w:val="2D486A3B"/>
+    <w:multiLevelType w:val="multilevel"/>
+    <w:tmpl w:val="612073DC"/>
+    <w:lvl w:ilvl="0">
+      <w:start w:val="1"/>
+      <w:numFmt w:val="bullet"/>
+      <w:lvlText w:val=""/>
+      <w:lvlJc w:val="left"/>
+      <w:pPr>
+        <w:tabs>
+          <w:tab w:val="num" w:pos="720"/>
+        </w:tabs>
+        <w:ind w:left="720" w:hanging="360"/>
+      </w:pPr>
+      <w:rPr>
+        <w:rFonts w:ascii="Symbol" w:hAnsi="Symbol" w:hint="default"/>
+        <w:sz w:val="20"/>
+      </w:rPr>
+    </w:lvl>
+    <w:lvl w:ilvl="1" w:tentative="1">
+      <w:start w:val="1"/>
+      <w:numFmt w:val="bullet"/>
+      <w:lvlText w:val="o"/>
+      <w:lvlJc w:val="left"/>
+      <w:pPr>
+        <w:tabs>
+          <w:tab w:val="num" w:pos="1440"/>
+        </w:tabs>
+        <w:ind w:left="1440" w:hanging="360"/>
+      </w:pPr>
+      <w:rPr>
+        <w:rFonts w:ascii="Courier New" w:hAnsi="Courier New" w:hint="default"/>
+        <w:sz w:val="20"/>
+      </w:rPr>
+    </w:lvl>
+    <w:lvl w:ilvl="2" w:tentative="1">
+      <w:start w:val="1"/>
+      <w:numFmt w:val="bullet"/>
+      <w:lvlText w:val=""/>
+      <w:lvlJc w:val="left"/>
+      <w:pPr>
+        <w:tabs>
+          <w:tab w:val="num" w:pos="2160"/>
+        </w:tabs>
+        <w:ind w:left="2160" w:hanging="360"/>
+      </w:pPr>
+      <w:rPr>
+        <w:rFonts w:ascii="Wingdings" w:hAnsi="Wingdings" w:hint="default"/>
+        <w:sz w:val="20"/>
+      </w:rPr>
+    </w:lvl>
+    <w:lvl w:ilvl="3" w:tentative="1">
+      <w:start w:val="1"/>
+      <w:numFmt w:val="bullet"/>
+      <w:lvlText w:val=""/>
+      <w:lvlJc w:val="left"/>
+      <w:pPr>
+        <w:tabs>
+          <w:tab w:val="num" w:pos="2880"/>
+        </w:tabs>
+        <w:ind w:left="2880" w:hanging="360"/>
+      </w:pPr>
+      <w:rPr>
+        <w:rFonts w:ascii="Wingdings" w:hAnsi="Wingdings" w:hint="default"/>
+        <w:sz w:val="20"/>
+      </w:rPr>
+    </w:lvl>
+    <w:lvl w:ilvl="4" w:tentative="1">
+      <w:start w:val="1"/>
+      <w:numFmt w:val="bullet"/>
+      <w:lvlText w:val=""/>
+      <w:lvlJc w:val="left"/>
+      <w:pPr>
+        <w:tabs>
+          <w:tab w:val="num" w:pos="3600"/>
+        </w:tabs>
+        <w:ind w:left="3600" w:hanging="360"/>
+      </w:pPr>
+      <w:rPr>
+        <w:rFonts w:ascii="Wingdings" w:hAnsi="Wingdings" w:hint="default"/>
+        <w:sz w:val="20"/>
+      </w:rPr>
+    </w:lvl>
+    <w:lvl w:ilvl="5" w:tentative="1">
+      <w:start w:val="1"/>
+      <w:numFmt w:val="bullet"/>
+      <w:lvlText w:val=""/>
+      <w:lvlJc w:val="left"/>
+      <w:pPr>
+        <w:tabs>
+          <w:tab w:val="num" w:pos="4320"/>
+        </w:tabs>
+        <w:ind w:left="4320" w:hanging="360"/>
+      </w:pPr>
+      <w:rPr>
+        <w:rFonts w:ascii="Wingdings" w:hAnsi="Wingdings" w:hint="default"/>
+        <w:sz w:val="20"/>
+      </w:rPr>
+    </w:lvl>
+    <w:lvl w:ilvl="6" w:tentative="1">
+      <w:start w:val="1"/>
+      <w:numFmt w:val="bullet"/>
+      <w:lvlText w:val=""/>
+      <w:lvlJc w:val="left"/>
+      <w:pPr>
+        <w:tabs>
+          <w:tab w:val="num" w:pos="5040"/>
+        </w:tabs>
+        <w:ind w:left="5040" w:hanging="360"/>
+      </w:pPr>
+      <w:rPr>
+        <w:rFonts w:ascii="Wingdings" w:hAnsi="Wingdings" w:hint="default"/>
+        <w:sz w:val="20"/>
+      </w:rPr>
+    </w:lvl>
+    <w:lvl w:ilvl="7" w:tentative="1">
+      <w:start w:val="1"/>
+      <w:numFmt w:val="bullet"/>
+      <w:lvlText w:val=""/>
+      <w:lvlJc w:val="left"/>
+      <w:pPr>
+        <w:tabs>
+          <w:tab w:val="num" w:pos="5760"/>
+        </w:tabs>
+        <w:ind w:left="5760" w:hanging="360"/>
+      </w:pPr>
+      <w:rPr>
+        <w:rFonts w:ascii="Wingdings" w:hAnsi="Wingdings" w:hint="default"/>
+        <w:sz w:val="20"/>
+      </w:rPr>
+    </w:lvl>
+    <w:lvl w:ilvl="8" w:tentative="1">
+      <w:start w:val="1"/>
+      <w:numFmt w:val="bullet"/>
+      <w:lvlText w:val=""/>
+      <w:lvlJc w:val="left"/>
+      <w:pPr>
+        <w:tabs>
+          <w:tab w:val="num" w:pos="6480"/>
+        </w:tabs>
+        <w:ind w:left="6480" w:hanging="360"/>
+      </w:pPr>
+      <w:rPr>
+        <w:rFonts w:ascii="Wingdings" w:hAnsi="Wingdings" w:hint="default"/>
+        <w:sz w:val="20"/>
+      </w:rPr>
+    </w:lvl>
+  </w:abstractNum>
+  <w:abstractNum w:abstractNumId="22" w15:restartNumberingAfterBreak="0">
     <w:nsid w:val="2F2C5963"/>
     <w:multiLevelType w:val="multilevel"/>
     <w:tmpl w:val="E2569098"/>
@@ -4806,7 +5245,7 @@
       </w:pPr>
     </w:lvl>
   </w:abstractNum>
-  <w:abstractNum w:abstractNumId="22" w15:restartNumberingAfterBreak="0">
+  <w:abstractNum w:abstractNumId="23" w15:restartNumberingAfterBreak="0">
     <w:nsid w:val="36506853"/>
     <w:multiLevelType w:val="multilevel"/>
     <w:tmpl w:val="2F6EF210"/>
@@ -4919,7 +5358,7 @@
       </w:rPr>
     </w:lvl>
   </w:abstractNum>
-  <w:abstractNum w:abstractNumId="23" w15:restartNumberingAfterBreak="0">
+  <w:abstractNum w:abstractNumId="24" w15:restartNumberingAfterBreak="0">
     <w:nsid w:val="3BD16F36"/>
     <w:multiLevelType w:val="multilevel"/>
     <w:tmpl w:val="100C0021"/>
@@ -5032,7 +5471,7 @@
       </w:rPr>
     </w:lvl>
   </w:abstractNum>
-  <w:abstractNum w:abstractNumId="24" w15:restartNumberingAfterBreak="0">
+  <w:abstractNum w:abstractNumId="25" w15:restartNumberingAfterBreak="0">
     <w:nsid w:val="3C361DED"/>
     <w:multiLevelType w:val="multilevel"/>
     <w:tmpl w:val="100C0021"/>
@@ -5145,7 +5584,7 @@
       </w:rPr>
     </w:lvl>
   </w:abstractNum>
-  <w:abstractNum w:abstractNumId="25" w15:restartNumberingAfterBreak="0">
+  <w:abstractNum w:abstractNumId="26" w15:restartNumberingAfterBreak="0">
     <w:nsid w:val="3EF922F0"/>
     <w:multiLevelType w:val="multilevel"/>
     <w:tmpl w:val="100C0021"/>
@@ -5258,7 +5697,7 @@
       </w:rPr>
     </w:lvl>
   </w:abstractNum>
-  <w:abstractNum w:abstractNumId="26" w15:restartNumberingAfterBreak="0">
+  <w:abstractNum w:abstractNumId="27" w15:restartNumberingAfterBreak="0">
     <w:nsid w:val="486164F4"/>
     <w:multiLevelType w:val="multilevel"/>
     <w:tmpl w:val="100C0021"/>
@@ -5371,7 +5810,7 @@
       </w:rPr>
     </w:lvl>
   </w:abstractNum>
-  <w:abstractNum w:abstractNumId="27" w15:restartNumberingAfterBreak="0">
+  <w:abstractNum w:abstractNumId="28" w15:restartNumberingAfterBreak="0">
     <w:nsid w:val="4C4E14AC"/>
     <w:multiLevelType w:val="multilevel"/>
     <w:tmpl w:val="100C001F"/>
@@ -5457,7 +5896,7 @@
       </w:pPr>
     </w:lvl>
   </w:abstractNum>
-  <w:abstractNum w:abstractNumId="28" w15:restartNumberingAfterBreak="0">
+  <w:abstractNum w:abstractNumId="29" w15:restartNumberingAfterBreak="0">
     <w:nsid w:val="4D30734E"/>
     <w:multiLevelType w:val="multilevel"/>
     <w:tmpl w:val="100C001D"/>
@@ -5543,7 +5982,7 @@
       </w:pPr>
     </w:lvl>
   </w:abstractNum>
-  <w:abstractNum w:abstractNumId="29" w15:restartNumberingAfterBreak="0">
+  <w:abstractNum w:abstractNumId="30" w15:restartNumberingAfterBreak="0">
     <w:nsid w:val="55FE2729"/>
     <w:multiLevelType w:val="multilevel"/>
     <w:tmpl w:val="100C0023"/>
@@ -5630,7 +6069,7 @@
       </w:pPr>
     </w:lvl>
   </w:abstractNum>
-  <w:abstractNum w:abstractNumId="30" w15:restartNumberingAfterBreak="0">
+  <w:abstractNum w:abstractNumId="31" w15:restartNumberingAfterBreak="0">
     <w:nsid w:val="58933B2A"/>
     <w:multiLevelType w:val="multilevel"/>
     <w:tmpl w:val="100C0021"/>
@@ -5743,7 +6182,7 @@
       </w:rPr>
     </w:lvl>
   </w:abstractNum>
-  <w:abstractNum w:abstractNumId="31" w15:restartNumberingAfterBreak="0">
+  <w:abstractNum w:abstractNumId="32" w15:restartNumberingAfterBreak="0">
     <w:nsid w:val="5C877673"/>
     <w:multiLevelType w:val="multilevel"/>
     <w:tmpl w:val="100C0021"/>
@@ -5856,7 +6295,7 @@
       </w:rPr>
     </w:lvl>
   </w:abstractNum>
-  <w:abstractNum w:abstractNumId="32" w15:restartNumberingAfterBreak="0">
+  <w:abstractNum w:abstractNumId="33" w15:restartNumberingAfterBreak="0">
     <w:nsid w:val="5CBC53EC"/>
     <w:multiLevelType w:val="multilevel"/>
     <w:tmpl w:val="2F6EF210"/>
@@ -5969,7 +6408,7 @@
       </w:rPr>
     </w:lvl>
   </w:abstractNum>
-  <w:abstractNum w:abstractNumId="33" w15:restartNumberingAfterBreak="0">
+  <w:abstractNum w:abstractNumId="34" w15:restartNumberingAfterBreak="0">
     <w:nsid w:val="5E424682"/>
     <w:multiLevelType w:val="multilevel"/>
     <w:tmpl w:val="100C001F"/>
@@ -6055,7 +6494,7 @@
       </w:pPr>
     </w:lvl>
   </w:abstractNum>
-  <w:abstractNum w:abstractNumId="34" w15:restartNumberingAfterBreak="0">
+  <w:abstractNum w:abstractNumId="35" w15:restartNumberingAfterBreak="0">
     <w:nsid w:val="63A9062F"/>
     <w:multiLevelType w:val="multilevel"/>
     <w:tmpl w:val="DCCE794A"/>
@@ -6195,7 +6634,7 @@
       </w:rPr>
     </w:lvl>
   </w:abstractNum>
-  <w:abstractNum w:abstractNumId="35" w15:restartNumberingAfterBreak="0">
+  <w:abstractNum w:abstractNumId="36" w15:restartNumberingAfterBreak="0">
     <w:nsid w:val="643F0961"/>
     <w:multiLevelType w:val="multilevel"/>
     <w:tmpl w:val="100C0021"/>
@@ -6308,7 +6747,7 @@
       </w:rPr>
     </w:lvl>
   </w:abstractNum>
-  <w:abstractNum w:abstractNumId="36" w15:restartNumberingAfterBreak="0">
+  <w:abstractNum w:abstractNumId="37" w15:restartNumberingAfterBreak="0">
     <w:nsid w:val="67230218"/>
     <w:multiLevelType w:val="hybridMultilevel"/>
     <w:tmpl w:val="E55C8FD4"/>
@@ -6421,7 +6860,7 @@
       </w:rPr>
     </w:lvl>
   </w:abstractNum>
-  <w:abstractNum w:abstractNumId="37" w15:restartNumberingAfterBreak="0">
+  <w:abstractNum w:abstractNumId="38" w15:restartNumberingAfterBreak="0">
     <w:nsid w:val="6D6476B9"/>
     <w:multiLevelType w:val="multilevel"/>
     <w:tmpl w:val="100C0023"/>
@@ -6508,7 +6947,7 @@
       </w:pPr>
     </w:lvl>
   </w:abstractNum>
-  <w:abstractNum w:abstractNumId="38" w15:restartNumberingAfterBreak="0">
+  <w:abstractNum w:abstractNumId="39" w15:restartNumberingAfterBreak="0">
     <w:nsid w:val="70C03573"/>
     <w:multiLevelType w:val="multilevel"/>
     <w:tmpl w:val="100C0021"/>
@@ -6621,7 +7060,7 @@
       </w:rPr>
     </w:lvl>
   </w:abstractNum>
-  <w:abstractNum w:abstractNumId="39" w15:restartNumberingAfterBreak="0">
+  <w:abstractNum w:abstractNumId="40" w15:restartNumberingAfterBreak="0">
     <w:nsid w:val="79CD09A9"/>
     <w:multiLevelType w:val="multilevel"/>
     <w:tmpl w:val="100C0021"/>
@@ -6734,7 +7173,7 @@
       </w:rPr>
     </w:lvl>
   </w:abstractNum>
-  <w:abstractNum w:abstractNumId="40" w15:restartNumberingAfterBreak="0">
+  <w:abstractNum w:abstractNumId="41" w15:restartNumberingAfterBreak="0">
     <w:nsid w:val="7E7F1C51"/>
     <w:multiLevelType w:val="multilevel"/>
     <w:tmpl w:val="100C0021"/>
@@ -6857,10 +7296,10 @@
     <w:abstractNumId w:val="15"/>
   </w:num>
   <w:num w:numId="4" w16cid:durableId="875853131">
-    <w:abstractNumId w:val="34"/>
+    <w:abstractNumId w:val="35"/>
   </w:num>
   <w:num w:numId="5" w16cid:durableId="1056464738">
-    <w:abstractNumId w:val="34"/>
+    <w:abstractNumId w:val="35"/>
   </w:num>
   <w:num w:numId="6" w16cid:durableId="1510677247">
     <w:abstractNumId w:val="15"/>
@@ -6875,13 +7314,13 @@
     <w:abstractNumId w:val="15"/>
   </w:num>
   <w:num w:numId="10" w16cid:durableId="1597516510">
-    <w:abstractNumId w:val="34"/>
+    <w:abstractNumId w:val="35"/>
   </w:num>
   <w:num w:numId="11" w16cid:durableId="56631043">
     <w:abstractNumId w:val="15"/>
   </w:num>
   <w:num w:numId="12" w16cid:durableId="1109163673">
-    <w:abstractNumId w:val="21"/>
+    <w:abstractNumId w:val="22"/>
   </w:num>
   <w:num w:numId="13" w16cid:durableId="655689363">
     <w:abstractNumId w:val="20"/>
@@ -6893,28 +7332,28 @@
     <w:abstractNumId w:val="16"/>
   </w:num>
   <w:num w:numId="16" w16cid:durableId="1805417252">
-    <w:abstractNumId w:val="31"/>
+    <w:abstractNumId w:val="32"/>
   </w:num>
   <w:num w:numId="17" w16cid:durableId="428349931">
-    <w:abstractNumId w:val="26"/>
+    <w:abstractNumId w:val="27"/>
   </w:num>
   <w:num w:numId="18" w16cid:durableId="1447887055">
-    <w:abstractNumId w:val="40"/>
+    <w:abstractNumId w:val="41"/>
   </w:num>
   <w:num w:numId="19" w16cid:durableId="1814902861">
-    <w:abstractNumId w:val="38"/>
+    <w:abstractNumId w:val="39"/>
   </w:num>
   <w:num w:numId="20" w16cid:durableId="1650670080">
     <w:abstractNumId w:val="10"/>
   </w:num>
   <w:num w:numId="21" w16cid:durableId="1242718549">
-    <w:abstractNumId w:val="35"/>
+    <w:abstractNumId w:val="36"/>
   </w:num>
   <w:num w:numId="22" w16cid:durableId="1835953454">
-    <w:abstractNumId w:val="25"/>
+    <w:abstractNumId w:val="26"/>
   </w:num>
   <w:num w:numId="23" w16cid:durableId="532571636">
-    <w:abstractNumId w:val="23"/>
+    <w:abstractNumId w:val="24"/>
   </w:num>
   <w:num w:numId="24" w16cid:durableId="429736659">
     <w:abstractNumId w:val="13"/>
@@ -6926,19 +7365,19 @@
     <w:abstractNumId w:val="12"/>
   </w:num>
   <w:num w:numId="27" w16cid:durableId="1459688005">
+    <w:abstractNumId w:val="31"/>
+  </w:num>
+  <w:num w:numId="28" w16cid:durableId="379131842">
+    <w:abstractNumId w:val="34"/>
+  </w:num>
+  <w:num w:numId="29" w16cid:durableId="500968047">
+    <w:abstractNumId w:val="29"/>
+  </w:num>
+  <w:num w:numId="30" w16cid:durableId="2145193935">
     <w:abstractNumId w:val="30"/>
   </w:num>
-  <w:num w:numId="28" w16cid:durableId="379131842">
-    <w:abstractNumId w:val="33"/>
-  </w:num>
-  <w:num w:numId="29" w16cid:durableId="500968047">
-    <w:abstractNumId w:val="28"/>
-  </w:num>
-  <w:num w:numId="30" w16cid:durableId="2145193935">
-    <w:abstractNumId w:val="29"/>
-  </w:num>
   <w:num w:numId="31" w16cid:durableId="840588984">
-    <w:abstractNumId w:val="37"/>
+    <w:abstractNumId w:val="38"/>
   </w:num>
   <w:num w:numId="32" w16cid:durableId="327945504">
     <w:abstractNumId w:val="8"/>
@@ -6971,34 +7410,28 @@
     <w:abstractNumId w:val="4"/>
   </w:num>
   <w:num w:numId="42" w16cid:durableId="989333801">
-    <w:abstractNumId w:val="27"/>
+    <w:abstractNumId w:val="28"/>
   </w:num>
   <w:num w:numId="43" w16cid:durableId="826093125">
-    <w:abstractNumId w:val="24"/>
+    <w:abstractNumId w:val="25"/>
   </w:num>
   <w:num w:numId="44" w16cid:durableId="916785070">
-    <w:abstractNumId w:val="39"/>
+    <w:abstractNumId w:val="40"/>
   </w:num>
   <w:num w:numId="45" w16cid:durableId="1141462042">
     <w:abstractNumId w:val="14"/>
   </w:num>
   <w:num w:numId="46" w16cid:durableId="241113008">
-    <w:abstractNumId w:val="22"/>
+    <w:abstractNumId w:val="23"/>
   </w:num>
   <w:num w:numId="47" w16cid:durableId="2114786857">
-    <w:abstractNumId w:val="32"/>
+    <w:abstractNumId w:val="33"/>
   </w:num>
   <w:num w:numId="48" w16cid:durableId="399908171">
-    <w:abstractNumId w:val="36"/>
-    <w:lvlOverride w:ilvl="0"/>
-    <w:lvlOverride w:ilvl="1"/>
-    <w:lvlOverride w:ilvl="2"/>
-    <w:lvlOverride w:ilvl="3"/>
-    <w:lvlOverride w:ilvl="4"/>
-    <w:lvlOverride w:ilvl="5"/>
-    <w:lvlOverride w:ilvl="6"/>
-    <w:lvlOverride w:ilvl="7"/>
-    <w:lvlOverride w:ilvl="8"/>
+    <w:abstractNumId w:val="37"/>
+  </w:num>
+  <w:num w:numId="49" w16cid:durableId="541524510">
+    <w:abstractNumId w:val="21"/>
   </w:num>
   <w:numIdMacAtCleanup w:val="4"/>
 </w:numbering>
@@ -8024,6 +8457,18 @@
       <w:rFonts w:asciiTheme="majorHAnsi" w:hAnsiTheme="majorHAnsi"/>
     </w:rPr>
   </w:style>
+  <w:style w:type="character" w:styleId="Mentionnonrsolue">
+    <w:name w:val="Unresolved Mention"/>
+    <w:basedOn w:val="Policepardfaut"/>
+    <w:uiPriority w:val="99"/>
+    <w:semiHidden/>
+    <w:unhideWhenUsed/>
+    <w:rsid w:val="005B266F"/>
+    <w:rPr>
+      <w:color w:val="605E5C"/>
+      <w:shd w:val="clear" w:color="auto" w:fill="E1DFDD"/>
+    </w:rPr>
+  </w:style>
 </w:styles>
 </file>
 
@@ -8314,12 +8759,9 @@
 </file>
 
 <file path=customXml/item1.xml><?xml version="1.0" encoding="utf-8"?>
-<?mso-contentType ?>
-<FormTemplates xmlns="http://schemas.microsoft.com/sharepoint/v3/contenttype/forms">
-  <Display>DocumentLibraryForm</Display>
-  <Edit>DocumentLibraryForm</Edit>
-  <New>DocumentLibraryForm</New>
-</FormTemplates>
+<p:properties xmlns:p="http://schemas.microsoft.com/office/2006/metadata/properties" xmlns:xsi="http://www.w3.org/2001/XMLSchema-instance" xmlns:pc="http://schemas.microsoft.com/office/infopath/2007/PartnerControls">
+  <documentManagement/>
+</p:properties>
 </file>
 
 <file path=customXml/item2.xml><?xml version="1.0" encoding="utf-8"?>
@@ -8461,9 +8903,12 @@
 </file>
 
 <file path=customXml/item3.xml><?xml version="1.0" encoding="utf-8"?>
-<p:properties xmlns:p="http://schemas.microsoft.com/office/2006/metadata/properties" xmlns:xsi="http://www.w3.org/2001/XMLSchema-instance" xmlns:pc="http://schemas.microsoft.com/office/infopath/2007/PartnerControls">
-  <documentManagement/>
-</p:properties>
+<?mso-contentType ?>
+<FormTemplates xmlns="http://schemas.microsoft.com/sharepoint/v3/contenttype/forms">
+  <Display>DocumentLibraryForm</Display>
+  <Edit>DocumentLibraryForm</Edit>
+  <New>DocumentLibraryForm</New>
+</FormTemplates>
 </file>
 
 <file path=customXml/item4.xml><?xml version="1.0" encoding="utf-8"?>
@@ -8471,9 +8916,10 @@
 </file>
 
 <file path=customXml/itemProps1.xml><?xml version="1.0" encoding="utf-8"?>
-<ds:datastoreItem xmlns:ds="http://schemas.openxmlformats.org/officeDocument/2006/customXml" ds:itemID="{6C3F7A66-EDE3-46FD-83EB-3C265E5D2669}">
+<ds:datastoreItem xmlns:ds="http://schemas.openxmlformats.org/officeDocument/2006/customXml" ds:itemID="{2319CDB8-A2CD-412D-8359-13E6B4DF1FF4}">
   <ds:schemaRefs>
-    <ds:schemaRef ds:uri="http://schemas.microsoft.com/sharepoint/v3/contenttype/forms"/>
+    <ds:schemaRef ds:uri="http://schemas.microsoft.com/office/2006/metadata/properties"/>
+    <ds:schemaRef ds:uri="http://schemas.microsoft.com/office/infopath/2007/PartnerControls"/>
   </ds:schemaRefs>
 </ds:datastoreItem>
 </file>
@@ -8497,10 +8943,9 @@
 </file>
 
 <file path=customXml/itemProps3.xml><?xml version="1.0" encoding="utf-8"?>
-<ds:datastoreItem xmlns:ds="http://schemas.openxmlformats.org/officeDocument/2006/customXml" ds:itemID="{2319CDB8-A2CD-412D-8359-13E6B4DF1FF4}">
+<ds:datastoreItem xmlns:ds="http://schemas.openxmlformats.org/officeDocument/2006/customXml" ds:itemID="{6C3F7A66-EDE3-46FD-83EB-3C265E5D2669}">
   <ds:schemaRefs>
-    <ds:schemaRef ds:uri="http://schemas.microsoft.com/office/2006/metadata/properties"/>
-    <ds:schemaRef ds:uri="http://schemas.microsoft.com/office/infopath/2007/PartnerControls"/>
+    <ds:schemaRef ds:uri="http://schemas.microsoft.com/sharepoint/v3/contenttype/forms"/>
   </ds:schemaRefs>
 </ds:datastoreItem>
 </file>

--- a/Doc/Rapport secured_webshop.docx
+++ b/Doc/Rapport secured_webshop.docx
@@ -32,16 +32,13 @@
       </w:pPr>
       <w:r>
         <w:rPr>
-          <w:rFonts w:cs="Arial"/>
           <w:noProof/>
-          <w:sz w:val="22"/>
-          <w:szCs w:val="22"/>
         </w:rPr>
         <w:drawing>
-          <wp:inline distT="0" distB="0" distL="0" distR="0" wp14:anchorId="3830A9A0" wp14:editId="3DE82FF9">
-            <wp:extent cx="3134995" cy="2558415"/>
-            <wp:effectExtent l="19050" t="0" r="8255" b="0"/>
-            <wp:docPr id="3" name="Image 3"/>
+          <wp:inline distT="0" distB="0" distL="0" distR="0" wp14:anchorId="4849472F" wp14:editId="12E3C03F">
+            <wp:extent cx="5759450" cy="3051175"/>
+            <wp:effectExtent l="0" t="0" r="0" b="0"/>
+            <wp:docPr id="1985218687" name="Image 1" descr="fondo de tecnología moderna 12038278 Vector en Vecteezy"/>
             <wp:cNvGraphicFramePr>
               <a:graphicFrameLocks xmlns:a="http://schemas.openxmlformats.org/drawingml/2006/main" noChangeAspect="1"/>
             </wp:cNvGraphicFramePr>
@@ -49,13 +46,19 @@
               <a:graphicData uri="http://schemas.openxmlformats.org/drawingml/2006/picture">
                 <pic:pic xmlns:pic="http://schemas.openxmlformats.org/drawingml/2006/picture">
                   <pic:nvPicPr>
-                    <pic:cNvPr id="0" name="Picture 3"/>
+                    <pic:cNvPr id="0" name="Picture 2" descr="fondo de tecnología moderna 12038278 Vector en Vecteezy"/>
                     <pic:cNvPicPr>
                       <a:picLocks noChangeAspect="1" noChangeArrowheads="1"/>
                     </pic:cNvPicPr>
                   </pic:nvPicPr>
                   <pic:blipFill>
-                    <a:blip r:embed="rId11" cstate="print"/>
+                    <a:blip r:embed="rId11" cstate="print">
+                      <a:extLst>
+                        <a:ext uri="{28A0092B-C50C-407E-A947-70E740481C1C}">
+                          <a14:useLocalDpi xmlns:a14="http://schemas.microsoft.com/office/drawing/2010/main" val="0"/>
+                        </a:ext>
+                      </a:extLst>
+                    </a:blip>
                     <a:srcRect/>
                     <a:stretch>
                       <a:fillRect/>
@@ -64,17 +67,14 @@
                   <pic:spPr bwMode="auto">
                     <a:xfrm>
                       <a:off x="0" y="0"/>
-                      <a:ext cx="3134995" cy="2558415"/>
+                      <a:ext cx="5759450" cy="3051175"/>
                     </a:xfrm>
                     <a:prstGeom prst="rect">
                       <a:avLst/>
                     </a:prstGeom>
                     <a:noFill/>
-                    <a:ln w="9525">
+                    <a:ln>
                       <a:noFill/>
-                      <a:miter lim="800000"/>
-                      <a:headEnd/>
-                      <a:tailEnd/>
                     </a:ln>
                   </pic:spPr>
                 </pic:pic>
@@ -88,15 +88,6 @@
       <w:pPr>
         <w:jc w:val="center"/>
       </w:pPr>
-      <w:r>
-        <w:t>(</w:t>
-      </w:r>
-      <w:r>
-        <w:t>Une</w:t>
-      </w:r>
-      <w:r>
-        <w:t xml:space="preserve"> image originale représentant le projet)</w:t>
-      </w:r>
     </w:p>
     <w:p>
       <w:pPr>
@@ -211,7 +202,7 @@
         </w:rPr>
         <w:fldChar w:fldCharType="separate"/>
       </w:r>
-      <w:hyperlink w:anchor="_Toc228954888" w:history="1">
+      <w:hyperlink w:anchor="_Toc230167515" w:history="1">
         <w:r>
           <w:rPr>
             <w:rStyle w:val="Lienhypertexte"/>
@@ -259,7 +250,7 @@
             <w:noProof/>
             <w:webHidden/>
           </w:rPr>
-          <w:instrText xml:space="preserve"> PAGEREF _Toc228954888 \h </w:instrText>
+          <w:instrText xml:space="preserve"> PAGEREF _Toc230167515 \h </w:instrText>
         </w:r>
         <w:r>
           <w:rPr>
@@ -307,7 +298,7 @@
           <w14:ligatures w14:val="standardContextual"/>
         </w:rPr>
       </w:pPr>
-      <w:hyperlink w:anchor="_Toc228954889" w:history="1">
+      <w:hyperlink w:anchor="_Toc230167516" w:history="1">
         <w:r>
           <w:rPr>
             <w:rStyle w:val="Lienhypertexte"/>
@@ -353,7 +344,7 @@
             <w:noProof/>
             <w:webHidden/>
           </w:rPr>
-          <w:instrText xml:space="preserve"> PAGEREF _Toc228954889 \h </w:instrText>
+          <w:instrText xml:space="preserve"> PAGEREF _Toc230167516 \h </w:instrText>
         </w:r>
         <w:r>
           <w:rPr>
@@ -401,7 +392,7 @@
           <w14:ligatures w14:val="standardContextual"/>
         </w:rPr>
       </w:pPr>
-      <w:hyperlink w:anchor="_Toc228954890" w:history="1">
+      <w:hyperlink w:anchor="_Toc230167517" w:history="1">
         <w:r>
           <w:rPr>
             <w:rStyle w:val="Lienhypertexte"/>
@@ -447,7 +438,7 @@
             <w:noProof/>
             <w:webHidden/>
           </w:rPr>
-          <w:instrText xml:space="preserve"> PAGEREF _Toc228954890 \h </w:instrText>
+          <w:instrText xml:space="preserve"> PAGEREF _Toc230167517 \h </w:instrText>
         </w:r>
         <w:r>
           <w:rPr>
@@ -495,7 +486,7 @@
           <w14:ligatures w14:val="standardContextual"/>
         </w:rPr>
       </w:pPr>
-      <w:hyperlink w:anchor="_Toc228954891" w:history="1">
+      <w:hyperlink w:anchor="_Toc230167518" w:history="1">
         <w:r>
           <w:rPr>
             <w:rStyle w:val="Lienhypertexte"/>
@@ -541,7 +532,7 @@
             <w:noProof/>
             <w:webHidden/>
           </w:rPr>
-          <w:instrText xml:space="preserve"> PAGEREF _Toc228954891 \h </w:instrText>
+          <w:instrText xml:space="preserve"> PAGEREF _Toc230167518 \h </w:instrText>
         </w:r>
         <w:r>
           <w:rPr>
@@ -589,7 +580,7 @@
           <w14:ligatures w14:val="standardContextual"/>
         </w:rPr>
       </w:pPr>
-      <w:hyperlink w:anchor="_Toc228954892" w:history="1">
+      <w:hyperlink w:anchor="_Toc230167519" w:history="1">
         <w:r>
           <w:rPr>
             <w:rStyle w:val="Lienhypertexte"/>
@@ -635,7 +626,7 @@
             <w:noProof/>
             <w:webHidden/>
           </w:rPr>
-          <w:instrText xml:space="preserve"> PAGEREF _Toc228954892 \h </w:instrText>
+          <w:instrText xml:space="preserve"> PAGEREF _Toc230167519 \h </w:instrText>
         </w:r>
         <w:r>
           <w:rPr>
@@ -683,7 +674,7 @@
           <w14:ligatures w14:val="standardContextual"/>
         </w:rPr>
       </w:pPr>
-      <w:hyperlink w:anchor="_Toc228954893" w:history="1">
+      <w:hyperlink w:anchor="_Toc230167520" w:history="1">
         <w:r>
           <w:rPr>
             <w:rStyle w:val="Lienhypertexte"/>
@@ -708,7 +699,7 @@
             <w:rStyle w:val="Lienhypertexte"/>
             <w:noProof/>
           </w:rPr>
-          <w:t>Cahier des charges</w:t>
+          <w:t>Liste des activités obligatoires</w:t>
         </w:r>
         <w:r>
           <w:rPr>
@@ -729,7 +720,7 @@
             <w:noProof/>
             <w:webHidden/>
           </w:rPr>
-          <w:instrText xml:space="preserve"> PAGEREF _Toc228954893 \h </w:instrText>
+          <w:instrText xml:space="preserve"> PAGEREF _Toc230167520 \h </w:instrText>
         </w:r>
         <w:r>
           <w:rPr>
@@ -778,7 +769,7 @@
           <w14:ligatures w14:val="standardContextual"/>
         </w:rPr>
       </w:pPr>
-      <w:hyperlink w:anchor="_Toc228954894" w:history="1">
+      <w:hyperlink w:anchor="_Toc230167521" w:history="1">
         <w:r>
           <w:rPr>
             <w:rStyle w:val="Lienhypertexte"/>
@@ -804,7 +795,7 @@
             <w:rStyle w:val="Lienhypertexte"/>
             <w:noProof/>
           </w:rPr>
-          <w:t>Objectifs et portée du projet (objectifs SMART)</w:t>
+          <w:t>Implémenter une page de login en frontend</w:t>
         </w:r>
         <w:r>
           <w:rPr>
@@ -825,7 +816,7 @@
             <w:noProof/>
             <w:webHidden/>
           </w:rPr>
-          <w:instrText xml:space="preserve"> PAGEREF _Toc228954894 \h </w:instrText>
+          <w:instrText xml:space="preserve"> PAGEREF _Toc230167521 \h </w:instrText>
         </w:r>
         <w:r>
           <w:rPr>
@@ -874,7 +865,7 @@
           <w14:ligatures w14:val="standardContextual"/>
         </w:rPr>
       </w:pPr>
-      <w:hyperlink w:anchor="_Toc228954895" w:history="1">
+      <w:hyperlink w:anchor="_Toc230167522" w:history="1">
         <w:r>
           <w:rPr>
             <w:rStyle w:val="Lienhypertexte"/>
@@ -900,7 +891,7 @@
             <w:rStyle w:val="Lienhypertexte"/>
             <w:noProof/>
           </w:rPr>
-          <w:t>Caractéristiques des utilisateurs et impacts</w:t>
+          <w:t>Implémenter une page d’inscription en frontend</w:t>
         </w:r>
         <w:r>
           <w:rPr>
@@ -921,7 +912,7 @@
             <w:noProof/>
             <w:webHidden/>
           </w:rPr>
-          <w:instrText xml:space="preserve"> PAGEREF _Toc228954895 \h </w:instrText>
+          <w:instrText xml:space="preserve"> PAGEREF _Toc230167522 \h </w:instrText>
         </w:r>
         <w:r>
           <w:rPr>
@@ -941,7 +932,7 @@
             <w:noProof/>
             <w:webHidden/>
           </w:rPr>
-          <w:t>3</w:t>
+          <w:t>4</w:t>
         </w:r>
         <w:r>
           <w:rPr>
@@ -970,7 +961,7 @@
           <w14:ligatures w14:val="standardContextual"/>
         </w:rPr>
       </w:pPr>
-      <w:hyperlink w:anchor="_Toc228954896" w:history="1">
+      <w:hyperlink w:anchor="_Toc230167523" w:history="1">
         <w:r>
           <w:rPr>
             <w:rStyle w:val="Lienhypertexte"/>
@@ -996,7 +987,7 @@
             <w:rStyle w:val="Lienhypertexte"/>
             <w:noProof/>
           </w:rPr>
-          <w:t>Fonctionnalités requises (du point de vue de l’utilisateur)</w:t>
+          <w:t>Remplacer les mots de passes en clair dans la base par un hash</w:t>
         </w:r>
         <w:r>
           <w:rPr>
@@ -1017,7 +1008,7 @@
             <w:noProof/>
             <w:webHidden/>
           </w:rPr>
-          <w:instrText xml:space="preserve"> PAGEREF _Toc228954896 \h </w:instrText>
+          <w:instrText xml:space="preserve"> PAGEREF _Toc230167523 \h </w:instrText>
         </w:r>
         <w:r>
           <w:rPr>
@@ -1037,7 +1028,7 @@
             <w:noProof/>
             <w:webHidden/>
           </w:rPr>
-          <w:t>3</w:t>
+          <w:t>4</w:t>
         </w:r>
         <w:r>
           <w:rPr>
@@ -1066,7 +1057,7 @@
           <w14:ligatures w14:val="standardContextual"/>
         </w:rPr>
       </w:pPr>
-      <w:hyperlink w:anchor="_Toc228954897" w:history="1">
+      <w:hyperlink w:anchor="_Toc230167524" w:history="1">
         <w:r>
           <w:rPr>
             <w:rStyle w:val="Lienhypertexte"/>
@@ -1092,7 +1083,7 @@
             <w:rStyle w:val="Lienhypertexte"/>
             <w:noProof/>
           </w:rPr>
-          <w:t>Contraintes</w:t>
+          <w:t>Ajouter un sel</w:t>
         </w:r>
         <w:r>
           <w:rPr>
@@ -1113,7 +1104,7 @@
             <w:noProof/>
             <w:webHidden/>
           </w:rPr>
-          <w:instrText xml:space="preserve"> PAGEREF _Toc228954897 \h </w:instrText>
+          <w:instrText xml:space="preserve"> PAGEREF _Toc230167524 \h </w:instrText>
         </w:r>
         <w:r>
           <w:rPr>
@@ -1133,7 +1124,7 @@
             <w:noProof/>
             <w:webHidden/>
           </w:rPr>
-          <w:t>3</w:t>
+          <w:t>5</w:t>
         </w:r>
         <w:r>
           <w:rPr>
@@ -1162,7 +1153,7 @@
           <w14:ligatures w14:val="standardContextual"/>
         </w:rPr>
       </w:pPr>
-      <w:hyperlink w:anchor="_Toc228954898" w:history="1">
+      <w:hyperlink w:anchor="_Toc230167525" w:history="1">
         <w:r>
           <w:rPr>
             <w:rStyle w:val="Lienhypertexte"/>
@@ -1188,7 +1179,7 @@
             <w:rStyle w:val="Lienhypertexte"/>
             <w:noProof/>
           </w:rPr>
-          <w:t>Travail à réaliser par l'apprenti</w:t>
+          <w:t>Ajouter un poivre</w:t>
         </w:r>
         <w:r>
           <w:rPr>
@@ -1209,7 +1200,7 @@
             <w:noProof/>
             <w:webHidden/>
           </w:rPr>
-          <w:instrText xml:space="preserve"> PAGEREF _Toc228954898 \h </w:instrText>
+          <w:instrText xml:space="preserve"> PAGEREF _Toc230167525 \h </w:instrText>
         </w:r>
         <w:r>
           <w:rPr>
@@ -1229,7 +1220,7 @@
             <w:noProof/>
             <w:webHidden/>
           </w:rPr>
-          <w:t>4</w:t>
+          <w:t>5</w:t>
         </w:r>
         <w:r>
           <w:rPr>
@@ -1258,7 +1249,7 @@
           <w14:ligatures w14:val="standardContextual"/>
         </w:rPr>
       </w:pPr>
-      <w:hyperlink w:anchor="_Toc228954899" w:history="1">
+      <w:hyperlink w:anchor="_Toc230167526" w:history="1">
         <w:r>
           <w:rPr>
             <w:rStyle w:val="Lienhypertexte"/>
@@ -1284,7 +1275,7 @@
             <w:rStyle w:val="Lienhypertexte"/>
             <w:noProof/>
           </w:rPr>
-          <w:t>Si le temps le permet …</w:t>
+          <w:t>Corriger les requêtes existantes afin de prévenir l’injection SQL</w:t>
         </w:r>
         <w:r>
           <w:rPr>
@@ -1305,7 +1296,7 @@
             <w:noProof/>
             <w:webHidden/>
           </w:rPr>
-          <w:instrText xml:space="preserve"> PAGEREF _Toc228954899 \h </w:instrText>
+          <w:instrText xml:space="preserve"> PAGEREF _Toc230167526 \h </w:instrText>
         </w:r>
         <w:r>
           <w:rPr>
@@ -1325,7 +1316,7 @@
             <w:noProof/>
             <w:webHidden/>
           </w:rPr>
-          <w:t>4</w:t>
+          <w:t>5</w:t>
         </w:r>
         <w:r>
           <w:rPr>
@@ -1354,7 +1345,7 @@
           <w14:ligatures w14:val="standardContextual"/>
         </w:rPr>
       </w:pPr>
-      <w:hyperlink w:anchor="_Toc228954900" w:history="1">
+      <w:hyperlink w:anchor="_Toc230167527" w:history="1">
         <w:r>
           <w:rPr>
             <w:rStyle w:val="Lienhypertexte"/>
@@ -1380,7 +1371,7 @@
             <w:rStyle w:val="Lienhypertexte"/>
             <w:noProof/>
           </w:rPr>
-          <w:t>Méthodes de validation des solutions</w:t>
+          <w:t>Implémenter l’utilisation d’un token JWT</w:t>
         </w:r>
         <w:r>
           <w:rPr>
@@ -1401,7 +1392,7 @@
             <w:noProof/>
             <w:webHidden/>
           </w:rPr>
-          <w:instrText xml:space="preserve"> PAGEREF _Toc228954900 \h </w:instrText>
+          <w:instrText xml:space="preserve"> PAGEREF _Toc230167527 \h </w:instrText>
         </w:r>
         <w:r>
           <w:rPr>
@@ -1421,7 +1412,867 @@
             <w:noProof/>
             <w:webHidden/>
           </w:rPr>
-          <w:t>4</w:t>
+          <w:t>5</w:t>
+        </w:r>
+        <w:r>
+          <w:rPr>
+            <w:noProof/>
+            <w:webHidden/>
+          </w:rPr>
+          <w:fldChar w:fldCharType="end"/>
+        </w:r>
+      </w:hyperlink>
+    </w:p>
+    <w:p>
+      <w:pPr>
+        <w:pStyle w:val="TM3"/>
+        <w:tabs>
+          <w:tab w:val="left" w:pos="1200"/>
+          <w:tab w:val="right" w:leader="dot" w:pos="9060"/>
+        </w:tabs>
+        <w:rPr>
+          <w:rFonts w:eastAsiaTheme="minorEastAsia" w:cstheme="minorBidi"/>
+          <w:i w:val="0"/>
+          <w:iCs w:val="0"/>
+          <w:noProof/>
+          <w:kern w:val="2"/>
+          <w:sz w:val="24"/>
+          <w:szCs w:val="24"/>
+          <w14:ligatures w14:val="standardContextual"/>
+        </w:rPr>
+      </w:pPr>
+      <w:hyperlink w:anchor="_Toc230167528" w:history="1">
+        <w:r>
+          <w:rPr>
+            <w:rStyle w:val="Lienhypertexte"/>
+            <w:noProof/>
+          </w:rPr>
+          <w:t>1.5.8</w:t>
+        </w:r>
+        <w:r>
+          <w:rPr>
+            <w:rFonts w:eastAsiaTheme="minorEastAsia" w:cstheme="minorBidi"/>
+            <w:i w:val="0"/>
+            <w:iCs w:val="0"/>
+            <w:noProof/>
+            <w:kern w:val="2"/>
+            <w:sz w:val="24"/>
+            <w:szCs w:val="24"/>
+            <w14:ligatures w14:val="standardContextual"/>
+          </w:rPr>
+          <w:tab/>
+        </w:r>
+        <w:r>
+          <w:rPr>
+            <w:rStyle w:val="Lienhypertexte"/>
+            <w:noProof/>
+          </w:rPr>
+          <w:t>Ajouter les rôles administrateur et utilisateur dans le JWT et protéger les routes d’administration</w:t>
+        </w:r>
+        <w:r>
+          <w:rPr>
+            <w:noProof/>
+            <w:webHidden/>
+          </w:rPr>
+          <w:tab/>
+        </w:r>
+        <w:r>
+          <w:rPr>
+            <w:noProof/>
+            <w:webHidden/>
+          </w:rPr>
+          <w:fldChar w:fldCharType="begin"/>
+        </w:r>
+        <w:r>
+          <w:rPr>
+            <w:noProof/>
+            <w:webHidden/>
+          </w:rPr>
+          <w:instrText xml:space="preserve"> PAGEREF _Toc230167528 \h </w:instrText>
+        </w:r>
+        <w:r>
+          <w:rPr>
+            <w:noProof/>
+            <w:webHidden/>
+          </w:rPr>
+        </w:r>
+        <w:r>
+          <w:rPr>
+            <w:noProof/>
+            <w:webHidden/>
+          </w:rPr>
+          <w:fldChar w:fldCharType="separate"/>
+        </w:r>
+        <w:r>
+          <w:rPr>
+            <w:noProof/>
+            <w:webHidden/>
+          </w:rPr>
+          <w:t>6</w:t>
+        </w:r>
+        <w:r>
+          <w:rPr>
+            <w:noProof/>
+            <w:webHidden/>
+          </w:rPr>
+          <w:fldChar w:fldCharType="end"/>
+        </w:r>
+      </w:hyperlink>
+    </w:p>
+    <w:p>
+      <w:pPr>
+        <w:pStyle w:val="TM2"/>
+        <w:tabs>
+          <w:tab w:val="left" w:pos="800"/>
+          <w:tab w:val="right" w:leader="dot" w:pos="9060"/>
+        </w:tabs>
+        <w:rPr>
+          <w:rFonts w:eastAsiaTheme="minorEastAsia" w:cstheme="minorBidi"/>
+          <w:smallCaps w:val="0"/>
+          <w:noProof/>
+          <w:kern w:val="2"/>
+          <w:sz w:val="24"/>
+          <w:szCs w:val="24"/>
+          <w14:ligatures w14:val="standardContextual"/>
+        </w:rPr>
+      </w:pPr>
+      <w:hyperlink w:anchor="_Toc230167529" w:history="1">
+        <w:r>
+          <w:rPr>
+            <w:rStyle w:val="Lienhypertexte"/>
+            <w:noProof/>
+          </w:rPr>
+          <w:t>1.6</w:t>
+        </w:r>
+        <w:r>
+          <w:rPr>
+            <w:rFonts w:eastAsiaTheme="minorEastAsia" w:cstheme="minorBidi"/>
+            <w:smallCaps w:val="0"/>
+            <w:noProof/>
+            <w:kern w:val="2"/>
+            <w:sz w:val="24"/>
+            <w:szCs w:val="24"/>
+            <w14:ligatures w14:val="standardContextual"/>
+          </w:rPr>
+          <w:tab/>
+        </w:r>
+        <w:r>
+          <w:rPr>
+            <w:rStyle w:val="Lienhypertexte"/>
+            <w:noProof/>
+          </w:rPr>
+          <w:t>Liste des activités « faciles » à choix</w:t>
+        </w:r>
+        <w:r>
+          <w:rPr>
+            <w:noProof/>
+            <w:webHidden/>
+          </w:rPr>
+          <w:tab/>
+        </w:r>
+        <w:r>
+          <w:rPr>
+            <w:noProof/>
+            <w:webHidden/>
+          </w:rPr>
+          <w:fldChar w:fldCharType="begin"/>
+        </w:r>
+        <w:r>
+          <w:rPr>
+            <w:noProof/>
+            <w:webHidden/>
+          </w:rPr>
+          <w:instrText xml:space="preserve"> PAGEREF _Toc230167529 \h </w:instrText>
+        </w:r>
+        <w:r>
+          <w:rPr>
+            <w:noProof/>
+            <w:webHidden/>
+          </w:rPr>
+        </w:r>
+        <w:r>
+          <w:rPr>
+            <w:noProof/>
+            <w:webHidden/>
+          </w:rPr>
+          <w:fldChar w:fldCharType="separate"/>
+        </w:r>
+        <w:r>
+          <w:rPr>
+            <w:noProof/>
+            <w:webHidden/>
+          </w:rPr>
+          <w:t>6</w:t>
+        </w:r>
+        <w:r>
+          <w:rPr>
+            <w:noProof/>
+            <w:webHidden/>
+          </w:rPr>
+          <w:fldChar w:fldCharType="end"/>
+        </w:r>
+      </w:hyperlink>
+    </w:p>
+    <w:p>
+      <w:pPr>
+        <w:pStyle w:val="TM3"/>
+        <w:tabs>
+          <w:tab w:val="left" w:pos="1200"/>
+          <w:tab w:val="right" w:leader="dot" w:pos="9060"/>
+        </w:tabs>
+        <w:rPr>
+          <w:rFonts w:eastAsiaTheme="minorEastAsia" w:cstheme="minorBidi"/>
+          <w:i w:val="0"/>
+          <w:iCs w:val="0"/>
+          <w:noProof/>
+          <w:kern w:val="2"/>
+          <w:sz w:val="24"/>
+          <w:szCs w:val="24"/>
+          <w14:ligatures w14:val="standardContextual"/>
+        </w:rPr>
+      </w:pPr>
+      <w:hyperlink w:anchor="_Toc230167530" w:history="1">
+        <w:r>
+          <w:rPr>
+            <w:rStyle w:val="Lienhypertexte"/>
+            <w:noProof/>
+          </w:rPr>
+          <w:t>1.6.1</w:t>
+        </w:r>
+        <w:r>
+          <w:rPr>
+            <w:rFonts w:eastAsiaTheme="minorEastAsia" w:cstheme="minorBidi"/>
+            <w:i w:val="0"/>
+            <w:iCs w:val="0"/>
+            <w:noProof/>
+            <w:kern w:val="2"/>
+            <w:sz w:val="24"/>
+            <w:szCs w:val="24"/>
+            <w14:ligatures w14:val="standardContextual"/>
+          </w:rPr>
+          <w:tab/>
+        </w:r>
+        <w:r>
+          <w:rPr>
+            <w:rStyle w:val="Lienhypertexte"/>
+            <w:noProof/>
+          </w:rPr>
+          <w:t>Mettre en place le HTTPS</w:t>
+        </w:r>
+        <w:r>
+          <w:rPr>
+            <w:noProof/>
+            <w:webHidden/>
+          </w:rPr>
+          <w:tab/>
+        </w:r>
+        <w:r>
+          <w:rPr>
+            <w:noProof/>
+            <w:webHidden/>
+          </w:rPr>
+          <w:fldChar w:fldCharType="begin"/>
+        </w:r>
+        <w:r>
+          <w:rPr>
+            <w:noProof/>
+            <w:webHidden/>
+          </w:rPr>
+          <w:instrText xml:space="preserve"> PAGEREF _Toc230167530 \h </w:instrText>
+        </w:r>
+        <w:r>
+          <w:rPr>
+            <w:noProof/>
+            <w:webHidden/>
+          </w:rPr>
+        </w:r>
+        <w:r>
+          <w:rPr>
+            <w:noProof/>
+            <w:webHidden/>
+          </w:rPr>
+          <w:fldChar w:fldCharType="separate"/>
+        </w:r>
+        <w:r>
+          <w:rPr>
+            <w:noProof/>
+            <w:webHidden/>
+          </w:rPr>
+          <w:t>6</w:t>
+        </w:r>
+        <w:r>
+          <w:rPr>
+            <w:noProof/>
+            <w:webHidden/>
+          </w:rPr>
+          <w:fldChar w:fldCharType="end"/>
+        </w:r>
+      </w:hyperlink>
+    </w:p>
+    <w:p>
+      <w:pPr>
+        <w:pStyle w:val="TM3"/>
+        <w:tabs>
+          <w:tab w:val="left" w:pos="1200"/>
+          <w:tab w:val="right" w:leader="dot" w:pos="9060"/>
+        </w:tabs>
+        <w:rPr>
+          <w:rFonts w:eastAsiaTheme="minorEastAsia" w:cstheme="minorBidi"/>
+          <w:i w:val="0"/>
+          <w:iCs w:val="0"/>
+          <w:noProof/>
+          <w:kern w:val="2"/>
+          <w:sz w:val="24"/>
+          <w:szCs w:val="24"/>
+          <w14:ligatures w14:val="standardContextual"/>
+        </w:rPr>
+      </w:pPr>
+      <w:hyperlink w:anchor="_Toc230167531" w:history="1">
+        <w:r>
+          <w:rPr>
+            <w:rStyle w:val="Lienhypertexte"/>
+            <w:noProof/>
+          </w:rPr>
+          <w:t>1.6.2</w:t>
+        </w:r>
+        <w:r>
+          <w:rPr>
+            <w:rFonts w:eastAsiaTheme="minorEastAsia" w:cstheme="minorBidi"/>
+            <w:i w:val="0"/>
+            <w:iCs w:val="0"/>
+            <w:noProof/>
+            <w:kern w:val="2"/>
+            <w:sz w:val="24"/>
+            <w:szCs w:val="24"/>
+            <w14:ligatures w14:val="standardContextual"/>
+          </w:rPr>
+          <w:tab/>
+        </w:r>
+        <w:r>
+          <w:rPr>
+            <w:rStyle w:val="Lienhypertexte"/>
+            <w:noProof/>
+          </w:rPr>
+          <w:t>Mettre en place une politique de mot de passe fort</w:t>
+        </w:r>
+        <w:r>
+          <w:rPr>
+            <w:noProof/>
+            <w:webHidden/>
+          </w:rPr>
+          <w:tab/>
+        </w:r>
+        <w:r>
+          <w:rPr>
+            <w:noProof/>
+            <w:webHidden/>
+          </w:rPr>
+          <w:fldChar w:fldCharType="begin"/>
+        </w:r>
+        <w:r>
+          <w:rPr>
+            <w:noProof/>
+            <w:webHidden/>
+          </w:rPr>
+          <w:instrText xml:space="preserve"> PAGEREF _Toc230167531 \h </w:instrText>
+        </w:r>
+        <w:r>
+          <w:rPr>
+            <w:noProof/>
+            <w:webHidden/>
+          </w:rPr>
+        </w:r>
+        <w:r>
+          <w:rPr>
+            <w:noProof/>
+            <w:webHidden/>
+          </w:rPr>
+          <w:fldChar w:fldCharType="separate"/>
+        </w:r>
+        <w:r>
+          <w:rPr>
+            <w:noProof/>
+            <w:webHidden/>
+          </w:rPr>
+          <w:t>6</w:t>
+        </w:r>
+        <w:r>
+          <w:rPr>
+            <w:noProof/>
+            <w:webHidden/>
+          </w:rPr>
+          <w:fldChar w:fldCharType="end"/>
+        </w:r>
+      </w:hyperlink>
+    </w:p>
+    <w:p>
+      <w:pPr>
+        <w:pStyle w:val="TM3"/>
+        <w:tabs>
+          <w:tab w:val="left" w:pos="1200"/>
+          <w:tab w:val="right" w:leader="dot" w:pos="9060"/>
+        </w:tabs>
+        <w:rPr>
+          <w:rFonts w:eastAsiaTheme="minorEastAsia" w:cstheme="minorBidi"/>
+          <w:i w:val="0"/>
+          <w:iCs w:val="0"/>
+          <w:noProof/>
+          <w:kern w:val="2"/>
+          <w:sz w:val="24"/>
+          <w:szCs w:val="24"/>
+          <w14:ligatures w14:val="standardContextual"/>
+        </w:rPr>
+      </w:pPr>
+      <w:hyperlink w:anchor="_Toc230167532" w:history="1">
+        <w:r>
+          <w:rPr>
+            <w:rStyle w:val="Lienhypertexte"/>
+            <w:noProof/>
+          </w:rPr>
+          <w:t>1.6.3</w:t>
+        </w:r>
+        <w:r>
+          <w:rPr>
+            <w:rFonts w:eastAsiaTheme="minorEastAsia" w:cstheme="minorBidi"/>
+            <w:i w:val="0"/>
+            <w:iCs w:val="0"/>
+            <w:noProof/>
+            <w:kern w:val="2"/>
+            <w:sz w:val="24"/>
+            <w:szCs w:val="24"/>
+            <w14:ligatures w14:val="standardContextual"/>
+          </w:rPr>
+          <w:tab/>
+        </w:r>
+        <w:r>
+          <w:rPr>
+            <w:rStyle w:val="Lienhypertexte"/>
+            <w:noProof/>
+          </w:rPr>
+          <w:t>Limiter la durée du token JWT actuel et implémenter un refresh token pour rester connecté sur une longue période</w:t>
+        </w:r>
+        <w:r>
+          <w:rPr>
+            <w:noProof/>
+            <w:webHidden/>
+          </w:rPr>
+          <w:tab/>
+        </w:r>
+        <w:r>
+          <w:rPr>
+            <w:noProof/>
+            <w:webHidden/>
+          </w:rPr>
+          <w:fldChar w:fldCharType="begin"/>
+        </w:r>
+        <w:r>
+          <w:rPr>
+            <w:noProof/>
+            <w:webHidden/>
+          </w:rPr>
+          <w:instrText xml:space="preserve"> PAGEREF _Toc230167532 \h </w:instrText>
+        </w:r>
+        <w:r>
+          <w:rPr>
+            <w:noProof/>
+            <w:webHidden/>
+          </w:rPr>
+        </w:r>
+        <w:r>
+          <w:rPr>
+            <w:noProof/>
+            <w:webHidden/>
+          </w:rPr>
+          <w:fldChar w:fldCharType="separate"/>
+        </w:r>
+        <w:r>
+          <w:rPr>
+            <w:noProof/>
+            <w:webHidden/>
+          </w:rPr>
+          <w:t>6</w:t>
+        </w:r>
+        <w:r>
+          <w:rPr>
+            <w:noProof/>
+            <w:webHidden/>
+          </w:rPr>
+          <w:fldChar w:fldCharType="end"/>
+        </w:r>
+      </w:hyperlink>
+    </w:p>
+    <w:p>
+      <w:pPr>
+        <w:pStyle w:val="TM3"/>
+        <w:tabs>
+          <w:tab w:val="left" w:pos="1200"/>
+          <w:tab w:val="right" w:leader="dot" w:pos="9060"/>
+        </w:tabs>
+        <w:rPr>
+          <w:rFonts w:eastAsiaTheme="minorEastAsia" w:cstheme="minorBidi"/>
+          <w:i w:val="0"/>
+          <w:iCs w:val="0"/>
+          <w:noProof/>
+          <w:kern w:val="2"/>
+          <w:sz w:val="24"/>
+          <w:szCs w:val="24"/>
+          <w14:ligatures w14:val="standardContextual"/>
+        </w:rPr>
+      </w:pPr>
+      <w:hyperlink w:anchor="_Toc230167533" w:history="1">
+        <w:r>
+          <w:rPr>
+            <w:rStyle w:val="Lienhypertexte"/>
+            <w:noProof/>
+          </w:rPr>
+          <w:t>1.6.4</w:t>
+        </w:r>
+        <w:r>
+          <w:rPr>
+            <w:rFonts w:eastAsiaTheme="minorEastAsia" w:cstheme="minorBidi"/>
+            <w:i w:val="0"/>
+            <w:iCs w:val="0"/>
+            <w:noProof/>
+            <w:kern w:val="2"/>
+            <w:sz w:val="24"/>
+            <w:szCs w:val="24"/>
+            <w14:ligatures w14:val="standardContextual"/>
+          </w:rPr>
+          <w:tab/>
+        </w:r>
+        <w:r>
+          <w:rPr>
+            <w:rStyle w:val="Lienhypertexte"/>
+            <w:noProof/>
+          </w:rPr>
+          <w:t>Effectuer un audit des dépendances NPM</w:t>
+        </w:r>
+        <w:r>
+          <w:rPr>
+            <w:noProof/>
+            <w:webHidden/>
+          </w:rPr>
+          <w:tab/>
+        </w:r>
+        <w:r>
+          <w:rPr>
+            <w:noProof/>
+            <w:webHidden/>
+          </w:rPr>
+          <w:fldChar w:fldCharType="begin"/>
+        </w:r>
+        <w:r>
+          <w:rPr>
+            <w:noProof/>
+            <w:webHidden/>
+          </w:rPr>
+          <w:instrText xml:space="preserve"> PAGEREF _Toc230167533 \h </w:instrText>
+        </w:r>
+        <w:r>
+          <w:rPr>
+            <w:noProof/>
+            <w:webHidden/>
+          </w:rPr>
+        </w:r>
+        <w:r>
+          <w:rPr>
+            <w:noProof/>
+            <w:webHidden/>
+          </w:rPr>
+          <w:fldChar w:fldCharType="separate"/>
+        </w:r>
+        <w:r>
+          <w:rPr>
+            <w:noProof/>
+            <w:webHidden/>
+          </w:rPr>
+          <w:t>7</w:t>
+        </w:r>
+        <w:r>
+          <w:rPr>
+            <w:noProof/>
+            <w:webHidden/>
+          </w:rPr>
+          <w:fldChar w:fldCharType="end"/>
+        </w:r>
+      </w:hyperlink>
+    </w:p>
+    <w:p>
+      <w:pPr>
+        <w:pStyle w:val="TM3"/>
+        <w:tabs>
+          <w:tab w:val="left" w:pos="1200"/>
+          <w:tab w:val="right" w:leader="dot" w:pos="9060"/>
+        </w:tabs>
+        <w:rPr>
+          <w:rFonts w:eastAsiaTheme="minorEastAsia" w:cstheme="minorBidi"/>
+          <w:i w:val="0"/>
+          <w:iCs w:val="0"/>
+          <w:noProof/>
+          <w:kern w:val="2"/>
+          <w:sz w:val="24"/>
+          <w:szCs w:val="24"/>
+          <w14:ligatures w14:val="standardContextual"/>
+        </w:rPr>
+      </w:pPr>
+      <w:hyperlink w:anchor="_Toc230167534" w:history="1">
+        <w:r>
+          <w:rPr>
+            <w:rStyle w:val="Lienhypertexte"/>
+            <w:noProof/>
+          </w:rPr>
+          <w:t>1.6.5</w:t>
+        </w:r>
+        <w:r>
+          <w:rPr>
+            <w:rFonts w:eastAsiaTheme="minorEastAsia" w:cstheme="minorBidi"/>
+            <w:i w:val="0"/>
+            <w:iCs w:val="0"/>
+            <w:noProof/>
+            <w:kern w:val="2"/>
+            <w:sz w:val="24"/>
+            <w:szCs w:val="24"/>
+            <w14:ligatures w14:val="standardContextual"/>
+          </w:rPr>
+          <w:tab/>
+        </w:r>
+        <w:r>
+          <w:rPr>
+            <w:rStyle w:val="Lienhypertexte"/>
+            <w:noProof/>
+          </w:rPr>
+          <w:t>Gérer les exceptions afin de ne pas retourner trop d’information en cas d’erreur</w:t>
+        </w:r>
+        <w:r>
+          <w:rPr>
+            <w:noProof/>
+            <w:webHidden/>
+          </w:rPr>
+          <w:tab/>
+        </w:r>
+        <w:r>
+          <w:rPr>
+            <w:noProof/>
+            <w:webHidden/>
+          </w:rPr>
+          <w:fldChar w:fldCharType="begin"/>
+        </w:r>
+        <w:r>
+          <w:rPr>
+            <w:noProof/>
+            <w:webHidden/>
+          </w:rPr>
+          <w:instrText xml:space="preserve"> PAGEREF _Toc230167534 \h </w:instrText>
+        </w:r>
+        <w:r>
+          <w:rPr>
+            <w:noProof/>
+            <w:webHidden/>
+          </w:rPr>
+        </w:r>
+        <w:r>
+          <w:rPr>
+            <w:noProof/>
+            <w:webHidden/>
+          </w:rPr>
+          <w:fldChar w:fldCharType="separate"/>
+        </w:r>
+        <w:r>
+          <w:rPr>
+            <w:noProof/>
+            <w:webHidden/>
+          </w:rPr>
+          <w:t>7</w:t>
+        </w:r>
+        <w:r>
+          <w:rPr>
+            <w:noProof/>
+            <w:webHidden/>
+          </w:rPr>
+          <w:fldChar w:fldCharType="end"/>
+        </w:r>
+      </w:hyperlink>
+    </w:p>
+    <w:p>
+      <w:pPr>
+        <w:pStyle w:val="TM2"/>
+        <w:tabs>
+          <w:tab w:val="left" w:pos="800"/>
+          <w:tab w:val="right" w:leader="dot" w:pos="9060"/>
+        </w:tabs>
+        <w:rPr>
+          <w:rFonts w:eastAsiaTheme="minorEastAsia" w:cstheme="minorBidi"/>
+          <w:smallCaps w:val="0"/>
+          <w:noProof/>
+          <w:kern w:val="2"/>
+          <w:sz w:val="24"/>
+          <w:szCs w:val="24"/>
+          <w14:ligatures w14:val="standardContextual"/>
+        </w:rPr>
+      </w:pPr>
+      <w:hyperlink w:anchor="_Toc230167535" w:history="1">
+        <w:r>
+          <w:rPr>
+            <w:rStyle w:val="Lienhypertexte"/>
+            <w:noProof/>
+          </w:rPr>
+          <w:t>1.7</w:t>
+        </w:r>
+        <w:r>
+          <w:rPr>
+            <w:rFonts w:eastAsiaTheme="minorEastAsia" w:cstheme="minorBidi"/>
+            <w:smallCaps w:val="0"/>
+            <w:noProof/>
+            <w:kern w:val="2"/>
+            <w:sz w:val="24"/>
+            <w:szCs w:val="24"/>
+            <w14:ligatures w14:val="standardContextual"/>
+          </w:rPr>
+          <w:tab/>
+        </w:r>
+        <w:r>
+          <w:rPr>
+            <w:rStyle w:val="Lienhypertexte"/>
+            <w:noProof/>
+          </w:rPr>
+          <w:t>Liste des activités « moyennes » à choix</w:t>
+        </w:r>
+        <w:r>
+          <w:rPr>
+            <w:noProof/>
+            <w:webHidden/>
+          </w:rPr>
+          <w:tab/>
+        </w:r>
+        <w:r>
+          <w:rPr>
+            <w:noProof/>
+            <w:webHidden/>
+          </w:rPr>
+          <w:fldChar w:fldCharType="begin"/>
+        </w:r>
+        <w:r>
+          <w:rPr>
+            <w:noProof/>
+            <w:webHidden/>
+          </w:rPr>
+          <w:instrText xml:space="preserve"> PAGEREF _Toc230167535 \h </w:instrText>
+        </w:r>
+        <w:r>
+          <w:rPr>
+            <w:noProof/>
+            <w:webHidden/>
+          </w:rPr>
+        </w:r>
+        <w:r>
+          <w:rPr>
+            <w:noProof/>
+            <w:webHidden/>
+          </w:rPr>
+          <w:fldChar w:fldCharType="separate"/>
+        </w:r>
+        <w:r>
+          <w:rPr>
+            <w:noProof/>
+            <w:webHidden/>
+          </w:rPr>
+          <w:t>7</w:t>
+        </w:r>
+        <w:r>
+          <w:rPr>
+            <w:noProof/>
+            <w:webHidden/>
+          </w:rPr>
+          <w:fldChar w:fldCharType="end"/>
+        </w:r>
+      </w:hyperlink>
+    </w:p>
+    <w:p>
+      <w:pPr>
+        <w:pStyle w:val="TM3"/>
+        <w:tabs>
+          <w:tab w:val="left" w:pos="1200"/>
+          <w:tab w:val="right" w:leader="dot" w:pos="9060"/>
+        </w:tabs>
+        <w:rPr>
+          <w:rFonts w:eastAsiaTheme="minorEastAsia" w:cstheme="minorBidi"/>
+          <w:i w:val="0"/>
+          <w:iCs w:val="0"/>
+          <w:noProof/>
+          <w:kern w:val="2"/>
+          <w:sz w:val="24"/>
+          <w:szCs w:val="24"/>
+          <w14:ligatures w14:val="standardContextual"/>
+        </w:rPr>
+      </w:pPr>
+      <w:hyperlink w:anchor="_Toc230167536" w:history="1">
+        <w:r>
+          <w:rPr>
+            <w:rStyle w:val="Lienhypertexte"/>
+            <w:noProof/>
+          </w:rPr>
+          <w:t>1.7.1</w:t>
+        </w:r>
+        <w:r>
+          <w:rPr>
+            <w:rFonts w:eastAsiaTheme="minorEastAsia" w:cstheme="minorBidi"/>
+            <w:i w:val="0"/>
+            <w:iCs w:val="0"/>
+            <w:noProof/>
+            <w:kern w:val="2"/>
+            <w:sz w:val="24"/>
+            <w:szCs w:val="24"/>
+            <w14:ligatures w14:val="standardContextual"/>
+          </w:rPr>
+          <w:tab/>
+        </w:r>
+        <w:r>
+          <w:rPr>
+            <w:rStyle w:val="Lienhypertexte"/>
+            <w:noProof/>
+          </w:rPr>
+          <w:t>Limiter le nombre de tentatives de login (5 essais par minute par IP) pour contrer le brute-force</w:t>
+        </w:r>
+        <w:r>
+          <w:rPr>
+            <w:noProof/>
+            <w:webHidden/>
+          </w:rPr>
+          <w:tab/>
+        </w:r>
+        <w:r>
+          <w:rPr>
+            <w:noProof/>
+            <w:webHidden/>
+          </w:rPr>
+          <w:fldChar w:fldCharType="begin"/>
+        </w:r>
+        <w:r>
+          <w:rPr>
+            <w:noProof/>
+            <w:webHidden/>
+          </w:rPr>
+          <w:instrText xml:space="preserve"> PAGEREF _Toc230167536 \h </w:instrText>
+        </w:r>
+        <w:r>
+          <w:rPr>
+            <w:noProof/>
+            <w:webHidden/>
+          </w:rPr>
+        </w:r>
+        <w:r>
+          <w:rPr>
+            <w:noProof/>
+            <w:webHidden/>
+          </w:rPr>
+          <w:fldChar w:fldCharType="separate"/>
+        </w:r>
+        <w:r>
+          <w:rPr>
+            <w:noProof/>
+            <w:webHidden/>
+          </w:rPr>
+          <w:t>7</w:t>
         </w:r>
         <w:r>
           <w:rPr>
@@ -1451,7 +2302,7 @@
           <w14:ligatures w14:val="standardContextual"/>
         </w:rPr>
       </w:pPr>
-      <w:hyperlink w:anchor="_Toc228954901" w:history="1">
+      <w:hyperlink w:anchor="_Toc230167537" w:history="1">
         <w:r>
           <w:rPr>
             <w:rStyle w:val="Lienhypertexte"/>
@@ -1499,7 +2350,7 @@
             <w:noProof/>
             <w:webHidden/>
           </w:rPr>
-          <w:instrText xml:space="preserve"> PAGEREF _Toc228954901 \h </w:instrText>
+          <w:instrText xml:space="preserve"> PAGEREF _Toc230167537 \h </w:instrText>
         </w:r>
         <w:r>
           <w:rPr>
@@ -1519,289 +2370,7 @@
             <w:noProof/>
             <w:webHidden/>
           </w:rPr>
-          <w:t>4</w:t>
-        </w:r>
-        <w:r>
-          <w:rPr>
-            <w:noProof/>
-            <w:webHidden/>
-          </w:rPr>
-          <w:fldChar w:fldCharType="end"/>
-        </w:r>
-      </w:hyperlink>
-    </w:p>
-    <w:p>
-      <w:pPr>
-        <w:pStyle w:val="TM2"/>
-        <w:tabs>
-          <w:tab w:val="left" w:pos="800"/>
-          <w:tab w:val="right" w:leader="dot" w:pos="9060"/>
-        </w:tabs>
-        <w:rPr>
-          <w:rFonts w:eastAsiaTheme="minorEastAsia" w:cstheme="minorBidi"/>
-          <w:smallCaps w:val="0"/>
-          <w:noProof/>
-          <w:kern w:val="2"/>
-          <w:sz w:val="24"/>
-          <w:szCs w:val="24"/>
-          <w14:ligatures w14:val="standardContextual"/>
-        </w:rPr>
-      </w:pPr>
-      <w:hyperlink w:anchor="_Toc228954902" w:history="1">
-        <w:r>
-          <w:rPr>
-            <w:rStyle w:val="Lienhypertexte"/>
-            <w:noProof/>
-          </w:rPr>
-          <w:t>2.1</w:t>
-        </w:r>
-        <w:r>
-          <w:rPr>
-            <w:rFonts w:eastAsiaTheme="minorEastAsia" w:cstheme="minorBidi"/>
-            <w:smallCaps w:val="0"/>
-            <w:noProof/>
-            <w:kern w:val="2"/>
-            <w:sz w:val="24"/>
-            <w:szCs w:val="24"/>
-            <w14:ligatures w14:val="standardContextual"/>
-          </w:rPr>
-          <w:tab/>
-        </w:r>
-        <w:r>
-          <w:rPr>
-            <w:rStyle w:val="Lienhypertexte"/>
-            <w:noProof/>
-          </w:rPr>
-          <w:t>Bilan des fonctionnalités demandées</w:t>
-        </w:r>
-        <w:r>
-          <w:rPr>
-            <w:noProof/>
-            <w:webHidden/>
-          </w:rPr>
-          <w:tab/>
-        </w:r>
-        <w:r>
-          <w:rPr>
-            <w:noProof/>
-            <w:webHidden/>
-          </w:rPr>
-          <w:fldChar w:fldCharType="begin"/>
-        </w:r>
-        <w:r>
-          <w:rPr>
-            <w:noProof/>
-            <w:webHidden/>
-          </w:rPr>
-          <w:instrText xml:space="preserve"> PAGEREF _Toc228954902 \h </w:instrText>
-        </w:r>
-        <w:r>
-          <w:rPr>
-            <w:noProof/>
-            <w:webHidden/>
-          </w:rPr>
-        </w:r>
-        <w:r>
-          <w:rPr>
-            <w:noProof/>
-            <w:webHidden/>
-          </w:rPr>
-          <w:fldChar w:fldCharType="separate"/>
-        </w:r>
-        <w:r>
-          <w:rPr>
-            <w:noProof/>
-            <w:webHidden/>
-          </w:rPr>
-          <w:t>4</w:t>
-        </w:r>
-        <w:r>
-          <w:rPr>
-            <w:noProof/>
-            <w:webHidden/>
-          </w:rPr>
-          <w:fldChar w:fldCharType="end"/>
-        </w:r>
-      </w:hyperlink>
-    </w:p>
-    <w:p>
-      <w:pPr>
-        <w:pStyle w:val="TM2"/>
-        <w:tabs>
-          <w:tab w:val="left" w:pos="800"/>
-          <w:tab w:val="right" w:leader="dot" w:pos="9060"/>
-        </w:tabs>
-        <w:rPr>
-          <w:rFonts w:eastAsiaTheme="minorEastAsia" w:cstheme="minorBidi"/>
-          <w:smallCaps w:val="0"/>
-          <w:noProof/>
-          <w:kern w:val="2"/>
-          <w:sz w:val="24"/>
-          <w:szCs w:val="24"/>
-          <w14:ligatures w14:val="standardContextual"/>
-        </w:rPr>
-      </w:pPr>
-      <w:hyperlink w:anchor="_Toc228954903" w:history="1">
-        <w:r>
-          <w:rPr>
-            <w:rStyle w:val="Lienhypertexte"/>
-            <w:noProof/>
-          </w:rPr>
-          <w:t>2.2</w:t>
-        </w:r>
-        <w:r>
-          <w:rPr>
-            <w:rFonts w:eastAsiaTheme="minorEastAsia" w:cstheme="minorBidi"/>
-            <w:smallCaps w:val="0"/>
-            <w:noProof/>
-            <w:kern w:val="2"/>
-            <w:sz w:val="24"/>
-            <w:szCs w:val="24"/>
-            <w14:ligatures w14:val="standardContextual"/>
-          </w:rPr>
-          <w:tab/>
-        </w:r>
-        <w:r>
-          <w:rPr>
-            <w:rStyle w:val="Lienhypertexte"/>
-            <w:noProof/>
-          </w:rPr>
-          <w:t>Bilan de la planification</w:t>
-        </w:r>
-        <w:r>
-          <w:rPr>
-            <w:noProof/>
-            <w:webHidden/>
-          </w:rPr>
-          <w:tab/>
-        </w:r>
-        <w:r>
-          <w:rPr>
-            <w:noProof/>
-            <w:webHidden/>
-          </w:rPr>
-          <w:fldChar w:fldCharType="begin"/>
-        </w:r>
-        <w:r>
-          <w:rPr>
-            <w:noProof/>
-            <w:webHidden/>
-          </w:rPr>
-          <w:instrText xml:space="preserve"> PAGEREF _Toc228954903 \h </w:instrText>
-        </w:r>
-        <w:r>
-          <w:rPr>
-            <w:noProof/>
-            <w:webHidden/>
-          </w:rPr>
-        </w:r>
-        <w:r>
-          <w:rPr>
-            <w:noProof/>
-            <w:webHidden/>
-          </w:rPr>
-          <w:fldChar w:fldCharType="separate"/>
-        </w:r>
-        <w:r>
-          <w:rPr>
-            <w:noProof/>
-            <w:webHidden/>
-          </w:rPr>
-          <w:t>4</w:t>
-        </w:r>
-        <w:r>
-          <w:rPr>
-            <w:noProof/>
-            <w:webHidden/>
-          </w:rPr>
-          <w:fldChar w:fldCharType="end"/>
-        </w:r>
-      </w:hyperlink>
-    </w:p>
-    <w:p>
-      <w:pPr>
-        <w:pStyle w:val="TM2"/>
-        <w:tabs>
-          <w:tab w:val="left" w:pos="800"/>
-          <w:tab w:val="right" w:leader="dot" w:pos="9060"/>
-        </w:tabs>
-        <w:rPr>
-          <w:rFonts w:eastAsiaTheme="minorEastAsia" w:cstheme="minorBidi"/>
-          <w:smallCaps w:val="0"/>
-          <w:noProof/>
-          <w:kern w:val="2"/>
-          <w:sz w:val="24"/>
-          <w:szCs w:val="24"/>
-          <w14:ligatures w14:val="standardContextual"/>
-        </w:rPr>
-      </w:pPr>
-      <w:hyperlink w:anchor="_Toc228954904" w:history="1">
-        <w:r>
-          <w:rPr>
-            <w:rStyle w:val="Lienhypertexte"/>
-            <w:noProof/>
-          </w:rPr>
-          <w:t>2.3</w:t>
-        </w:r>
-        <w:r>
-          <w:rPr>
-            <w:rFonts w:eastAsiaTheme="minorEastAsia" w:cstheme="minorBidi"/>
-            <w:smallCaps w:val="0"/>
-            <w:noProof/>
-            <w:kern w:val="2"/>
-            <w:sz w:val="24"/>
-            <w:szCs w:val="24"/>
-            <w14:ligatures w14:val="standardContextual"/>
-          </w:rPr>
-          <w:tab/>
-        </w:r>
-        <w:r>
-          <w:rPr>
-            <w:rStyle w:val="Lienhypertexte"/>
-            <w:noProof/>
-          </w:rPr>
-          <w:t>Bilan personnel</w:t>
-        </w:r>
-        <w:r>
-          <w:rPr>
-            <w:noProof/>
-            <w:webHidden/>
-          </w:rPr>
-          <w:tab/>
-        </w:r>
-        <w:r>
-          <w:rPr>
-            <w:noProof/>
-            <w:webHidden/>
-          </w:rPr>
-          <w:fldChar w:fldCharType="begin"/>
-        </w:r>
-        <w:r>
-          <w:rPr>
-            <w:noProof/>
-            <w:webHidden/>
-          </w:rPr>
-          <w:instrText xml:space="preserve"> PAGEREF _Toc228954904 \h </w:instrText>
-        </w:r>
-        <w:r>
-          <w:rPr>
-            <w:noProof/>
-            <w:webHidden/>
-          </w:rPr>
-        </w:r>
-        <w:r>
-          <w:rPr>
-            <w:noProof/>
-            <w:webHidden/>
-          </w:rPr>
-          <w:fldChar w:fldCharType="separate"/>
-        </w:r>
-        <w:r>
-          <w:rPr>
-            <w:noProof/>
-            <w:webHidden/>
-          </w:rPr>
-          <w:t>4</w:t>
+          <w:t>8</w:t>
         </w:r>
         <w:r>
           <w:rPr>
@@ -1834,7 +2403,7 @@
       </w:pPr>
       <w:bookmarkStart w:id="0" w:name="_Toc532179955"/>
       <w:bookmarkStart w:id="1" w:name="_Toc165969637"/>
-      <w:bookmarkStart w:id="2" w:name="_Toc228954888"/>
+      <w:bookmarkStart w:id="2" w:name="_Toc230167515"/>
       <w:r>
         <w:lastRenderedPageBreak/>
         <w:t>Spécifications</w:t>
@@ -1852,9 +2421,9 @@
       <w:pPr>
         <w:pStyle w:val="Titre2"/>
       </w:pPr>
-      <w:bookmarkStart w:id="3" w:name="_Toc228954889"/>
-      <w:bookmarkStart w:id="4" w:name="_Toc532179969"/>
-      <w:bookmarkStart w:id="5" w:name="_Toc165969639"/>
+      <w:bookmarkStart w:id="3" w:name="_Toc532179969"/>
+      <w:bookmarkStart w:id="4" w:name="_Toc165969639"/>
+      <w:bookmarkStart w:id="5" w:name="_Toc230167516"/>
       <w:r>
         <w:t>T</w:t>
       </w:r>
@@ -1864,7 +2433,7 @@
       <w:r>
         <w:t>e</w:t>
       </w:r>
-      <w:bookmarkEnd w:id="3"/>
+      <w:bookmarkEnd w:id="5"/>
     </w:p>
     <w:p>
       <w:pPr>
@@ -1898,7 +2467,7 @@
       <w:pPr>
         <w:pStyle w:val="Titre2"/>
       </w:pPr>
-      <w:bookmarkStart w:id="6" w:name="_Toc228954890"/>
+      <w:bookmarkStart w:id="6" w:name="_Toc230167517"/>
       <w:r>
         <w:t>Description</w:t>
       </w:r>
@@ -1929,7 +2498,7 @@
       <w:pPr>
         <w:pStyle w:val="Titre2"/>
       </w:pPr>
-      <w:bookmarkStart w:id="7" w:name="_Toc228954891"/>
+      <w:bookmarkStart w:id="7" w:name="_Toc230167518"/>
       <w:r>
         <w:t>Matériel et logiciels à disposition</w:t>
       </w:r>
@@ -1951,7 +2520,6 @@
           <w:tab w:val="clear" w:pos="4395"/>
         </w:tabs>
       </w:pPr>
-      <w:bookmarkStart w:id="8" w:name="_Toc228954892"/>
       <w:r>
         <w:t>Un ordinateur standard de la section informatique avec Docker Desktop</w:t>
       </w:r>
@@ -1983,6 +2551,7 @@
       <w:pPr>
         <w:pStyle w:val="Titre2"/>
       </w:pPr>
+      <w:bookmarkStart w:id="8" w:name="_Toc230167519"/>
       <w:r>
         <w:t>P</w:t>
       </w:r>
@@ -2013,17 +2582,21 @@
       <w:pPr>
         <w:pStyle w:val="Titre2"/>
       </w:pPr>
+      <w:bookmarkStart w:id="9" w:name="_Toc230167520"/>
       <w:r>
         <w:t>Liste des activités obligatoires</w:t>
       </w:r>
+      <w:bookmarkEnd w:id="9"/>
     </w:p>
     <w:p>
       <w:pPr>
         <w:pStyle w:val="Titre3"/>
       </w:pPr>
+      <w:bookmarkStart w:id="10" w:name="_Toc230167521"/>
       <w:r>
         <w:t>Implémenter une page de login en frontend</w:t>
       </w:r>
+      <w:bookmarkEnd w:id="10"/>
     </w:p>
     <w:p>
       <w:pPr>
@@ -2081,7 +2654,15 @@
         <w:t>les champs</w:t>
       </w:r>
       <w:r>
-        <w:t xml:space="preserve"> ou l’on peut remplir l’email, le mot de passe et le bouton envoyer pour envoyer </w:t>
+        <w:t xml:space="preserve"> ou l’on peut remplir </w:t>
+      </w:r>
+      <w:proofErr w:type="gramStart"/>
+      <w:r>
+        <w:t>l’email</w:t>
+      </w:r>
+      <w:proofErr w:type="gramEnd"/>
+      <w:r>
+        <w:t xml:space="preserve">, le mot de passe et le bouton envoyer pour envoyer </w:t>
       </w:r>
       <w:r>
         <w:t>les saisies</w:t>
@@ -2139,13 +2720,23 @@
         <w:br/>
       </w:r>
       <w:r>
-        <w:t xml:space="preserve">J'ai ensuite codé un script pour récupérer l'email et le mot de passe dès que l'utilisateur valide le formulaire. Pour éviter que la page ne s'actualise, j'utilise </w:t>
+        <w:t xml:space="preserve">J'ai ensuite codé un script pour récupérer </w:t>
+      </w:r>
+      <w:proofErr w:type="gramStart"/>
+      <w:r>
+        <w:t>l'email</w:t>
+      </w:r>
+      <w:proofErr w:type="gramEnd"/>
+      <w:r>
+        <w:t xml:space="preserve"> et le mot de passe dès que l'utilisateur valide le formulaire. Pour éviter que la page ne s'actualise, j'utilise </w:t>
       </w:r>
       <w:proofErr w:type="spellStart"/>
+      <w:proofErr w:type="gramStart"/>
       <w:r>
         <w:t>e.preventDefault</w:t>
       </w:r>
       <w:proofErr w:type="spellEnd"/>
+      <w:proofErr w:type="gramEnd"/>
       <w:r>
         <w:t xml:space="preserve">(). Enfin, j'envoie ces informations au serveur avec </w:t>
       </w:r>
@@ -2167,15 +2758,20 @@
       <w:pPr>
         <w:pStyle w:val="Titre3"/>
       </w:pPr>
+      <w:bookmarkStart w:id="11" w:name="_Toc230167522"/>
       <w:r>
         <w:t>Implémenter une page d’inscription en frontend</w:t>
       </w:r>
+      <w:bookmarkEnd w:id="11"/>
     </w:p>
     <w:p>
       <w:pPr>
         <w:pStyle w:val="Retraitcorpsdetexte3"/>
       </w:pPr>
       <w:r>
+        <w:rPr>
+          <w:noProof/>
+        </w:rPr>
         <w:drawing>
           <wp:inline distT="0" distB="0" distL="0" distR="0" wp14:anchorId="53662318" wp14:editId="0331F709">
             <wp:extent cx="3359268" cy="3053301"/>
@@ -2245,10 +2841,12 @@
         <w:t xml:space="preserve"> précis pour que le backend puisse récupérer les données (via </w:t>
       </w:r>
       <w:proofErr w:type="spellStart"/>
+      <w:proofErr w:type="gramStart"/>
       <w:r>
         <w:t>req.body</w:t>
       </w:r>
       <w:proofErr w:type="spellEnd"/>
+      <w:proofErr w:type="gramEnd"/>
       <w:r>
         <w:t>) sans erreur.</w:t>
       </w:r>
@@ -2257,9 +2855,11 @@
       <w:pPr>
         <w:pStyle w:val="Titre3"/>
       </w:pPr>
+      <w:bookmarkStart w:id="12" w:name="_Toc230167523"/>
       <w:r>
         <w:t>Remplacer les mots de passes en clair dans la base par un hash</w:t>
       </w:r>
+      <w:bookmarkEnd w:id="12"/>
     </w:p>
     <w:p>
       <w:pPr>
@@ -2277,10 +2877,12 @@
         <w:t xml:space="preserve"> dans la fonction </w:t>
       </w:r>
       <w:proofErr w:type="spellStart"/>
+      <w:proofErr w:type="gramStart"/>
       <w:r>
         <w:t>bcrypt.hash</w:t>
       </w:r>
       <w:proofErr w:type="spellEnd"/>
+      <w:proofErr w:type="gramEnd"/>
       <w:r>
         <w:t xml:space="preserve">() pour générer une empreinte chiffrée unique que j'insère ensuite en base de données. De cette manière, même en cas de fuite, les données restent illisibles. Lors de </w:t>
       </w:r>
@@ -2289,10 +2891,12 @@
         <w:t xml:space="preserve">la connexion, il me suffit d'utiliser </w:t>
       </w:r>
       <w:proofErr w:type="spellStart"/>
+      <w:proofErr w:type="gramStart"/>
       <w:r>
         <w:t>bcrypt.compare</w:t>
       </w:r>
       <w:proofErr w:type="spellEnd"/>
+      <w:proofErr w:type="gramEnd"/>
       <w:r>
         <w:t>() pour vérifier que le mot de passe saisi correspond bien au hash stocké, garantissant ainsi une sécurité maximale sans jamais manipuler le mot de passe brut.</w:t>
       </w:r>
@@ -2307,9 +2911,11 @@
       <w:pPr>
         <w:pStyle w:val="Titre3"/>
       </w:pPr>
+      <w:bookmarkStart w:id="13" w:name="_Toc230167524"/>
       <w:r>
         <w:t>Ajouter un sel</w:t>
       </w:r>
+      <w:bookmarkEnd w:id="13"/>
     </w:p>
     <w:p>
       <w:pPr>
@@ -2319,20 +2925,18 @@
         <w:t xml:space="preserve">Pour renforcer la sécurité, j'ai utilisé un système de </w:t>
       </w:r>
       <w:r>
-        <w:rPr>
-          <w:b/>
-          <w:bCs/>
-        </w:rPr>
         <w:t>sel</w:t>
       </w:r>
       <w:r>
         <w:t xml:space="preserve"> généré automatiquement par </w:t>
       </w:r>
       <w:proofErr w:type="spellStart"/>
+      <w:proofErr w:type="gramStart"/>
       <w:r>
         <w:t>bcrypt.hash</w:t>
       </w:r>
       <w:proofErr w:type="spellEnd"/>
+      <w:proofErr w:type="gramEnd"/>
       <w:r>
         <w:t xml:space="preserve">(). L'idée est de rendre chaque hash unique : même si deux utilisateurs choisissent le même mot de passe, leurs empreintes en base de données seront totalement différentes. Comme ce sel est directement intégré dans le hash final, cela bloque les attaques par tables </w:t>
       </w:r>
@@ -2363,34 +2967,235 @@
       <w:pPr>
         <w:pStyle w:val="Titre3"/>
       </w:pPr>
+      <w:bookmarkStart w:id="14" w:name="_Toc230167525"/>
       <w:r>
         <w:t>Ajouter un poivre</w:t>
       </w:r>
+      <w:bookmarkEnd w:id="14"/>
     </w:p>
     <w:p>
       <w:pPr>
         <w:pStyle w:val="Retraitcorpsdetexte3"/>
-        <w:ind w:left="1134"/>
-      </w:pPr>
+      </w:pPr>
+      <w:r>
+        <w:drawing>
+          <wp:inline distT="0" distB="0" distL="0" distR="0" wp14:anchorId="00C00C24" wp14:editId="629E656B">
+            <wp:extent cx="3581900" cy="238158"/>
+            <wp:effectExtent l="0" t="0" r="0" b="9525"/>
+            <wp:docPr id="1184530946" name="Image 1"/>
+            <wp:cNvGraphicFramePr>
+              <a:graphicFrameLocks xmlns:a="http://schemas.openxmlformats.org/drawingml/2006/main" noChangeAspect="1"/>
+            </wp:cNvGraphicFramePr>
+            <a:graphic xmlns:a="http://schemas.openxmlformats.org/drawingml/2006/main">
+              <a:graphicData uri="http://schemas.openxmlformats.org/drawingml/2006/picture">
+                <pic:pic xmlns:pic="http://schemas.openxmlformats.org/drawingml/2006/picture">
+                  <pic:nvPicPr>
+                    <pic:cNvPr id="1184530946" name=""/>
+                    <pic:cNvPicPr/>
+                  </pic:nvPicPr>
+                  <pic:blipFill>
+                    <a:blip r:embed="rId16"/>
+                    <a:stretch>
+                      <a:fillRect/>
+                    </a:stretch>
+                  </pic:blipFill>
+                  <pic:spPr>
+                    <a:xfrm>
+                      <a:off x="0" y="0"/>
+                      <a:ext cx="3581900" cy="238158"/>
+                    </a:xfrm>
+                    <a:prstGeom prst="rect">
+                      <a:avLst/>
+                    </a:prstGeom>
+                  </pic:spPr>
+                </pic:pic>
+              </a:graphicData>
+            </a:graphic>
+          </wp:inline>
+        </w:drawing>
+      </w:r>
+    </w:p>
+    <w:p>
+      <w:pPr>
+        <w:pStyle w:val="Retraitcorpsdetexte3"/>
+      </w:pPr>
+      <w:r>
+        <w:drawing>
+          <wp:inline distT="0" distB="0" distL="0" distR="0" wp14:anchorId="2D138D73" wp14:editId="622636F0">
+            <wp:extent cx="2067213" cy="200053"/>
+            <wp:effectExtent l="0" t="0" r="0" b="9525"/>
+            <wp:docPr id="1212708578" name="Image 1"/>
+            <wp:cNvGraphicFramePr>
+              <a:graphicFrameLocks xmlns:a="http://schemas.openxmlformats.org/drawingml/2006/main" noChangeAspect="1"/>
+            </wp:cNvGraphicFramePr>
+            <a:graphic xmlns:a="http://schemas.openxmlformats.org/drawingml/2006/main">
+              <a:graphicData uri="http://schemas.openxmlformats.org/drawingml/2006/picture">
+                <pic:pic xmlns:pic="http://schemas.openxmlformats.org/drawingml/2006/picture">
+                  <pic:nvPicPr>
+                    <pic:cNvPr id="1212708578" name=""/>
+                    <pic:cNvPicPr/>
+                  </pic:nvPicPr>
+                  <pic:blipFill>
+                    <a:blip r:embed="rId17"/>
+                    <a:stretch>
+                      <a:fillRect/>
+                    </a:stretch>
+                  </pic:blipFill>
+                  <pic:spPr>
+                    <a:xfrm>
+                      <a:off x="0" y="0"/>
+                      <a:ext cx="2067213" cy="200053"/>
+                    </a:xfrm>
+                    <a:prstGeom prst="rect">
+                      <a:avLst/>
+                    </a:prstGeom>
+                  </pic:spPr>
+                </pic:pic>
+              </a:graphicData>
+            </a:graphic>
+          </wp:inline>
+        </w:drawing>
+      </w:r>
+    </w:p>
+    <w:p>
+      <w:pPr>
+        <w:pStyle w:val="Retraitcorpsdetexte3"/>
+      </w:pPr>
+      <w:r>
+        <w:t xml:space="preserve">J’ai créé le poivre dans </w:t>
+      </w:r>
+      <w:proofErr w:type="gramStart"/>
+      <w:r>
+        <w:t>le .</w:t>
+      </w:r>
+      <w:proofErr w:type="spellStart"/>
+      <w:r>
+        <w:t>env</w:t>
+      </w:r>
+      <w:proofErr w:type="spellEnd"/>
+      <w:proofErr w:type="gramEnd"/>
+      <w:r>
+        <w:t xml:space="preserve"> puis je l’ai ajouter au mot de passe avant le hash</w:t>
+      </w:r>
+      <w:r>
+        <w:t>.</w:t>
+      </w:r>
     </w:p>
     <w:p>
       <w:pPr>
         <w:pStyle w:val="Titre3"/>
       </w:pPr>
+      <w:bookmarkStart w:id="15" w:name="_Toc230167526"/>
       <w:r>
         <w:t>Corriger les requêtes existantes afin de prévenir l’injection SQL</w:t>
       </w:r>
+      <w:bookmarkEnd w:id="15"/>
     </w:p>
     <w:p>
       <w:pPr>
         <w:pStyle w:val="Retraitcorpsdetexte3"/>
-        <w:ind w:left="0"/>
-      </w:pPr>
+      </w:pPr>
+      <w:r>
+        <w:drawing>
+          <wp:inline distT="0" distB="0" distL="0" distR="0" wp14:anchorId="678E700E" wp14:editId="5E6DADB7">
+            <wp:extent cx="3991532" cy="266737"/>
+            <wp:effectExtent l="0" t="0" r="9525" b="0"/>
+            <wp:docPr id="1632036114" name="Image 1"/>
+            <wp:cNvGraphicFramePr>
+              <a:graphicFrameLocks xmlns:a="http://schemas.openxmlformats.org/drawingml/2006/main" noChangeAspect="1"/>
+            </wp:cNvGraphicFramePr>
+            <a:graphic xmlns:a="http://schemas.openxmlformats.org/drawingml/2006/main">
+              <a:graphicData uri="http://schemas.openxmlformats.org/drawingml/2006/picture">
+                <pic:pic xmlns:pic="http://schemas.openxmlformats.org/drawingml/2006/picture">
+                  <pic:nvPicPr>
+                    <pic:cNvPr id="1632036114" name=""/>
+                    <pic:cNvPicPr/>
+                  </pic:nvPicPr>
+                  <pic:blipFill>
+                    <a:blip r:embed="rId18"/>
+                    <a:stretch>
+                      <a:fillRect/>
+                    </a:stretch>
+                  </pic:blipFill>
+                  <pic:spPr>
+                    <a:xfrm>
+                      <a:off x="0" y="0"/>
+                      <a:ext cx="3991532" cy="266737"/>
+                    </a:xfrm>
+                    <a:prstGeom prst="rect">
+                      <a:avLst/>
+                    </a:prstGeom>
+                  </pic:spPr>
+                </pic:pic>
+              </a:graphicData>
+            </a:graphic>
+          </wp:inline>
+        </w:drawing>
+      </w:r>
+    </w:p>
+    <w:p>
+      <w:pPr>
+        <w:pStyle w:val="Retraitcorpsdetexte3"/>
+      </w:pPr>
+      <w:r>
+        <w:drawing>
+          <wp:inline distT="0" distB="0" distL="0" distR="0" wp14:anchorId="61287621" wp14:editId="6848BBCF">
+            <wp:extent cx="5229955" cy="190527"/>
+            <wp:effectExtent l="0" t="0" r="0" b="0"/>
+            <wp:docPr id="1320766739" name="Image 1"/>
+            <wp:cNvGraphicFramePr>
+              <a:graphicFrameLocks xmlns:a="http://schemas.openxmlformats.org/drawingml/2006/main" noChangeAspect="1"/>
+            </wp:cNvGraphicFramePr>
+            <a:graphic xmlns:a="http://schemas.openxmlformats.org/drawingml/2006/main">
+              <a:graphicData uri="http://schemas.openxmlformats.org/drawingml/2006/picture">
+                <pic:pic xmlns:pic="http://schemas.openxmlformats.org/drawingml/2006/picture">
+                  <pic:nvPicPr>
+                    <pic:cNvPr id="1320766739" name=""/>
+                    <pic:cNvPicPr/>
+                  </pic:nvPicPr>
+                  <pic:blipFill>
+                    <a:blip r:embed="rId19"/>
+                    <a:stretch>
+                      <a:fillRect/>
+                    </a:stretch>
+                  </pic:blipFill>
+                  <pic:spPr>
+                    <a:xfrm>
+                      <a:off x="0" y="0"/>
+                      <a:ext cx="5229955" cy="190527"/>
+                    </a:xfrm>
+                    <a:prstGeom prst="rect">
+                      <a:avLst/>
+                    </a:prstGeom>
+                  </pic:spPr>
+                </pic:pic>
+              </a:graphicData>
+            </a:graphic>
+          </wp:inline>
+        </w:drawing>
+      </w:r>
+    </w:p>
+    <w:p>
+      <w:pPr>
+        <w:pStyle w:val="Retraitcorpsdetexte3"/>
+      </w:pPr>
+      <w:r>
+        <w:t xml:space="preserve">Pour prévenir l’injection </w:t>
+      </w:r>
+      <w:proofErr w:type="spellStart"/>
+      <w:r>
+        <w:t>sql</w:t>
+      </w:r>
+      <w:proofErr w:type="spellEnd"/>
+      <w:r>
+        <w:t xml:space="preserve"> j’ai mis les = ? qui permet de traiter l’entrer en chaine de charactère et non pas comme du code exécutable.</w:t>
+      </w:r>
     </w:p>
     <w:p>
       <w:pPr>
         <w:pStyle w:val="Titre3"/>
       </w:pPr>
+      <w:bookmarkStart w:id="16" w:name="_Toc230167527"/>
       <w:r>
         <w:t xml:space="preserve">Implémenter l’utilisation d’un </w:t>
       </w:r>
@@ -2402,30 +3207,455 @@
       <w:r>
         <w:t xml:space="preserve"> JWT</w:t>
       </w:r>
+      <w:bookmarkEnd w:id="16"/>
+    </w:p>
+    <w:p>
+      <w:pPr>
+        <w:pStyle w:val="NormalWeb"/>
+        <w:ind w:left="1814"/>
+        <w:rPr>
+          <w:rFonts w:asciiTheme="minorHAnsi" w:hAnsiTheme="minorHAnsi"/>
+          <w:sz w:val="20"/>
+          <w:szCs w:val="16"/>
+        </w:rPr>
+      </w:pPr>
+      <w:r>
+        <w:rPr>
+          <w:rFonts w:asciiTheme="minorHAnsi" w:hAnsiTheme="minorHAnsi"/>
+          <w:sz w:val="20"/>
+          <w:szCs w:val="16"/>
+        </w:rPr>
+        <w:t xml:space="preserve">Pour sécuriser l’API, </w:t>
+      </w:r>
+      <w:r>
+        <w:rPr>
+          <w:rFonts w:asciiTheme="minorHAnsi" w:hAnsiTheme="minorHAnsi"/>
+          <w:sz w:val="20"/>
+          <w:szCs w:val="16"/>
+        </w:rPr>
+        <w:t>j’ai</w:t>
+      </w:r>
+      <w:r>
+        <w:rPr>
+          <w:rFonts w:asciiTheme="minorHAnsi" w:hAnsiTheme="minorHAnsi"/>
+          <w:sz w:val="20"/>
+          <w:szCs w:val="16"/>
+        </w:rPr>
+        <w:t xml:space="preserve"> implémente la bibliothèque </w:t>
+      </w:r>
+      <w:proofErr w:type="spellStart"/>
+      <w:r>
+        <w:rPr>
+          <w:rFonts w:asciiTheme="minorHAnsi" w:hAnsiTheme="minorHAnsi"/>
+          <w:sz w:val="20"/>
+          <w:szCs w:val="16"/>
+        </w:rPr>
+        <w:t>jsonwebtoken</w:t>
+      </w:r>
+      <w:proofErr w:type="spellEnd"/>
+      <w:r>
+        <w:rPr>
+          <w:rFonts w:asciiTheme="minorHAnsi" w:hAnsiTheme="minorHAnsi"/>
+          <w:sz w:val="20"/>
+          <w:szCs w:val="16"/>
+        </w:rPr>
+        <w:t xml:space="preserve"> afin de gérer l’authentification de manière totalement décentralisée et éviter de stocker des sessions sur le </w:t>
+      </w:r>
+      <w:proofErr w:type="spellStart"/>
+      <w:proofErr w:type="gramStart"/>
+      <w:r>
+        <w:rPr>
+          <w:rFonts w:asciiTheme="minorHAnsi" w:hAnsiTheme="minorHAnsi"/>
+          <w:sz w:val="20"/>
+          <w:szCs w:val="16"/>
+        </w:rPr>
+        <w:t>serveur.Au</w:t>
+      </w:r>
+      <w:proofErr w:type="spellEnd"/>
+      <w:proofErr w:type="gramEnd"/>
+      <w:r>
+        <w:rPr>
+          <w:rFonts w:asciiTheme="minorHAnsi" w:hAnsiTheme="minorHAnsi"/>
+          <w:sz w:val="20"/>
+          <w:szCs w:val="16"/>
+        </w:rPr>
+        <w:t xml:space="preserve"> moment du </w:t>
+      </w:r>
+      <w:r>
+        <w:rPr>
+          <w:rFonts w:asciiTheme="minorHAnsi" w:hAnsiTheme="minorHAnsi"/>
+          <w:szCs w:val="16"/>
+        </w:rPr>
+        <w:t>login()</w:t>
+      </w:r>
+      <w:r>
+        <w:rPr>
+          <w:rFonts w:asciiTheme="minorHAnsi" w:hAnsiTheme="minorHAnsi"/>
+          <w:sz w:val="20"/>
+          <w:szCs w:val="16"/>
+        </w:rPr>
+        <w:t xml:space="preserve">, une fois le mot de passe validé, le contrôleur construit un </w:t>
+      </w:r>
+      <w:proofErr w:type="spellStart"/>
+      <w:r>
+        <w:rPr>
+          <w:rFonts w:asciiTheme="minorHAnsi" w:hAnsiTheme="minorHAnsi"/>
+          <w:sz w:val="20"/>
+          <w:szCs w:val="16"/>
+        </w:rPr>
+        <w:t>payload</w:t>
+      </w:r>
+      <w:proofErr w:type="spellEnd"/>
+      <w:r>
+        <w:rPr>
+          <w:rFonts w:asciiTheme="minorHAnsi" w:hAnsiTheme="minorHAnsi"/>
+          <w:sz w:val="20"/>
+          <w:szCs w:val="16"/>
+        </w:rPr>
+        <w:t xml:space="preserve"> contenant </w:t>
+      </w:r>
+      <w:proofErr w:type="spellStart"/>
+      <w:r>
+        <w:rPr>
+          <w:rFonts w:asciiTheme="minorHAnsi" w:hAnsiTheme="minorHAnsi"/>
+          <w:sz w:val="20"/>
+          <w:szCs w:val="16"/>
+        </w:rPr>
+        <w:t>l'id</w:t>
+      </w:r>
+      <w:proofErr w:type="spellEnd"/>
+      <w:r>
+        <w:rPr>
+          <w:rFonts w:asciiTheme="minorHAnsi" w:hAnsiTheme="minorHAnsi"/>
+          <w:sz w:val="20"/>
+          <w:szCs w:val="16"/>
+        </w:rPr>
+        <w:t xml:space="preserve">, l'email et le rôle du user, puis génère le jeton via </w:t>
+      </w:r>
+      <w:proofErr w:type="spellStart"/>
+      <w:r>
+        <w:rPr>
+          <w:rFonts w:asciiTheme="minorHAnsi" w:hAnsiTheme="minorHAnsi"/>
+          <w:sz w:val="20"/>
+          <w:szCs w:val="16"/>
+        </w:rPr>
+        <w:t>jwt.sign</w:t>
+      </w:r>
+      <w:proofErr w:type="spellEnd"/>
+      <w:r>
+        <w:rPr>
+          <w:rFonts w:asciiTheme="minorHAnsi" w:hAnsiTheme="minorHAnsi"/>
+          <w:sz w:val="20"/>
+          <w:szCs w:val="16"/>
+        </w:rPr>
+        <w:t xml:space="preserve">(). Ce </w:t>
+      </w:r>
+      <w:proofErr w:type="spellStart"/>
+      <w:r>
+        <w:rPr>
+          <w:rFonts w:asciiTheme="minorHAnsi" w:hAnsiTheme="minorHAnsi"/>
+          <w:sz w:val="20"/>
+          <w:szCs w:val="16"/>
+        </w:rPr>
+        <w:t>token</w:t>
+      </w:r>
+      <w:proofErr w:type="spellEnd"/>
+      <w:r>
+        <w:rPr>
+          <w:rFonts w:asciiTheme="minorHAnsi" w:hAnsiTheme="minorHAnsi"/>
+          <w:sz w:val="20"/>
+          <w:szCs w:val="16"/>
+        </w:rPr>
+        <w:t xml:space="preserve"> est signé avec une clé secrète stockée dans </w:t>
+      </w:r>
+      <w:proofErr w:type="spellStart"/>
+      <w:r>
+        <w:rPr>
+          <w:rFonts w:asciiTheme="minorHAnsi" w:hAnsiTheme="minorHAnsi"/>
+          <w:sz w:val="20"/>
+          <w:szCs w:val="16"/>
+        </w:rPr>
+        <w:t>process.env.JWT_SECRET</w:t>
+      </w:r>
+      <w:proofErr w:type="spellEnd"/>
+      <w:r>
+        <w:rPr>
+          <w:rFonts w:asciiTheme="minorHAnsi" w:hAnsiTheme="minorHAnsi"/>
+          <w:sz w:val="20"/>
+          <w:szCs w:val="16"/>
+        </w:rPr>
+        <w:t xml:space="preserve">, ce qui garantit que personne ne peut falsifier les données côté client. Pour sécuriser les accès, le middleware </w:t>
+      </w:r>
+      <w:proofErr w:type="spellStart"/>
+      <w:proofErr w:type="gramStart"/>
+      <w:r>
+        <w:rPr>
+          <w:rFonts w:asciiTheme="minorHAnsi" w:hAnsiTheme="minorHAnsi"/>
+          <w:sz w:val="20"/>
+          <w:szCs w:val="16"/>
+        </w:rPr>
+        <w:t>verifyToken</w:t>
+      </w:r>
+      <w:proofErr w:type="spellEnd"/>
+      <w:r>
+        <w:rPr>
+          <w:rFonts w:asciiTheme="minorHAnsi" w:hAnsiTheme="minorHAnsi"/>
+          <w:sz w:val="20"/>
+          <w:szCs w:val="16"/>
+        </w:rPr>
+        <w:t>(</w:t>
+      </w:r>
+      <w:proofErr w:type="gramEnd"/>
+      <w:r>
+        <w:rPr>
+          <w:rFonts w:asciiTheme="minorHAnsi" w:hAnsiTheme="minorHAnsi"/>
+          <w:sz w:val="20"/>
+          <w:szCs w:val="16"/>
+        </w:rPr>
+        <w:t xml:space="preserve">) intercepte les requêtes sur les routes protégées (comme sur le profil ou le panel admin), extrait le jeton du header </w:t>
+      </w:r>
+      <w:proofErr w:type="spellStart"/>
+      <w:r>
+        <w:rPr>
+          <w:rFonts w:asciiTheme="minorHAnsi" w:hAnsiTheme="minorHAnsi"/>
+          <w:sz w:val="20"/>
+          <w:szCs w:val="16"/>
+        </w:rPr>
+        <w:t>Authorization</w:t>
+      </w:r>
+      <w:proofErr w:type="spellEnd"/>
+      <w:r>
+        <w:rPr>
+          <w:rFonts w:asciiTheme="minorHAnsi" w:hAnsiTheme="minorHAnsi"/>
+          <w:sz w:val="20"/>
+          <w:szCs w:val="16"/>
+        </w:rPr>
+        <w:t xml:space="preserve">: </w:t>
+      </w:r>
+      <w:proofErr w:type="spellStart"/>
+      <w:r>
+        <w:rPr>
+          <w:rFonts w:asciiTheme="minorHAnsi" w:hAnsiTheme="minorHAnsi"/>
+          <w:sz w:val="20"/>
+          <w:szCs w:val="16"/>
+        </w:rPr>
+        <w:t>Bearer</w:t>
+      </w:r>
+      <w:proofErr w:type="spellEnd"/>
+      <w:r>
+        <w:rPr>
+          <w:rFonts w:asciiTheme="minorHAnsi" w:hAnsiTheme="minorHAnsi"/>
+          <w:sz w:val="20"/>
+          <w:szCs w:val="16"/>
+        </w:rPr>
+        <w:t xml:space="preserve"> et le valide avec </w:t>
+      </w:r>
+      <w:proofErr w:type="spellStart"/>
+      <w:r>
+        <w:rPr>
+          <w:rFonts w:asciiTheme="minorHAnsi" w:hAnsiTheme="minorHAnsi"/>
+          <w:sz w:val="20"/>
+          <w:szCs w:val="16"/>
+        </w:rPr>
+        <w:t>jwt.verify</w:t>
+      </w:r>
+      <w:proofErr w:type="spellEnd"/>
+      <w:r>
+        <w:rPr>
+          <w:rFonts w:asciiTheme="minorHAnsi" w:hAnsiTheme="minorHAnsi"/>
+          <w:sz w:val="20"/>
+          <w:szCs w:val="16"/>
+        </w:rPr>
+        <w:t xml:space="preserve">(). Si la signature est bonne, le contenu décodé est directement injecté dans </w:t>
+      </w:r>
+      <w:proofErr w:type="spellStart"/>
+      <w:r>
+        <w:rPr>
+          <w:rFonts w:asciiTheme="minorHAnsi" w:hAnsiTheme="minorHAnsi"/>
+          <w:sz w:val="20"/>
+          <w:szCs w:val="16"/>
+        </w:rPr>
+        <w:t>req.user</w:t>
+      </w:r>
+      <w:proofErr w:type="spellEnd"/>
+      <w:r>
+        <w:rPr>
+          <w:rFonts w:asciiTheme="minorHAnsi" w:hAnsiTheme="minorHAnsi"/>
+          <w:sz w:val="20"/>
+          <w:szCs w:val="16"/>
+        </w:rPr>
+        <w:t>, ce qui permet aux contrôleurs suivants de savoir instantanément quel utilisateur fait la requête et d'agir en conséquence.</w:t>
+      </w:r>
+    </w:p>
+    <w:p>
+      <w:pPr>
+        <w:rPr>
+          <w:szCs w:val="16"/>
+        </w:rPr>
+      </w:pPr>
+      <w:r>
+        <w:br w:type="page"/>
+      </w:r>
+    </w:p>
+    <w:p>
+      <w:pPr>
+        <w:pStyle w:val="Retraitcorpsdetexte3"/>
+      </w:pPr>
     </w:p>
     <w:p>
       <w:pPr>
         <w:pStyle w:val="Titre3"/>
       </w:pPr>
+      <w:bookmarkStart w:id="17" w:name="_Toc230167528"/>
       <w:r>
         <w:t>Ajouter les rôles administrateur et utilisateur dans le JWT et protéger les routes d’administration</w:t>
       </w:r>
+      <w:bookmarkEnd w:id="17"/>
     </w:p>
     <w:p>
       <w:pPr>
         <w:pStyle w:val="Retraitcorpsdetexte3"/>
       </w:pPr>
+      <w:r>
+        <w:t xml:space="preserve">Pour gérer les accès, </w:t>
+      </w:r>
+      <w:r>
+        <w:t>j’ai</w:t>
+      </w:r>
+      <w:r>
+        <w:t xml:space="preserve"> intègre directement le rôle du user dans le </w:t>
+      </w:r>
+      <w:proofErr w:type="spellStart"/>
+      <w:r>
+        <w:t>payload</w:t>
+      </w:r>
+      <w:proofErr w:type="spellEnd"/>
+      <w:r>
+        <w:t xml:space="preserve"> du JWT (id, email, </w:t>
+      </w:r>
+      <w:proofErr w:type="spellStart"/>
+      <w:r>
+        <w:t>role</w:t>
+      </w:r>
+      <w:proofErr w:type="spellEnd"/>
+      <w:r>
+        <w:t xml:space="preserve">) dès le </w:t>
+      </w:r>
+      <w:proofErr w:type="gramStart"/>
+      <w:r>
+        <w:t>login(</w:t>
+      </w:r>
+      <w:proofErr w:type="gramEnd"/>
+      <w:r>
+        <w:t>), ce qui évite de retaper dans la base de données après.</w:t>
+      </w:r>
+    </w:p>
+    <w:p>
+      <w:pPr>
+        <w:pStyle w:val="Retraitcorpsdetexte3"/>
+      </w:pPr>
+      <w:r>
+        <w:t>La protection des routes sensibles se fait en combinant deux middlewares dans auth.js :</w:t>
+      </w:r>
+    </w:p>
+    <w:p>
+      <w:pPr>
+        <w:pStyle w:val="Retraitcorpsdetexte3"/>
+        <w:numPr>
+          <w:ilvl w:val="0"/>
+          <w:numId w:val="50"/>
+        </w:numPr>
+      </w:pPr>
+      <w:proofErr w:type="spellStart"/>
+      <w:proofErr w:type="gramStart"/>
+      <w:r>
+        <w:t>verifyToken</w:t>
+      </w:r>
+      <w:proofErr w:type="spellEnd"/>
+      <w:r>
+        <w:t>(</w:t>
+      </w:r>
+      <w:proofErr w:type="gramEnd"/>
+      <w:r>
+        <w:t xml:space="preserve">) : Valide le jeton et injecte son contenu dans </w:t>
+      </w:r>
+      <w:proofErr w:type="spellStart"/>
+      <w:r>
+        <w:t>req.user</w:t>
+      </w:r>
+      <w:proofErr w:type="spellEnd"/>
+      <w:r>
+        <w:t>.</w:t>
+      </w:r>
+    </w:p>
+    <w:p>
+      <w:pPr>
+        <w:pStyle w:val="Retraitcorpsdetexte3"/>
+        <w:numPr>
+          <w:ilvl w:val="0"/>
+          <w:numId w:val="50"/>
+        </w:numPr>
+      </w:pPr>
+      <w:proofErr w:type="spellStart"/>
+      <w:proofErr w:type="gramStart"/>
+      <w:r>
+        <w:t>isAdmin</w:t>
+      </w:r>
+      <w:proofErr w:type="spellEnd"/>
+      <w:r>
+        <w:t>(</w:t>
+      </w:r>
+      <w:proofErr w:type="gramEnd"/>
+      <w:r>
+        <w:t xml:space="preserve">) : Vérifie que </w:t>
+      </w:r>
+      <w:proofErr w:type="spellStart"/>
+      <w:r>
+        <w:t>req.user.role</w:t>
+      </w:r>
+      <w:proofErr w:type="spellEnd"/>
+      <w:r>
+        <w:t xml:space="preserve"> vaut bien "admin" (passé en minuscules pour la sécurité).</w:t>
+      </w:r>
+    </w:p>
+    <w:p>
+      <w:pPr>
+        <w:pStyle w:val="Retraitcorpsdetexte3"/>
+      </w:pPr>
+      <w:r>
+        <w:t>Si l'un des deux verrous saute, la route (comme GET /</w:t>
+      </w:r>
+      <w:proofErr w:type="spellStart"/>
+      <w:r>
+        <w:t>users</w:t>
+      </w:r>
+      <w:proofErr w:type="spellEnd"/>
+      <w:r>
+        <w:t>) renvoie un accès refusé. En gros, il suffit de mettre un user en "admin" dans la base de données pour que son prochain JWT lui ouvre automatiquement les droits.</w:t>
+      </w:r>
+    </w:p>
+    <w:p>
+      <w:pPr>
+        <w:pStyle w:val="Retraitcorpsdetexte3"/>
+      </w:pPr>
+    </w:p>
+    <w:p>
+      <w:pPr>
+        <w:pStyle w:val="Retraitcorpsdetexte3"/>
+      </w:pPr>
     </w:p>
     <w:p>
       <w:pPr>
         <w:pStyle w:val="Titre2"/>
       </w:pPr>
+      <w:bookmarkStart w:id="18" w:name="_Toc230167529"/>
       <w:r>
         <w:t xml:space="preserve">Liste des activités </w:t>
       </w:r>
       <w:r>
         <w:t>« faciles » à choix</w:t>
       </w:r>
+      <w:bookmarkEnd w:id="18"/>
     </w:p>
     <w:p>
       <w:pPr>
@@ -2436,30 +3666,167 @@
       <w:pPr>
         <w:pStyle w:val="Titre3"/>
       </w:pPr>
+      <w:bookmarkStart w:id="19" w:name="_Toc230167530"/>
       <w:r>
         <w:t>Mettre en place le HTTPS</w:t>
       </w:r>
+      <w:bookmarkEnd w:id="19"/>
+    </w:p>
+    <w:p>
+      <w:pPr>
+        <w:pStyle w:val="NormalWeb"/>
+        <w:ind w:left="1814"/>
+        <w:rPr>
+          <w:rFonts w:asciiTheme="minorHAnsi" w:hAnsiTheme="minorHAnsi"/>
+          <w:sz w:val="20"/>
+          <w:szCs w:val="16"/>
+        </w:rPr>
+      </w:pPr>
+      <w:r>
+        <w:rPr>
+          <w:rFonts w:asciiTheme="minorHAnsi" w:hAnsiTheme="minorHAnsi"/>
+          <w:sz w:val="20"/>
+          <w:szCs w:val="16"/>
+        </w:rPr>
+        <w:t xml:space="preserve">J’ai </w:t>
+      </w:r>
+      <w:r>
+        <w:rPr>
+          <w:rFonts w:asciiTheme="minorHAnsi" w:hAnsiTheme="minorHAnsi"/>
+          <w:sz w:val="20"/>
+          <w:szCs w:val="16"/>
+        </w:rPr>
+        <w:t>intégré</w:t>
+      </w:r>
+      <w:r>
+        <w:rPr>
+          <w:rFonts w:asciiTheme="minorHAnsi" w:hAnsiTheme="minorHAnsi"/>
+          <w:sz w:val="20"/>
+          <w:szCs w:val="16"/>
+        </w:rPr>
+        <w:t xml:space="preserve"> HTTPS directement dans server.js via les modules natifs https et </w:t>
+      </w:r>
+      <w:proofErr w:type="spellStart"/>
+      <w:r>
+        <w:rPr>
+          <w:rFonts w:asciiTheme="minorHAnsi" w:hAnsiTheme="minorHAnsi"/>
+          <w:sz w:val="20"/>
+          <w:szCs w:val="16"/>
+        </w:rPr>
+        <w:t>fs</w:t>
+      </w:r>
+      <w:proofErr w:type="spellEnd"/>
+      <w:r>
+        <w:rPr>
+          <w:rFonts w:asciiTheme="minorHAnsi" w:hAnsiTheme="minorHAnsi"/>
+          <w:sz w:val="20"/>
+          <w:szCs w:val="16"/>
+        </w:rPr>
+        <w:t xml:space="preserve"> pour chiffrer les échanges en </w:t>
+      </w:r>
+      <w:proofErr w:type="spellStart"/>
+      <w:proofErr w:type="gramStart"/>
+      <w:r>
+        <w:rPr>
+          <w:rFonts w:asciiTheme="minorHAnsi" w:hAnsiTheme="minorHAnsi"/>
+          <w:sz w:val="20"/>
+          <w:szCs w:val="16"/>
+        </w:rPr>
+        <w:t>local.Le</w:t>
+      </w:r>
+      <w:proofErr w:type="spellEnd"/>
+      <w:proofErr w:type="gramEnd"/>
+      <w:r>
+        <w:rPr>
+          <w:rFonts w:asciiTheme="minorHAnsi" w:hAnsiTheme="minorHAnsi"/>
+          <w:sz w:val="20"/>
+          <w:szCs w:val="16"/>
+        </w:rPr>
+        <w:t xml:space="preserve"> serveur charge les fichiers de certificat (localhost+1-key.pem et localhost+1.pem) avec </w:t>
+      </w:r>
+      <w:proofErr w:type="spellStart"/>
+      <w:r>
+        <w:rPr>
+          <w:rFonts w:asciiTheme="minorHAnsi" w:hAnsiTheme="minorHAnsi"/>
+          <w:sz w:val="20"/>
+          <w:szCs w:val="16"/>
+        </w:rPr>
+        <w:t>fs.readFileSync</w:t>
+      </w:r>
+      <w:proofErr w:type="spellEnd"/>
+      <w:r>
+        <w:rPr>
+          <w:rFonts w:asciiTheme="minorHAnsi" w:hAnsiTheme="minorHAnsi"/>
+          <w:sz w:val="20"/>
+          <w:szCs w:val="16"/>
+        </w:rPr>
+        <w:t xml:space="preserve">(), puis encapsule l'application Express dans </w:t>
+      </w:r>
+      <w:proofErr w:type="spellStart"/>
+      <w:r>
+        <w:rPr>
+          <w:rFonts w:asciiTheme="minorHAnsi" w:hAnsiTheme="minorHAnsi"/>
+          <w:sz w:val="20"/>
+          <w:szCs w:val="16"/>
+        </w:rPr>
+        <w:t>https.createServer</w:t>
+      </w:r>
+      <w:proofErr w:type="spellEnd"/>
+      <w:r>
+        <w:rPr>
+          <w:rFonts w:asciiTheme="minorHAnsi" w:hAnsiTheme="minorHAnsi"/>
+          <w:sz w:val="20"/>
+          <w:szCs w:val="16"/>
+        </w:rPr>
+        <w:t xml:space="preserve">(). Du coup, l'API écoute sur https://localhost:8080 et toutes les requêtes sont </w:t>
+      </w:r>
+      <w:proofErr w:type="spellStart"/>
+      <w:proofErr w:type="gramStart"/>
+      <w:r>
+        <w:rPr>
+          <w:rFonts w:asciiTheme="minorHAnsi" w:hAnsiTheme="minorHAnsi"/>
+          <w:sz w:val="20"/>
+          <w:szCs w:val="16"/>
+        </w:rPr>
+        <w:t>sécurisées.C'est</w:t>
+      </w:r>
+      <w:proofErr w:type="spellEnd"/>
+      <w:proofErr w:type="gramEnd"/>
+      <w:r>
+        <w:rPr>
+          <w:rFonts w:asciiTheme="minorHAnsi" w:hAnsiTheme="minorHAnsi"/>
+          <w:sz w:val="20"/>
+          <w:szCs w:val="16"/>
+        </w:rPr>
+        <w:t xml:space="preserve"> une config de dev locale (le certificat doit être présent à la racine pour que ça tourne), et si on veut forcer la redirection HTTP vers HTTPS plus tard, il faudra juste lancer un petit serveur HTTP en parallèle pour rediriger les flux.</w:t>
+      </w:r>
     </w:p>
     <w:p>
       <w:pPr>
         <w:pStyle w:val="Titre3"/>
       </w:pPr>
+      <w:bookmarkStart w:id="20" w:name="_Toc230167531"/>
       <w:r>
         <w:t>Mettre en place une politique de mot de passe fort</w:t>
       </w:r>
+      <w:bookmarkEnd w:id="20"/>
     </w:p>
     <w:p>
       <w:pPr>
         <w:pStyle w:val="Retraitcorpsdetexte3"/>
       </w:pPr>
       <w:r>
-        <w:t>j'ai intégré un script de validation en temps réel. Ce dernier analyse la complexité du mot de passe (longueur, chiffres, caractères spéciaux) et met à jour dynamiquement une barre de force colorée. Cela permet de guider l'utilisateur pour qu'il choisisse un compte sécurisé avant même de valider le formulaire.</w:t>
+        <w:t>J’ai</w:t>
+      </w:r>
+      <w:r>
+        <w:t xml:space="preserve"> intégré un script de validation en temps réel. Ce dernier analyse la complexité du mot de passe (longueur, chiffres, caractères spéciaux) et met à jour dynamiquement une barre de force colorée. Cela permet de guider l'utilisateur pour qu'il choisisse un compte sécurisé avant même de valider le formulaire.</w:t>
       </w:r>
     </w:p>
     <w:p>
       <w:pPr>
         <w:pStyle w:val="Titre3"/>
       </w:pPr>
+      <w:bookmarkStart w:id="21" w:name="_Toc230167532"/>
       <w:r>
         <w:t xml:space="preserve">Limiter la durée du </w:t>
       </w:r>
@@ -2487,20 +3854,281 @@
       <w:r>
         <w:t xml:space="preserve"> pour rester connecté sur une longue période</w:t>
       </w:r>
+      <w:bookmarkEnd w:id="21"/>
+    </w:p>
+    <w:p>
+      <w:pPr>
+        <w:pStyle w:val="NormalWeb"/>
+        <w:ind w:left="1814"/>
+        <w:rPr>
+          <w:rFonts w:asciiTheme="minorHAnsi" w:hAnsiTheme="minorHAnsi"/>
+          <w:sz w:val="20"/>
+          <w:szCs w:val="16"/>
+        </w:rPr>
+      </w:pPr>
+      <w:r>
+        <w:rPr>
+          <w:rFonts w:asciiTheme="minorHAnsi" w:hAnsiTheme="minorHAnsi"/>
+          <w:sz w:val="20"/>
+          <w:szCs w:val="16"/>
+        </w:rPr>
+        <w:t xml:space="preserve">Pour blinder la sécurité, </w:t>
+      </w:r>
+      <w:r>
+        <w:rPr>
+          <w:rFonts w:asciiTheme="minorHAnsi" w:hAnsiTheme="minorHAnsi"/>
+          <w:sz w:val="20"/>
+          <w:szCs w:val="16"/>
+        </w:rPr>
+        <w:t>j’ai</w:t>
+      </w:r>
+      <w:r>
+        <w:rPr>
+          <w:rFonts w:asciiTheme="minorHAnsi" w:hAnsiTheme="minorHAnsi"/>
+          <w:sz w:val="20"/>
+          <w:szCs w:val="16"/>
+        </w:rPr>
+        <w:t xml:space="preserve"> sépare l'authentification en deux jetons distincts dès le </w:t>
+      </w:r>
+      <w:proofErr w:type="gramStart"/>
+      <w:r>
+        <w:rPr>
+          <w:rFonts w:asciiTheme="minorHAnsi" w:hAnsiTheme="minorHAnsi"/>
+          <w:sz w:val="20"/>
+          <w:szCs w:val="16"/>
+        </w:rPr>
+        <w:t>login(</w:t>
+      </w:r>
+      <w:proofErr w:type="gramEnd"/>
+      <w:r>
+        <w:rPr>
+          <w:rFonts w:asciiTheme="minorHAnsi" w:hAnsiTheme="minorHAnsi"/>
+          <w:sz w:val="20"/>
+          <w:szCs w:val="16"/>
+        </w:rPr>
+        <w:t xml:space="preserve">) : un Access </w:t>
+      </w:r>
+      <w:proofErr w:type="spellStart"/>
+      <w:r>
+        <w:rPr>
+          <w:rFonts w:asciiTheme="minorHAnsi" w:hAnsiTheme="minorHAnsi"/>
+          <w:sz w:val="20"/>
+          <w:szCs w:val="16"/>
+        </w:rPr>
+        <w:t>Token</w:t>
+      </w:r>
+      <w:proofErr w:type="spellEnd"/>
+      <w:r>
+        <w:rPr>
+          <w:rFonts w:asciiTheme="minorHAnsi" w:hAnsiTheme="minorHAnsi"/>
+          <w:sz w:val="20"/>
+          <w:szCs w:val="16"/>
+        </w:rPr>
+        <w:t xml:space="preserve"> éphémère (ex: 10 secondes via </w:t>
+      </w:r>
+      <w:proofErr w:type="spellStart"/>
+      <w:r>
+        <w:rPr>
+          <w:rFonts w:asciiTheme="minorHAnsi" w:hAnsiTheme="minorHAnsi"/>
+          <w:sz w:val="20"/>
+          <w:szCs w:val="16"/>
+        </w:rPr>
+        <w:t>expiresIn</w:t>
+      </w:r>
+      <w:proofErr w:type="spellEnd"/>
+      <w:r>
+        <w:rPr>
+          <w:rFonts w:asciiTheme="minorHAnsi" w:hAnsiTheme="minorHAnsi"/>
+          <w:sz w:val="20"/>
+          <w:szCs w:val="16"/>
+        </w:rPr>
+        <w:t xml:space="preserve">) pour valider les requêtes courantes, et un </w:t>
+      </w:r>
+      <w:proofErr w:type="spellStart"/>
+      <w:r>
+        <w:rPr>
+          <w:rFonts w:asciiTheme="minorHAnsi" w:hAnsiTheme="minorHAnsi"/>
+          <w:sz w:val="20"/>
+          <w:szCs w:val="16"/>
+        </w:rPr>
+        <w:t>Refresh</w:t>
+      </w:r>
+      <w:proofErr w:type="spellEnd"/>
+      <w:r>
+        <w:rPr>
+          <w:rFonts w:asciiTheme="minorHAnsi" w:hAnsiTheme="minorHAnsi"/>
+          <w:sz w:val="20"/>
+          <w:szCs w:val="16"/>
+        </w:rPr>
+        <w:t xml:space="preserve"> </w:t>
+      </w:r>
+      <w:proofErr w:type="spellStart"/>
+      <w:r>
+        <w:rPr>
+          <w:rFonts w:asciiTheme="minorHAnsi" w:hAnsiTheme="minorHAnsi"/>
+          <w:sz w:val="20"/>
+          <w:szCs w:val="16"/>
+        </w:rPr>
+        <w:t>Token</w:t>
+      </w:r>
+      <w:proofErr w:type="spellEnd"/>
+      <w:r>
+        <w:rPr>
+          <w:rFonts w:asciiTheme="minorHAnsi" w:hAnsiTheme="minorHAnsi"/>
+          <w:sz w:val="20"/>
+          <w:szCs w:val="16"/>
+        </w:rPr>
+        <w:t xml:space="preserve"> persistant (7 jours) stocké directement en base de données.</w:t>
+      </w:r>
+      <w:r>
+        <w:rPr>
+          <w:rFonts w:asciiTheme="minorHAnsi" w:hAnsiTheme="minorHAnsi"/>
+          <w:sz w:val="20"/>
+          <w:szCs w:val="16"/>
+        </w:rPr>
+        <w:t xml:space="preserve"> </w:t>
+      </w:r>
+      <w:r>
+        <w:rPr>
+          <w:rFonts w:asciiTheme="minorHAnsi" w:hAnsiTheme="minorHAnsi"/>
+          <w:sz w:val="20"/>
+          <w:szCs w:val="16"/>
+        </w:rPr>
+        <w:t xml:space="preserve">Dès que l'Access </w:t>
+      </w:r>
+      <w:proofErr w:type="spellStart"/>
+      <w:r>
+        <w:rPr>
+          <w:rFonts w:asciiTheme="minorHAnsi" w:hAnsiTheme="minorHAnsi"/>
+          <w:sz w:val="20"/>
+          <w:szCs w:val="16"/>
+        </w:rPr>
+        <w:t>Token</w:t>
+      </w:r>
+      <w:proofErr w:type="spellEnd"/>
+      <w:r>
+        <w:rPr>
+          <w:rFonts w:asciiTheme="minorHAnsi" w:hAnsiTheme="minorHAnsi"/>
+          <w:sz w:val="20"/>
+          <w:szCs w:val="16"/>
+        </w:rPr>
+        <w:t xml:space="preserve"> expire, le front appelle </w:t>
+      </w:r>
+      <w:proofErr w:type="spellStart"/>
+      <w:r>
+        <w:rPr>
+          <w:rFonts w:asciiTheme="minorHAnsi" w:hAnsiTheme="minorHAnsi"/>
+          <w:sz w:val="20"/>
+          <w:szCs w:val="16"/>
+        </w:rPr>
+        <w:t>l'endpoint</w:t>
+      </w:r>
+      <w:proofErr w:type="spellEnd"/>
+      <w:r>
+        <w:rPr>
+          <w:rFonts w:asciiTheme="minorHAnsi" w:hAnsiTheme="minorHAnsi"/>
+          <w:sz w:val="20"/>
+          <w:szCs w:val="16"/>
+        </w:rPr>
+        <w:t xml:space="preserve"> /api/</w:t>
+      </w:r>
+      <w:proofErr w:type="spellStart"/>
+      <w:r>
+        <w:rPr>
+          <w:rFonts w:asciiTheme="minorHAnsi" w:hAnsiTheme="minorHAnsi"/>
+          <w:sz w:val="20"/>
+          <w:szCs w:val="16"/>
+        </w:rPr>
+        <w:t>auth</w:t>
+      </w:r>
+      <w:proofErr w:type="spellEnd"/>
+      <w:r>
+        <w:rPr>
+          <w:rFonts w:asciiTheme="minorHAnsi" w:hAnsiTheme="minorHAnsi"/>
+          <w:sz w:val="20"/>
+          <w:szCs w:val="16"/>
+        </w:rPr>
+        <w:t>/</w:t>
+      </w:r>
+      <w:proofErr w:type="spellStart"/>
+      <w:r>
+        <w:rPr>
+          <w:rFonts w:asciiTheme="minorHAnsi" w:hAnsiTheme="minorHAnsi"/>
+          <w:sz w:val="20"/>
+          <w:szCs w:val="16"/>
+        </w:rPr>
+        <w:t>refresh</w:t>
+      </w:r>
+      <w:proofErr w:type="spellEnd"/>
+      <w:r>
+        <w:rPr>
+          <w:rFonts w:asciiTheme="minorHAnsi" w:hAnsiTheme="minorHAnsi"/>
+          <w:sz w:val="20"/>
+          <w:szCs w:val="16"/>
+        </w:rPr>
+        <w:t xml:space="preserve">. Le serveur vérifie la présence du </w:t>
+      </w:r>
+      <w:proofErr w:type="spellStart"/>
+      <w:r>
+        <w:rPr>
+          <w:rFonts w:asciiTheme="minorHAnsi" w:hAnsiTheme="minorHAnsi"/>
+          <w:sz w:val="20"/>
+          <w:szCs w:val="16"/>
+        </w:rPr>
+        <w:t>Refresh</w:t>
+      </w:r>
+      <w:proofErr w:type="spellEnd"/>
+      <w:r>
+        <w:rPr>
+          <w:rFonts w:asciiTheme="minorHAnsi" w:hAnsiTheme="minorHAnsi"/>
+          <w:sz w:val="20"/>
+          <w:szCs w:val="16"/>
+        </w:rPr>
+        <w:t xml:space="preserve"> </w:t>
+      </w:r>
+      <w:proofErr w:type="spellStart"/>
+      <w:r>
+        <w:rPr>
+          <w:rFonts w:asciiTheme="minorHAnsi" w:hAnsiTheme="minorHAnsi"/>
+          <w:sz w:val="20"/>
+          <w:szCs w:val="16"/>
+        </w:rPr>
+        <w:t>Token</w:t>
+      </w:r>
+      <w:proofErr w:type="spellEnd"/>
+      <w:r>
+        <w:rPr>
+          <w:rFonts w:asciiTheme="minorHAnsi" w:hAnsiTheme="minorHAnsi"/>
+          <w:sz w:val="20"/>
+          <w:szCs w:val="16"/>
+        </w:rPr>
+        <w:t xml:space="preserve"> en base via un SELECT, valide sa signature cryptographique, et renvoie un jeton d'accès tout neuf.</w:t>
+      </w:r>
+    </w:p>
+    <w:p>
+      <w:pPr>
+        <w:pStyle w:val="Retraitcorpsdetexte3"/>
+      </w:pPr>
     </w:p>
     <w:p>
       <w:pPr>
         <w:pStyle w:val="Titre3"/>
       </w:pPr>
-      <w:r>
+      <w:bookmarkStart w:id="22" w:name="_Toc230167533"/>
+      <w:r>
+        <w:lastRenderedPageBreak/>
         <w:t>Effectuer un audit des dépendances NPM</w:t>
       </w:r>
+      <w:bookmarkEnd w:id="22"/>
     </w:p>
     <w:p>
       <w:pPr>
         <w:pStyle w:val="Retraitcorpsdetexte3"/>
       </w:pPr>
       <w:r>
+        <w:rPr>
+          <w:noProof/>
+        </w:rPr>
         <w:drawing>
           <wp:inline distT="0" distB="0" distL="0" distR="0" wp14:anchorId="231FA6AB" wp14:editId="24414F85">
             <wp:extent cx="4389120" cy="1001028"/>
@@ -2517,7 +4145,7 @@
                     <pic:cNvPicPr/>
                   </pic:nvPicPr>
                   <pic:blipFill>
-                    <a:blip r:embed="rId16"/>
+                    <a:blip r:embed="rId20"/>
                     <a:stretch>
                       <a:fillRect/>
                     </a:stretch>
@@ -2581,7 +4209,6 @@
           <w:b/>
           <w:bCs/>
         </w:rPr>
-        <w:lastRenderedPageBreak/>
         <w:t>Ajouts :</w:t>
       </w:r>
       <w:r>
@@ -2718,7 +4345,15 @@
         <w:t>Vulnérabilité :</w:t>
       </w:r>
       <w:r>
-        <w:t xml:space="preserve"> 0 vulnérabilité on été trouver après l’audit fix</w:t>
+        <w:t xml:space="preserve"> 0 vulnérabilité </w:t>
+      </w:r>
+      <w:proofErr w:type="gramStart"/>
+      <w:r>
+        <w:t>on</w:t>
+      </w:r>
+      <w:proofErr w:type="gramEnd"/>
+      <w:r>
+        <w:t xml:space="preserve"> été trouver après l’audit fix</w:t>
       </w:r>
     </w:p>
     <w:p>
@@ -2730,14 +4365,45 @@
       <w:pPr>
         <w:pStyle w:val="Titre3"/>
       </w:pPr>
+      <w:bookmarkStart w:id="23" w:name="_Toc230167534"/>
       <w:r>
         <w:t>Gérer les exceptions afin de ne pas retourner trop d’information en cas d’erreur</w:t>
       </w:r>
+      <w:bookmarkEnd w:id="23"/>
     </w:p>
     <w:p>
       <w:pPr>
         <w:pStyle w:val="Retraitcorpsdetexte3"/>
       </w:pPr>
+      <w:r>
+        <w:t xml:space="preserve">Pour éviter les fuites d'infos en cas de bug, </w:t>
+      </w:r>
+      <w:r>
+        <w:t>j’ai</w:t>
+      </w:r>
+      <w:r>
+        <w:t xml:space="preserve"> </w:t>
+      </w:r>
+      <w:r>
+        <w:t>séparé</w:t>
+      </w:r>
+      <w:r>
+        <w:t xml:space="preserve"> complètement les logs du serveur et les réponses de l'API. Au lieu d'afficher une grosse erreur technique, l'API renvoie des messages tout simples et flous comme "Erreur serveur" ou "Identifiants incorrects". Ça permet de cacher la structure de </w:t>
+      </w:r>
+      <w:r>
+        <w:t>l</w:t>
+      </w:r>
+      <w:r>
+        <w:t xml:space="preserve">a base et d'empêcher les hackers de tester des </w:t>
+      </w:r>
+      <w:proofErr w:type="gramStart"/>
+      <w:r>
+        <w:t>emails</w:t>
+      </w:r>
+      <w:proofErr w:type="gramEnd"/>
+      <w:r>
+        <w:t>.</w:t>
+      </w:r>
     </w:p>
     <w:p>
       <w:pPr>
@@ -2748,12 +4414,14 @@
       <w:pPr>
         <w:pStyle w:val="Titre2"/>
       </w:pPr>
+      <w:bookmarkStart w:id="24" w:name="_Toc230167535"/>
       <w:r>
         <w:t>Liste des activités</w:t>
       </w:r>
       <w:r>
         <w:t xml:space="preserve"> « moyennes » à choix</w:t>
       </w:r>
+      <w:bookmarkEnd w:id="24"/>
     </w:p>
     <w:p>
       <w:pPr>
@@ -2764,6 +4432,7 @@
       <w:pPr>
         <w:pStyle w:val="Titre3"/>
       </w:pPr>
+      <w:bookmarkStart w:id="25" w:name="_Toc230167536"/>
       <w:r>
         <w:t>Limiter le nombre de tentatives de login (5 essais par minute par IP)</w:t>
       </w:r>
@@ -2773,6 +4442,52 @@
       <w:r>
         <w:t>pour contrer le brute-force</w:t>
       </w:r>
+      <w:bookmarkEnd w:id="25"/>
+    </w:p>
+    <w:p>
+      <w:pPr>
+        <w:pStyle w:val="Retraitcorpsdetexte3"/>
+      </w:pPr>
+      <w:r>
+        <w:t xml:space="preserve">Pour bloquer les attaques par </w:t>
+      </w:r>
+      <w:r>
+        <w:t>brute-force</w:t>
+      </w:r>
+      <w:r>
+        <w:t xml:space="preserve">, </w:t>
+      </w:r>
+      <w:r>
+        <w:t>j’ai</w:t>
+      </w:r>
+      <w:r>
+        <w:t xml:space="preserve"> utilis</w:t>
+      </w:r>
+      <w:r>
+        <w:t>é</w:t>
+      </w:r>
+      <w:r>
+        <w:t xml:space="preserve"> le package express-rate-</w:t>
+      </w:r>
+      <w:proofErr w:type="spellStart"/>
+      <w:r>
+        <w:t>limit</w:t>
+      </w:r>
+      <w:proofErr w:type="spellEnd"/>
+      <w:r>
+        <w:t xml:space="preserve"> appliqué uniquement sur les routes /api/</w:t>
+      </w:r>
+      <w:proofErr w:type="spellStart"/>
+      <w:r>
+        <w:t>auth</w:t>
+      </w:r>
+      <w:proofErr w:type="spellEnd"/>
+      <w:r>
+        <w:t>. Le système est configuré pour limiter chaque adresse IP à un maximum de 5 requêtes par minute. Dès la 6ème tentative, le middleware bloque la demande avant même qu'elle n'atteigne le contrôleur ou la base de données, puis renvoie un code HTTP 429 avec le message "Trop de tentatives. Réessayez dans une minute"</w:t>
+      </w:r>
+      <w:r>
+        <w:t>.</w:t>
+      </w:r>
     </w:p>
     <w:p>
       <w:pPr>
@@ -2783,6 +4498,16 @@
       <w:pPr>
         <w:pStyle w:val="Retraitcorpsdetexte"/>
       </w:pPr>
+    </w:p>
+    <w:p>
+      <w:pPr>
+        <w:rPr>
+          <w:szCs w:val="16"/>
+        </w:rPr>
+      </w:pPr>
+      <w:r>
+        <w:br w:type="page"/>
+      </w:r>
     </w:p>
     <w:p>
       <w:pPr>
@@ -2794,15 +4519,15 @@
       <w:pPr>
         <w:pStyle w:val="Titre1"/>
       </w:pPr>
-      <w:bookmarkStart w:id="9" w:name="_Toc165969653"/>
-      <w:bookmarkStart w:id="10" w:name="_Toc228954901"/>
+      <w:bookmarkStart w:id="26" w:name="_Toc165969653"/>
+      <w:bookmarkStart w:id="27" w:name="_Toc230167537"/>
+      <w:bookmarkEnd w:id="3"/>
       <w:bookmarkEnd w:id="4"/>
-      <w:bookmarkEnd w:id="5"/>
       <w:r>
         <w:t>Conclusion</w:t>
       </w:r>
-      <w:bookmarkEnd w:id="9"/>
-      <w:bookmarkEnd w:id="10"/>
+      <w:bookmarkEnd w:id="26"/>
+      <w:bookmarkEnd w:id="27"/>
     </w:p>
     <w:p>
       <w:pPr>
@@ -2813,7 +4538,7 @@
     <w:p>
       <w:pPr>
         <w:pStyle w:val="Informations"/>
-        <w:ind w:left="0"/>
+        <w:ind w:left="567"/>
         <w:rPr>
           <w:color w:val="auto"/>
           <w:sz w:val="20"/>
@@ -2866,12 +4591,44 @@
           <w:sz w:val="20"/>
           <w:szCs w:val="16"/>
         </w:rPr>
-        <w:t xml:space="preserve"> express était assez embêtant car on ne l’avais jamais utiliser au paravent et que je n’aime pas beaucoup les Framework en général.</w:t>
+        <w:t xml:space="preserve"> express était assez embêtant car on ne </w:t>
+      </w:r>
+      <w:r>
+        <w:rPr>
+          <w:color w:val="auto"/>
+          <w:sz w:val="20"/>
+          <w:szCs w:val="16"/>
+        </w:rPr>
+        <w:t>l’avait</w:t>
+      </w:r>
+      <w:r>
+        <w:rPr>
+          <w:color w:val="auto"/>
+          <w:sz w:val="20"/>
+          <w:szCs w:val="16"/>
+        </w:rPr>
+        <w:t xml:space="preserve"> jamais </w:t>
+      </w:r>
+      <w:r>
+        <w:rPr>
+          <w:color w:val="auto"/>
+          <w:sz w:val="20"/>
+          <w:szCs w:val="16"/>
+        </w:rPr>
+        <w:t>utilisé</w:t>
+      </w:r>
+      <w:r>
+        <w:rPr>
+          <w:color w:val="auto"/>
+          <w:sz w:val="20"/>
+          <w:szCs w:val="16"/>
+        </w:rPr>
+        <w:t xml:space="preserve"> au paravent et que je n’aime pas beaucoup les Framework en général.</w:t>
       </w:r>
     </w:p>
     <w:sectPr>
-      <w:headerReference w:type="default" r:id="rId17"/>
-      <w:footerReference w:type="default" r:id="rId18"/>
+      <w:headerReference w:type="default" r:id="rId21"/>
+      <w:footerReference w:type="default" r:id="rId22"/>
       <w:pgSz w:w="11906" w:h="16838" w:code="9"/>
       <w:pgMar w:top="1418" w:right="1418" w:bottom="1418" w:left="1418" w:header="709" w:footer="709" w:gutter="0"/>
       <w:cols w:space="708"/>
@@ -3287,12 +5044,21 @@
               <w:szCs w:val="16"/>
             </w:rPr>
           </w:pPr>
+          <w:proofErr w:type="gramStart"/>
           <w:r>
             <w:rPr>
               <w:rFonts w:cs="Arial"/>
               <w:szCs w:val="16"/>
             </w:rPr>
-            <w:t xml:space="preserve">Version: </w:t>
+            <w:t>Version:</w:t>
+          </w:r>
+          <w:proofErr w:type="gramEnd"/>
+          <w:r>
+            <w:rPr>
+              <w:rFonts w:cs="Arial"/>
+              <w:szCs w:val="16"/>
+            </w:rPr>
+            <w:t xml:space="preserve"> </w:t>
           </w:r>
           <w:fldSimple w:instr=" REVNUM   \* MERGEFORMAT ">
             <w:r>
@@ -3338,7 +5104,7 @@
               <w:noProof/>
               <w:szCs w:val="16"/>
             </w:rPr>
-            <w:t>06.05.2026 11:44</w:t>
+            <w:t>13.05.2026 12:12</w:t>
           </w:r>
           <w:r>
             <w:rPr>
@@ -3550,7 +5316,7 @@
         <v:path o:extrusionok="f" gradientshapeok="t" o:connecttype="rect"/>
         <o:lock v:ext="edit" aspectratio="t"/>
       </v:shapetype>
-      <v:shape id="_x0000_i1074" type="#_x0000_t75" style="width:11.9pt;height:11.9pt" o:bullet="t">
+      <v:shape id="_x0000_i1088" type="#_x0000_t75" style="width:11.9pt;height:11.9pt" o:bullet="t">
         <v:imagedata r:id="rId1" o:title="BD10263_"/>
       </v:shape>
     </w:pict>
@@ -4884,9 +6650,9 @@
       <w:lvlJc w:val="left"/>
       <w:pPr>
         <w:tabs>
-          <w:tab w:val="num" w:pos="1814"/>
+          <w:tab w:val="num" w:pos="2240"/>
         </w:tabs>
-        <w:ind w:left="1814" w:hanging="680"/>
+        <w:ind w:left="2240" w:hanging="680"/>
       </w:pPr>
       <w:rPr>
         <w:rFonts w:hint="default"/>
@@ -6635,6 +8401,119 @@
     </w:lvl>
   </w:abstractNum>
   <w:abstractNum w:abstractNumId="36" w15:restartNumberingAfterBreak="0">
+    <w:nsid w:val="642C306B"/>
+    <w:multiLevelType w:val="multilevel"/>
+    <w:tmpl w:val="7C3EDADC"/>
+    <w:lvl w:ilvl="0">
+      <w:start w:val="1"/>
+      <w:numFmt w:val="decimal"/>
+      <w:lvlText w:val="%1."/>
+      <w:lvlJc w:val="left"/>
+      <w:pPr>
+        <w:tabs>
+          <w:tab w:val="num" w:pos="2136"/>
+        </w:tabs>
+        <w:ind w:left="2136" w:hanging="360"/>
+      </w:pPr>
+    </w:lvl>
+    <w:lvl w:ilvl="1" w:tentative="1">
+      <w:start w:val="1"/>
+      <w:numFmt w:val="decimal"/>
+      <w:lvlText w:val="%2."/>
+      <w:lvlJc w:val="left"/>
+      <w:pPr>
+        <w:tabs>
+          <w:tab w:val="num" w:pos="2856"/>
+        </w:tabs>
+        <w:ind w:left="2856" w:hanging="360"/>
+      </w:pPr>
+    </w:lvl>
+    <w:lvl w:ilvl="2" w:tentative="1">
+      <w:start w:val="1"/>
+      <w:numFmt w:val="decimal"/>
+      <w:lvlText w:val="%3."/>
+      <w:lvlJc w:val="left"/>
+      <w:pPr>
+        <w:tabs>
+          <w:tab w:val="num" w:pos="3576"/>
+        </w:tabs>
+        <w:ind w:left="3576" w:hanging="360"/>
+      </w:pPr>
+    </w:lvl>
+    <w:lvl w:ilvl="3" w:tentative="1">
+      <w:start w:val="1"/>
+      <w:numFmt w:val="decimal"/>
+      <w:lvlText w:val="%4."/>
+      <w:lvlJc w:val="left"/>
+      <w:pPr>
+        <w:tabs>
+          <w:tab w:val="num" w:pos="4296"/>
+        </w:tabs>
+        <w:ind w:left="4296" w:hanging="360"/>
+      </w:pPr>
+    </w:lvl>
+    <w:lvl w:ilvl="4" w:tentative="1">
+      <w:start w:val="1"/>
+      <w:numFmt w:val="decimal"/>
+      <w:lvlText w:val="%5."/>
+      <w:lvlJc w:val="left"/>
+      <w:pPr>
+        <w:tabs>
+          <w:tab w:val="num" w:pos="5016"/>
+        </w:tabs>
+        <w:ind w:left="5016" w:hanging="360"/>
+      </w:pPr>
+    </w:lvl>
+    <w:lvl w:ilvl="5" w:tentative="1">
+      <w:start w:val="1"/>
+      <w:numFmt w:val="decimal"/>
+      <w:lvlText w:val="%6."/>
+      <w:lvlJc w:val="left"/>
+      <w:pPr>
+        <w:tabs>
+          <w:tab w:val="num" w:pos="5736"/>
+        </w:tabs>
+        <w:ind w:left="5736" w:hanging="360"/>
+      </w:pPr>
+    </w:lvl>
+    <w:lvl w:ilvl="6" w:tentative="1">
+      <w:start w:val="1"/>
+      <w:numFmt w:val="decimal"/>
+      <w:lvlText w:val="%7."/>
+      <w:lvlJc w:val="left"/>
+      <w:pPr>
+        <w:tabs>
+          <w:tab w:val="num" w:pos="6456"/>
+        </w:tabs>
+        <w:ind w:left="6456" w:hanging="360"/>
+      </w:pPr>
+    </w:lvl>
+    <w:lvl w:ilvl="7" w:tentative="1">
+      <w:start w:val="1"/>
+      <w:numFmt w:val="decimal"/>
+      <w:lvlText w:val="%8."/>
+      <w:lvlJc w:val="left"/>
+      <w:pPr>
+        <w:tabs>
+          <w:tab w:val="num" w:pos="7176"/>
+        </w:tabs>
+        <w:ind w:left="7176" w:hanging="360"/>
+      </w:pPr>
+    </w:lvl>
+    <w:lvl w:ilvl="8" w:tentative="1">
+      <w:start w:val="1"/>
+      <w:numFmt w:val="decimal"/>
+      <w:lvlText w:val="%9."/>
+      <w:lvlJc w:val="left"/>
+      <w:pPr>
+        <w:tabs>
+          <w:tab w:val="num" w:pos="7896"/>
+        </w:tabs>
+        <w:ind w:left="7896" w:hanging="360"/>
+      </w:pPr>
+    </w:lvl>
+  </w:abstractNum>
+  <w:abstractNum w:abstractNumId="37" w15:restartNumberingAfterBreak="0">
     <w:nsid w:val="643F0961"/>
     <w:multiLevelType w:val="multilevel"/>
     <w:tmpl w:val="100C0021"/>
@@ -6747,7 +8626,7 @@
       </w:rPr>
     </w:lvl>
   </w:abstractNum>
-  <w:abstractNum w:abstractNumId="37" w15:restartNumberingAfterBreak="0">
+  <w:abstractNum w:abstractNumId="38" w15:restartNumberingAfterBreak="0">
     <w:nsid w:val="67230218"/>
     <w:multiLevelType w:val="hybridMultilevel"/>
     <w:tmpl w:val="E55C8FD4"/>
@@ -6860,7 +8739,7 @@
       </w:rPr>
     </w:lvl>
   </w:abstractNum>
-  <w:abstractNum w:abstractNumId="38" w15:restartNumberingAfterBreak="0">
+  <w:abstractNum w:abstractNumId="39" w15:restartNumberingAfterBreak="0">
     <w:nsid w:val="6D6476B9"/>
     <w:multiLevelType w:val="multilevel"/>
     <w:tmpl w:val="100C0023"/>
@@ -6947,7 +8826,7 @@
       </w:pPr>
     </w:lvl>
   </w:abstractNum>
-  <w:abstractNum w:abstractNumId="39" w15:restartNumberingAfterBreak="0">
+  <w:abstractNum w:abstractNumId="40" w15:restartNumberingAfterBreak="0">
     <w:nsid w:val="70C03573"/>
     <w:multiLevelType w:val="multilevel"/>
     <w:tmpl w:val="100C0021"/>
@@ -7060,7 +8939,7 @@
       </w:rPr>
     </w:lvl>
   </w:abstractNum>
-  <w:abstractNum w:abstractNumId="40" w15:restartNumberingAfterBreak="0">
+  <w:abstractNum w:abstractNumId="41" w15:restartNumberingAfterBreak="0">
     <w:nsid w:val="79CD09A9"/>
     <w:multiLevelType w:val="multilevel"/>
     <w:tmpl w:val="100C0021"/>
@@ -7173,7 +9052,7 @@
       </w:rPr>
     </w:lvl>
   </w:abstractNum>
-  <w:abstractNum w:abstractNumId="41" w15:restartNumberingAfterBreak="0">
+  <w:abstractNum w:abstractNumId="42" w15:restartNumberingAfterBreak="0">
     <w:nsid w:val="7E7F1C51"/>
     <w:multiLevelType w:val="multilevel"/>
     <w:tmpl w:val="100C0021"/>
@@ -7338,16 +9217,16 @@
     <w:abstractNumId w:val="27"/>
   </w:num>
   <w:num w:numId="18" w16cid:durableId="1447887055">
-    <w:abstractNumId w:val="41"/>
+    <w:abstractNumId w:val="42"/>
   </w:num>
   <w:num w:numId="19" w16cid:durableId="1814902861">
-    <w:abstractNumId w:val="39"/>
+    <w:abstractNumId w:val="40"/>
   </w:num>
   <w:num w:numId="20" w16cid:durableId="1650670080">
     <w:abstractNumId w:val="10"/>
   </w:num>
   <w:num w:numId="21" w16cid:durableId="1242718549">
-    <w:abstractNumId w:val="36"/>
+    <w:abstractNumId w:val="37"/>
   </w:num>
   <w:num w:numId="22" w16cid:durableId="1835953454">
     <w:abstractNumId w:val="26"/>
@@ -7377,7 +9256,7 @@
     <w:abstractNumId w:val="30"/>
   </w:num>
   <w:num w:numId="31" w16cid:durableId="840588984">
-    <w:abstractNumId w:val="38"/>
+    <w:abstractNumId w:val="39"/>
   </w:num>
   <w:num w:numId="32" w16cid:durableId="327945504">
     <w:abstractNumId w:val="8"/>
@@ -7416,7 +9295,7 @@
     <w:abstractNumId w:val="25"/>
   </w:num>
   <w:num w:numId="44" w16cid:durableId="916785070">
-    <w:abstractNumId w:val="40"/>
+    <w:abstractNumId w:val="41"/>
   </w:num>
   <w:num w:numId="45" w16cid:durableId="1141462042">
     <w:abstractNumId w:val="14"/>
@@ -7428,10 +9307,13 @@
     <w:abstractNumId w:val="33"/>
   </w:num>
   <w:num w:numId="48" w16cid:durableId="399908171">
-    <w:abstractNumId w:val="37"/>
+    <w:abstractNumId w:val="38"/>
   </w:num>
   <w:num w:numId="49" w16cid:durableId="541524510">
     <w:abstractNumId w:val="21"/>
+  </w:num>
+  <w:num w:numId="50" w16cid:durableId="1481533227">
+    <w:abstractNumId w:val="36"/>
   </w:num>
   <w:numIdMacAtCleanup w:val="4"/>
 </w:numbering>
@@ -7468,6 +9350,8 @@
     <w:lsdException w:name="Hyperlink" w:uiPriority="99"/>
     <w:lsdException w:name="Strong" w:qFormat="1"/>
     <w:lsdException w:name="Emphasis" w:qFormat="1"/>
+    <w:lsdException w:name="Normal (Web)" w:uiPriority="99"/>
+    <w:lsdException w:name="HTML Code" w:uiPriority="99"/>
     <w:lsdException w:name="Normal Table" w:semiHidden="1" w:unhideWhenUsed="1"/>
     <w:lsdException w:name="Table Simple 1" w:semiHidden="1" w:unhideWhenUsed="1"/>
     <w:lsdException w:name="Table Simple 2" w:semiHidden="1" w:unhideWhenUsed="1"/>
@@ -7801,7 +9685,12 @@
         <w:ilvl w:val="2"/>
         <w:numId w:val="13"/>
       </w:numPr>
+      <w:tabs>
+        <w:tab w:val="clear" w:pos="2240"/>
+        <w:tab w:val="num" w:pos="1814"/>
+      </w:tabs>
       <w:spacing w:before="120" w:after="120"/>
+      <w:ind w:left="1814"/>
       <w:outlineLvl w:val="2"/>
     </w:pPr>
     <w:rPr>
@@ -8469,6 +10358,33 @@
       <w:shd w:val="clear" w:color="auto" w:fill="E1DFDD"/>
     </w:rPr>
   </w:style>
+  <w:style w:type="paragraph" w:styleId="NormalWeb">
+    <w:name w:val="Normal (Web)"/>
+    <w:basedOn w:val="Normal"/>
+    <w:uiPriority w:val="99"/>
+    <w:unhideWhenUsed/>
+    <w:rsid w:val="00244198"/>
+    <w:pPr>
+      <w:spacing w:before="100" w:beforeAutospacing="1" w:after="100" w:afterAutospacing="1"/>
+    </w:pPr>
+    <w:rPr>
+      <w:rFonts w:ascii="Times New Roman" w:hAnsi="Times New Roman"/>
+      <w:sz w:val="24"/>
+      <w:szCs w:val="24"/>
+    </w:rPr>
+  </w:style>
+  <w:style w:type="character" w:styleId="CodeHTML">
+    <w:name w:val="HTML Code"/>
+    <w:basedOn w:val="Policepardfaut"/>
+    <w:uiPriority w:val="99"/>
+    <w:unhideWhenUsed/>
+    <w:rsid w:val="00244198"/>
+    <w:rPr>
+      <w:rFonts w:ascii="Courier New" w:eastAsia="Times New Roman" w:hAnsi="Courier New" w:cs="Courier New"/>
+      <w:sz w:val="20"/>
+      <w:szCs w:val="20"/>
+    </w:rPr>
+  </w:style>
 </w:styles>
 </file>
 
@@ -8765,6 +10681,19 @@
 </file>
 
 <file path=customXml/item2.xml><?xml version="1.0" encoding="utf-8"?>
+<b:Sources xmlns:b="http://schemas.openxmlformats.org/officeDocument/2006/bibliography" xmlns="http://schemas.openxmlformats.org/officeDocument/2006/bibliography" SelectedStyle="\APA.XSL" StyleName="APA"/>
+</file>
+
+<file path=customXml/item3.xml><?xml version="1.0" encoding="utf-8"?>
+<?mso-contentType ?>
+<FormTemplates xmlns="http://schemas.microsoft.com/sharepoint/v3/contenttype/forms">
+  <Display>DocumentLibraryForm</Display>
+  <Edit>DocumentLibraryForm</Edit>
+  <New>DocumentLibraryForm</New>
+</FormTemplates>
+</file>
+
+<file path=customXml/item4.xml><?xml version="1.0" encoding="utf-8"?>
 <ct:contentTypeSchema xmlns:ct="http://schemas.microsoft.com/office/2006/metadata/contentType" xmlns:ma="http://schemas.microsoft.com/office/2006/metadata/properties/metaAttributes" ct:_="" ma:_="" ma:contentTypeName="Document" ma:contentTypeID="0x010100DE9925070658E9408BDD6D38957EA443" ma:contentTypeVersion="3" ma:contentTypeDescription="Crée un document." ma:contentTypeScope="" ma:versionID="33b0460ac9ea0143869e0a72728eb9f6">
   <xsd:schema xmlns:xsd="http://www.w3.org/2001/XMLSchema" xmlns:xs="http://www.w3.org/2001/XMLSchema" xmlns:p="http://schemas.microsoft.com/office/2006/metadata/properties" xmlns:ns2="accb4b95-b0ac-445b-9850-8c8f81e8b17d" targetNamespace="http://schemas.microsoft.com/office/2006/metadata/properties" ma:root="true" ma:fieldsID="5c8c88271c639fadac3e9b0b051c153e" ns2:_="">
     <xsd:import namespace="accb4b95-b0ac-445b-9850-8c8f81e8b17d"/>
@@ -8902,19 +10831,6 @@
 </ct:contentTypeSchema>
 </file>
 
-<file path=customXml/item3.xml><?xml version="1.0" encoding="utf-8"?>
-<?mso-contentType ?>
-<FormTemplates xmlns="http://schemas.microsoft.com/sharepoint/v3/contenttype/forms">
-  <Display>DocumentLibraryForm</Display>
-  <Edit>DocumentLibraryForm</Edit>
-  <New>DocumentLibraryForm</New>
-</FormTemplates>
-</file>
-
-<file path=customXml/item4.xml><?xml version="1.0" encoding="utf-8"?>
-<b:Sources xmlns:b="http://schemas.openxmlformats.org/officeDocument/2006/bibliography" xmlns="http://schemas.openxmlformats.org/officeDocument/2006/bibliography" SelectedStyle="\APA.XSL" StyleName="APA"/>
-</file>
-
 <file path=customXml/itemProps1.xml><?xml version="1.0" encoding="utf-8"?>
 <ds:datastoreItem xmlns:ds="http://schemas.openxmlformats.org/officeDocument/2006/customXml" ds:itemID="{2319CDB8-A2CD-412D-8359-13E6B4DF1FF4}">
   <ds:schemaRefs>
@@ -8925,6 +10841,22 @@
 </file>
 
 <file path=customXml/itemProps2.xml><?xml version="1.0" encoding="utf-8"?>
+<ds:datastoreItem xmlns:ds="http://schemas.openxmlformats.org/officeDocument/2006/customXml" ds:itemID="{C8C35155-3E6A-4058-B6E4-303717845E3B}">
+  <ds:schemaRefs>
+    <ds:schemaRef ds:uri="http://schemas.openxmlformats.org/officeDocument/2006/bibliography"/>
+  </ds:schemaRefs>
+</ds:datastoreItem>
+</file>
+
+<file path=customXml/itemProps3.xml><?xml version="1.0" encoding="utf-8"?>
+<ds:datastoreItem xmlns:ds="http://schemas.openxmlformats.org/officeDocument/2006/customXml" ds:itemID="{6C3F7A66-EDE3-46FD-83EB-3C265E5D2669}">
+  <ds:schemaRefs>
+    <ds:schemaRef ds:uri="http://schemas.microsoft.com/sharepoint/v3/contenttype/forms"/>
+  </ds:schemaRefs>
+</ds:datastoreItem>
+</file>
+
+<file path=customXml/itemProps4.xml><?xml version="1.0" encoding="utf-8"?>
 <ds:datastoreItem xmlns:ds="http://schemas.openxmlformats.org/officeDocument/2006/customXml" ds:itemID="{83F63AF2-685C-4234-8023-CA4629C17CE3}">
   <ds:schemaRefs>
     <ds:schemaRef ds:uri="http://schemas.microsoft.com/office/2006/metadata/contentType"/>
@@ -8940,20 +10872,4 @@
     <ds:schemaRef ds:uri="http://schemas.microsoft.com/internal/obd"/>
   </ds:schemaRefs>
 </ds:datastoreItem>
-</file>
-
-<file path=customXml/itemProps3.xml><?xml version="1.0" encoding="utf-8"?>
-<ds:datastoreItem xmlns:ds="http://schemas.openxmlformats.org/officeDocument/2006/customXml" ds:itemID="{6C3F7A66-EDE3-46FD-83EB-3C265E5D2669}">
-  <ds:schemaRefs>
-    <ds:schemaRef ds:uri="http://schemas.microsoft.com/sharepoint/v3/contenttype/forms"/>
-  </ds:schemaRefs>
-</ds:datastoreItem>
-</file>
-
-<file path=customXml/itemProps4.xml><?xml version="1.0" encoding="utf-8"?>
-<ds:datastoreItem xmlns:ds="http://schemas.openxmlformats.org/officeDocument/2006/customXml" ds:itemID="{C8C35155-3E6A-4058-B6E4-303717845E3B}">
-  <ds:schemaRefs>
-    <ds:schemaRef ds:uri="http://schemas.openxmlformats.org/officeDocument/2006/bibliography"/>
-  </ds:schemaRefs>
-</ds:datastoreItem>
 </file>
--- a/Doc/Rapport secured_webshop.docx
+++ b/Doc/Rapport secured_webshop.docx
@@ -35,7 +35,7 @@
           <w:noProof/>
         </w:rPr>
         <w:drawing>
-          <wp:inline distT="0" distB="0" distL="0" distR="0" wp14:anchorId="4849472F" wp14:editId="12E3C03F">
+          <wp:inline distT="0" distB="0" distL="0" distR="0" wp14:anchorId="4849472F" wp14:editId="07504F2C">
             <wp:extent cx="5759450" cy="3051175"/>
             <wp:effectExtent l="0" t="0" r="0" b="0"/>
             <wp:docPr id="1985218687" name="Image 1" descr="fondo de tecnología moderna 12038278 Vector en Vecteezy"/>
@@ -2421,9 +2421,9 @@
       <w:pPr>
         <w:pStyle w:val="Titre2"/>
       </w:pPr>
-      <w:bookmarkStart w:id="3" w:name="_Toc532179969"/>
-      <w:bookmarkStart w:id="4" w:name="_Toc165969639"/>
-      <w:bookmarkStart w:id="5" w:name="_Toc230167516"/>
+      <w:bookmarkStart w:id="3" w:name="_Toc230167516"/>
+      <w:bookmarkStart w:id="4" w:name="_Toc532179969"/>
+      <w:bookmarkStart w:id="5" w:name="_Toc165969639"/>
       <w:r>
         <w:t>T</w:t>
       </w:r>
@@ -2433,7 +2433,7 @@
       <w:r>
         <w:t>e</w:t>
       </w:r>
-      <w:bookmarkEnd w:id="5"/>
+      <w:bookmarkEnd w:id="3"/>
     </w:p>
     <w:p>
       <w:pPr>
@@ -2654,15 +2654,7 @@
         <w:t>les champs</w:t>
       </w:r>
       <w:r>
-        <w:t xml:space="preserve"> ou l’on peut remplir </w:t>
-      </w:r>
-      <w:proofErr w:type="gramStart"/>
-      <w:r>
-        <w:t>l’email</w:t>
-      </w:r>
-      <w:proofErr w:type="gramEnd"/>
-      <w:r>
-        <w:t xml:space="preserve">, le mot de passe et le bouton envoyer pour envoyer </w:t>
+        <w:t xml:space="preserve"> ou l’on peut remplir l’email, le mot de passe et le bouton envoyer pour envoyer </w:t>
       </w:r>
       <w:r>
         <w:t>les saisies</w:t>
@@ -2720,23 +2712,13 @@
         <w:br/>
       </w:r>
       <w:r>
-        <w:t xml:space="preserve">J'ai ensuite codé un script pour récupérer </w:t>
-      </w:r>
-      <w:proofErr w:type="gramStart"/>
-      <w:r>
-        <w:t>l'email</w:t>
-      </w:r>
-      <w:proofErr w:type="gramEnd"/>
-      <w:r>
-        <w:t xml:space="preserve"> et le mot de passe dès que l'utilisateur valide le formulaire. Pour éviter que la page ne s'actualise, j'utilise </w:t>
+        <w:t xml:space="preserve">J'ai ensuite codé un script pour récupérer l'email et le mot de passe dès que l'utilisateur valide le formulaire. Pour éviter que la page ne s'actualise, j'utilise </w:t>
       </w:r>
       <w:proofErr w:type="spellStart"/>
-      <w:proofErr w:type="gramStart"/>
       <w:r>
         <w:t>e.preventDefault</w:t>
       </w:r>
       <w:proofErr w:type="spellEnd"/>
-      <w:proofErr w:type="gramEnd"/>
       <w:r>
         <w:t xml:space="preserve">(). Enfin, j'envoie ces informations au serveur avec </w:t>
       </w:r>
@@ -2841,12 +2823,10 @@
         <w:t xml:space="preserve"> précis pour que le backend puisse récupérer les données (via </w:t>
       </w:r>
       <w:proofErr w:type="spellStart"/>
-      <w:proofErr w:type="gramStart"/>
       <w:r>
         <w:t>req.body</w:t>
       </w:r>
       <w:proofErr w:type="spellEnd"/>
-      <w:proofErr w:type="gramEnd"/>
       <w:r>
         <w:t>) sans erreur.</w:t>
       </w:r>
@@ -2877,12 +2857,10 @@
         <w:t xml:space="preserve"> dans la fonction </w:t>
       </w:r>
       <w:proofErr w:type="spellStart"/>
-      <w:proofErr w:type="gramStart"/>
       <w:r>
         <w:t>bcrypt.hash</w:t>
       </w:r>
       <w:proofErr w:type="spellEnd"/>
-      <w:proofErr w:type="gramEnd"/>
       <w:r>
         <w:t xml:space="preserve">() pour générer une empreinte chiffrée unique que j'insère ensuite en base de données. De cette manière, même en cas de fuite, les données restent illisibles. Lors de </w:t>
       </w:r>
@@ -2891,12 +2869,10 @@
         <w:t xml:space="preserve">la connexion, il me suffit d'utiliser </w:t>
       </w:r>
       <w:proofErr w:type="spellStart"/>
-      <w:proofErr w:type="gramStart"/>
       <w:r>
         <w:t>bcrypt.compare</w:t>
       </w:r>
       <w:proofErr w:type="spellEnd"/>
-      <w:proofErr w:type="gramEnd"/>
       <w:r>
         <w:t>() pour vérifier que le mot de passe saisi correspond bien au hash stocké, garantissant ainsi une sécurité maximale sans jamais manipuler le mot de passe brut.</w:t>
       </w:r>
@@ -2931,12 +2907,10 @@
         <w:t xml:space="preserve"> généré automatiquement par </w:t>
       </w:r>
       <w:proofErr w:type="spellStart"/>
-      <w:proofErr w:type="gramStart"/>
       <w:r>
         <w:t>bcrypt.hash</w:t>
       </w:r>
       <w:proofErr w:type="spellEnd"/>
-      <w:proofErr w:type="gramEnd"/>
       <w:r>
         <w:t xml:space="preserve">(). L'idée est de rendre chaque hash unique : même si deux utilisateurs choisissent le même mot de passe, leurs empreintes en base de données seront totalement différentes. Comme ce sel est directement intégré dans le hash final, cela bloque les attaques par tables </w:t>
       </w:r>
@@ -2978,6 +2952,9 @@
         <w:pStyle w:val="Retraitcorpsdetexte3"/>
       </w:pPr>
       <w:r>
+        <w:rPr>
+          <w:noProof/>
+        </w:rPr>
         <w:drawing>
           <wp:inline distT="0" distB="0" distL="0" distR="0" wp14:anchorId="00C00C24" wp14:editId="629E656B">
             <wp:extent cx="3581900" cy="238158"/>
@@ -3020,6 +2997,9 @@
         <w:pStyle w:val="Retraitcorpsdetexte3"/>
       </w:pPr>
       <w:r>
+        <w:rPr>
+          <w:noProof/>
+        </w:rPr>
         <w:drawing>
           <wp:inline distT="0" distB="0" distL="0" distR="0" wp14:anchorId="2D138D73" wp14:editId="622636F0">
             <wp:extent cx="2067213" cy="200053"/>
@@ -3062,18 +3042,13 @@
         <w:pStyle w:val="Retraitcorpsdetexte3"/>
       </w:pPr>
       <w:r>
-        <w:t xml:space="preserve">J’ai créé le poivre dans </w:t>
-      </w:r>
-      <w:proofErr w:type="gramStart"/>
-      <w:r>
-        <w:t>le .</w:t>
+        <w:t>J’ai créé le poivre dans le .</w:t>
       </w:r>
       <w:proofErr w:type="spellStart"/>
       <w:r>
         <w:t>env</w:t>
       </w:r>
       <w:proofErr w:type="spellEnd"/>
-      <w:proofErr w:type="gramEnd"/>
       <w:r>
         <w:t xml:space="preserve"> puis je l’ai ajouter au mot de passe avant le hash</w:t>
       </w:r>
@@ -3096,6 +3071,9 @@
         <w:pStyle w:val="Retraitcorpsdetexte3"/>
       </w:pPr>
       <w:r>
+        <w:rPr>
+          <w:noProof/>
+        </w:rPr>
         <w:drawing>
           <wp:inline distT="0" distB="0" distL="0" distR="0" wp14:anchorId="678E700E" wp14:editId="5E6DADB7">
             <wp:extent cx="3991532" cy="266737"/>
@@ -3138,6 +3116,9 @@
         <w:pStyle w:val="Retraitcorpsdetexte3"/>
       </w:pPr>
       <w:r>
+        <w:rPr>
+          <w:noProof/>
+        </w:rPr>
         <w:drawing>
           <wp:inline distT="0" distB="0" distL="0" distR="0" wp14:anchorId="61287621" wp14:editId="6848BBCF">
             <wp:extent cx="5229955" cy="190527"/>
@@ -3262,7 +3243,6 @@
         <w:t xml:space="preserve"> afin de gérer l’authentification de manière totalement décentralisée et éviter de stocker des sessions sur le </w:t>
       </w:r>
       <w:proofErr w:type="spellStart"/>
-      <w:proofErr w:type="gramStart"/>
       <w:r>
         <w:rPr>
           <w:rFonts w:asciiTheme="minorHAnsi" w:hAnsiTheme="minorHAnsi"/>
@@ -3272,7 +3252,6 @@
         <w:t>serveur.Au</w:t>
       </w:r>
       <w:proofErr w:type="spellEnd"/>
-      <w:proofErr w:type="gramEnd"/>
       <w:r>
         <w:rPr>
           <w:rFonts w:asciiTheme="minorHAnsi" w:hAnsiTheme="minorHAnsi"/>
@@ -3387,7 +3366,6 @@
         <w:t xml:space="preserve">, ce qui garantit que personne ne peut falsifier les données côté client. Pour sécuriser les accès, le middleware </w:t>
       </w:r>
       <w:proofErr w:type="spellStart"/>
-      <w:proofErr w:type="gramStart"/>
       <w:r>
         <w:rPr>
           <w:rFonts w:asciiTheme="minorHAnsi" w:hAnsiTheme="minorHAnsi"/>
@@ -3403,151 +3381,134 @@
           <w:sz w:val="20"/>
           <w:szCs w:val="16"/>
         </w:rPr>
-        <w:t>(</w:t>
-      </w:r>
-      <w:proofErr w:type="gramEnd"/>
+        <w:t xml:space="preserve">() intercepte les requêtes sur les routes protégées (comme sur le profil ou le panel admin), extrait le jeton du header </w:t>
+      </w:r>
+      <w:proofErr w:type="spellStart"/>
       <w:r>
         <w:rPr>
           <w:rFonts w:asciiTheme="minorHAnsi" w:hAnsiTheme="minorHAnsi"/>
           <w:sz w:val="20"/>
           <w:szCs w:val="16"/>
         </w:rPr>
-        <w:t xml:space="preserve">) intercepte les requêtes sur les routes protégées (comme sur le profil ou le panel admin), extrait le jeton du header </w:t>
-      </w:r>
-      <w:proofErr w:type="spellStart"/>
+        <w:t>Authorization</w:t>
+      </w:r>
+      <w:proofErr w:type="spellEnd"/>
       <w:r>
         <w:rPr>
           <w:rFonts w:asciiTheme="minorHAnsi" w:hAnsiTheme="minorHAnsi"/>
           <w:sz w:val="20"/>
           <w:szCs w:val="16"/>
         </w:rPr>
-        <w:t>Authorization</w:t>
-      </w:r>
-      <w:proofErr w:type="spellEnd"/>
+        <w:t xml:space="preserve">: </w:t>
+      </w:r>
+      <w:proofErr w:type="spellStart"/>
       <w:r>
         <w:rPr>
           <w:rFonts w:asciiTheme="minorHAnsi" w:hAnsiTheme="minorHAnsi"/>
           <w:sz w:val="20"/>
           <w:szCs w:val="16"/>
         </w:rPr>
-        <w:t xml:space="preserve">: </w:t>
-      </w:r>
-      <w:proofErr w:type="spellStart"/>
+        <w:t>Bearer</w:t>
+      </w:r>
+      <w:proofErr w:type="spellEnd"/>
       <w:r>
         <w:rPr>
           <w:rFonts w:asciiTheme="minorHAnsi" w:hAnsiTheme="minorHAnsi"/>
           <w:sz w:val="20"/>
           <w:szCs w:val="16"/>
         </w:rPr>
-        <w:t>Bearer</w:t>
-      </w:r>
-      <w:proofErr w:type="spellEnd"/>
+        <w:t xml:space="preserve"> et le valide avec </w:t>
+      </w:r>
+      <w:proofErr w:type="spellStart"/>
       <w:r>
         <w:rPr>
           <w:rFonts w:asciiTheme="minorHAnsi" w:hAnsiTheme="minorHAnsi"/>
           <w:sz w:val="20"/>
           <w:szCs w:val="16"/>
         </w:rPr>
-        <w:t xml:space="preserve"> et le valide avec </w:t>
-      </w:r>
-      <w:proofErr w:type="spellStart"/>
+        <w:t>jwt.verify</w:t>
+      </w:r>
+      <w:proofErr w:type="spellEnd"/>
       <w:r>
         <w:rPr>
           <w:rFonts w:asciiTheme="minorHAnsi" w:hAnsiTheme="minorHAnsi"/>
           <w:sz w:val="20"/>
           <w:szCs w:val="16"/>
         </w:rPr>
-        <w:t>jwt.verify</w:t>
-      </w:r>
-      <w:proofErr w:type="spellEnd"/>
+        <w:t xml:space="preserve">(). Si la signature est bonne, le contenu décodé est directement injecté dans </w:t>
+      </w:r>
+      <w:proofErr w:type="spellStart"/>
       <w:r>
         <w:rPr>
           <w:rFonts w:asciiTheme="minorHAnsi" w:hAnsiTheme="minorHAnsi"/>
           <w:sz w:val="20"/>
           <w:szCs w:val="16"/>
         </w:rPr>
-        <w:t xml:space="preserve">(). Si la signature est bonne, le contenu décodé est directement injecté dans </w:t>
-      </w:r>
-      <w:proofErr w:type="spellStart"/>
+        <w:t>req.user</w:t>
+      </w:r>
+      <w:proofErr w:type="spellEnd"/>
       <w:r>
         <w:rPr>
           <w:rFonts w:asciiTheme="minorHAnsi" w:hAnsiTheme="minorHAnsi"/>
           <w:sz w:val="20"/>
           <w:szCs w:val="16"/>
         </w:rPr>
-        <w:t>req.user</w:t>
+        <w:t>, ce qui permet aux contrôleurs suivants de savoir instantanément quel utilisateur fait la requête et d'agir en conséquence.</w:t>
+      </w:r>
+    </w:p>
+    <w:p>
+      <w:pPr>
+        <w:rPr>
+          <w:szCs w:val="16"/>
+        </w:rPr>
+      </w:pPr>
+      <w:r>
+        <w:br w:type="page"/>
+      </w:r>
+    </w:p>
+    <w:p>
+      <w:pPr>
+        <w:pStyle w:val="Retraitcorpsdetexte3"/>
+      </w:pPr>
+    </w:p>
+    <w:p>
+      <w:pPr>
+        <w:pStyle w:val="Titre3"/>
+      </w:pPr>
+      <w:bookmarkStart w:id="17" w:name="_Toc230167528"/>
+      <w:r>
+        <w:t>Ajouter les rôles administrateur et utilisateur dans le JWT et protéger les routes d’administration</w:t>
+      </w:r>
+      <w:bookmarkEnd w:id="17"/>
+    </w:p>
+    <w:p>
+      <w:pPr>
+        <w:pStyle w:val="Retraitcorpsdetexte3"/>
+      </w:pPr>
+      <w:r>
+        <w:t xml:space="preserve">Pour gérer les accès, </w:t>
+      </w:r>
+      <w:r>
+        <w:t>j’ai</w:t>
+      </w:r>
+      <w:r>
+        <w:t xml:space="preserve"> intègre directement le rôle du user dans le </w:t>
+      </w:r>
+      <w:proofErr w:type="spellStart"/>
+      <w:r>
+        <w:t>payload</w:t>
       </w:r>
       <w:proofErr w:type="spellEnd"/>
       <w:r>
-        <w:rPr>
-          <w:rFonts w:asciiTheme="minorHAnsi" w:hAnsiTheme="minorHAnsi"/>
-          <w:sz w:val="20"/>
-          <w:szCs w:val="16"/>
-        </w:rPr>
-        <w:t>, ce qui permet aux contrôleurs suivants de savoir instantanément quel utilisateur fait la requête et d'agir en conséquence.</w:t>
-      </w:r>
-    </w:p>
-    <w:p>
-      <w:pPr>
-        <w:rPr>
-          <w:szCs w:val="16"/>
-        </w:rPr>
-      </w:pPr>
-      <w:r>
-        <w:br w:type="page"/>
-      </w:r>
-    </w:p>
-    <w:p>
-      <w:pPr>
-        <w:pStyle w:val="Retraitcorpsdetexte3"/>
-      </w:pPr>
-    </w:p>
-    <w:p>
-      <w:pPr>
-        <w:pStyle w:val="Titre3"/>
-      </w:pPr>
-      <w:bookmarkStart w:id="17" w:name="_Toc230167528"/>
-      <w:r>
-        <w:t>Ajouter les rôles administrateur et utilisateur dans le JWT et protéger les routes d’administration</w:t>
-      </w:r>
-      <w:bookmarkEnd w:id="17"/>
-    </w:p>
-    <w:p>
-      <w:pPr>
-        <w:pStyle w:val="Retraitcorpsdetexte3"/>
-      </w:pPr>
-      <w:r>
-        <w:t xml:space="preserve">Pour gérer les accès, </w:t>
-      </w:r>
-      <w:r>
-        <w:t>j’ai</w:t>
-      </w:r>
-      <w:r>
-        <w:t xml:space="preserve"> intègre directement le rôle du user dans le </w:t>
+        <w:t xml:space="preserve"> du JWT (id, email, </w:t>
       </w:r>
       <w:proofErr w:type="spellStart"/>
       <w:r>
-        <w:t>payload</w:t>
+        <w:t>role</w:t>
       </w:r>
       <w:proofErr w:type="spellEnd"/>
       <w:r>
-        <w:t xml:space="preserve"> du JWT (id, email, </w:t>
-      </w:r>
-      <w:proofErr w:type="spellStart"/>
-      <w:r>
-        <w:t>role</w:t>
-      </w:r>
-      <w:proofErr w:type="spellEnd"/>
-      <w:r>
-        <w:t xml:space="preserve">) dès le </w:t>
-      </w:r>
-      <w:proofErr w:type="gramStart"/>
-      <w:r>
-        <w:t>login(</w:t>
-      </w:r>
-      <w:proofErr w:type="gramEnd"/>
-      <w:r>
-        <w:t>), ce qui évite de retaper dans la base de données après.</w:t>
+        <w:t>) dès le login(), ce qui évite de retaper dans la base de données après.</w:t>
       </w:r>
     </w:p>
     <w:p>
@@ -3567,17 +3528,12 @@
         </w:numPr>
       </w:pPr>
       <w:proofErr w:type="spellStart"/>
-      <w:proofErr w:type="gramStart"/>
       <w:r>
         <w:t>verifyToken</w:t>
       </w:r>
       <w:proofErr w:type="spellEnd"/>
       <w:r>
-        <w:t>(</w:t>
-      </w:r>
-      <w:proofErr w:type="gramEnd"/>
-      <w:r>
-        <w:t xml:space="preserve">) : Valide le jeton et injecte son contenu dans </w:t>
+        <w:t xml:space="preserve">() : Valide le jeton et injecte son contenu dans </w:t>
       </w:r>
       <w:proofErr w:type="spellStart"/>
       <w:r>
@@ -3597,17 +3553,12 @@
         </w:numPr>
       </w:pPr>
       <w:proofErr w:type="spellStart"/>
-      <w:proofErr w:type="gramStart"/>
       <w:r>
         <w:t>isAdmin</w:t>
       </w:r>
       <w:proofErr w:type="spellEnd"/>
       <w:r>
-        <w:t>(</w:t>
-      </w:r>
-      <w:proofErr w:type="gramEnd"/>
-      <w:r>
-        <w:t xml:space="preserve">) : Vérifie que </w:t>
+        <w:t xml:space="preserve">() : Vérifie que </w:t>
       </w:r>
       <w:proofErr w:type="spellStart"/>
       <w:r>
@@ -3725,7 +3676,6 @@
         <w:t xml:space="preserve"> pour chiffrer les échanges en </w:t>
       </w:r>
       <w:proofErr w:type="spellStart"/>
-      <w:proofErr w:type="gramStart"/>
       <w:r>
         <w:rPr>
           <w:rFonts w:asciiTheme="minorHAnsi" w:hAnsiTheme="minorHAnsi"/>
@@ -3735,7 +3685,6 @@
         <w:t>local.Le</w:t>
       </w:r>
       <w:proofErr w:type="spellEnd"/>
-      <w:proofErr w:type="gramEnd"/>
       <w:r>
         <w:rPr>
           <w:rFonts w:asciiTheme="minorHAnsi" w:hAnsiTheme="minorHAnsi"/>
@@ -3781,7 +3730,6 @@
         <w:t xml:space="preserve">(). Du coup, l'API écoute sur https://localhost:8080 et toutes les requêtes sont </w:t>
       </w:r>
       <w:proofErr w:type="spellStart"/>
-      <w:proofErr w:type="gramStart"/>
       <w:r>
         <w:rPr>
           <w:rFonts w:asciiTheme="minorHAnsi" w:hAnsiTheme="minorHAnsi"/>
@@ -3791,7 +3739,6 @@
         <w:t>sécurisées.C'est</w:t>
       </w:r>
       <w:proofErr w:type="spellEnd"/>
-      <w:proofErr w:type="gramEnd"/>
       <w:r>
         <w:rPr>
           <w:rFonts w:asciiTheme="minorHAnsi" w:hAnsiTheme="minorHAnsi"/>
@@ -3888,25 +3835,7 @@
           <w:sz w:val="20"/>
           <w:szCs w:val="16"/>
         </w:rPr>
-        <w:t xml:space="preserve"> sépare l'authentification en deux jetons distincts dès le </w:t>
-      </w:r>
-      <w:proofErr w:type="gramStart"/>
-      <w:r>
-        <w:rPr>
-          <w:rFonts w:asciiTheme="minorHAnsi" w:hAnsiTheme="minorHAnsi"/>
-          <w:sz w:val="20"/>
-          <w:szCs w:val="16"/>
-        </w:rPr>
-        <w:t>login(</w:t>
-      </w:r>
-      <w:proofErr w:type="gramEnd"/>
-      <w:r>
-        <w:rPr>
-          <w:rFonts w:asciiTheme="minorHAnsi" w:hAnsiTheme="minorHAnsi"/>
-          <w:sz w:val="20"/>
-          <w:szCs w:val="16"/>
-        </w:rPr>
-        <w:t xml:space="preserve">) : un Access </w:t>
+        <w:t xml:space="preserve"> sépare l'authentification en deux jetons distincts dès le login() : un Access </w:t>
       </w:r>
       <w:proofErr w:type="spellStart"/>
       <w:r>
@@ -4345,15 +4274,7 @@
         <w:t>Vulnérabilité :</w:t>
       </w:r>
       <w:r>
-        <w:t xml:space="preserve"> 0 vulnérabilité </w:t>
-      </w:r>
-      <w:proofErr w:type="gramStart"/>
-      <w:r>
-        <w:t>on</w:t>
-      </w:r>
-      <w:proofErr w:type="gramEnd"/>
-      <w:r>
-        <w:t xml:space="preserve"> été trouver après l’audit fix</w:t>
+        <w:t xml:space="preserve"> 0 vulnérabilité on été trouver après l’audit fix</w:t>
       </w:r>
     </w:p>
     <w:p>
@@ -4394,15 +4315,7 @@
         <w:t>l</w:t>
       </w:r>
       <w:r>
-        <w:t xml:space="preserve">a base et d'empêcher les hackers de tester des </w:t>
-      </w:r>
-      <w:proofErr w:type="gramStart"/>
-      <w:r>
-        <w:t>emails</w:t>
-      </w:r>
-      <w:proofErr w:type="gramEnd"/>
-      <w:r>
-        <w:t>.</w:t>
+        <w:t>a base et d'empêcher les hackers de tester des emails.</w:t>
       </w:r>
     </w:p>
     <w:p>
@@ -4521,8 +4434,8 @@
       </w:pPr>
       <w:bookmarkStart w:id="26" w:name="_Toc165969653"/>
       <w:bookmarkStart w:id="27" w:name="_Toc230167537"/>
-      <w:bookmarkEnd w:id="3"/>
       <w:bookmarkEnd w:id="4"/>
+      <w:bookmarkEnd w:id="5"/>
       <w:r>
         <w:t>Conclusion</w:t>
       </w:r>
@@ -4623,7 +4536,47 @@
           <w:sz w:val="20"/>
           <w:szCs w:val="16"/>
         </w:rPr>
-        <w:t xml:space="preserve"> au paravent et que je n’aime pas beaucoup les Framework en général.</w:t>
+        <w:t xml:space="preserve"> au paravent et que je n’aime pas beaucoup les Framework en général</w:t>
+      </w:r>
+      <w:r>
+        <w:rPr>
+          <w:color w:val="auto"/>
+          <w:sz w:val="20"/>
+          <w:szCs w:val="16"/>
+        </w:rPr>
+        <w:t xml:space="preserve">, mais en </w:t>
+      </w:r>
+      <w:r>
+        <w:rPr>
+          <w:color w:val="auto"/>
+          <w:sz w:val="20"/>
+          <w:szCs w:val="16"/>
+        </w:rPr>
+        <w:t>global</w:t>
+      </w:r>
+      <w:r>
+        <w:rPr>
+          <w:color w:val="auto"/>
+          <w:sz w:val="20"/>
+          <w:szCs w:val="16"/>
+        </w:rPr>
+        <w:t xml:space="preserve"> j’ai quand même </w:t>
+      </w:r>
+      <w:r>
+        <w:rPr>
+          <w:color w:val="auto"/>
+          <w:sz w:val="20"/>
+          <w:szCs w:val="16"/>
+        </w:rPr>
+        <w:t>apprécié</w:t>
+      </w:r>
+      <w:r>
+        <w:rPr>
+          <w:color w:val="auto"/>
+          <w:sz w:val="20"/>
+          <w:szCs w:val="16"/>
+        </w:rPr>
+        <w:t xml:space="preserve"> ce cours.</w:t>
       </w:r>
     </w:p>
     <w:sectPr>
@@ -5044,21 +4997,12 @@
               <w:szCs w:val="16"/>
             </w:rPr>
           </w:pPr>
-          <w:proofErr w:type="gramStart"/>
           <w:r>
             <w:rPr>
               <w:rFonts w:cs="Arial"/>
               <w:szCs w:val="16"/>
             </w:rPr>
-            <w:t>Version:</w:t>
-          </w:r>
-          <w:proofErr w:type="gramEnd"/>
-          <w:r>
-            <w:rPr>
-              <w:rFonts w:cs="Arial"/>
-              <w:szCs w:val="16"/>
-            </w:rPr>
-            <w:t xml:space="preserve"> </w:t>
+            <w:t xml:space="preserve">Version: </w:t>
           </w:r>
           <w:fldSimple w:instr=" REVNUM   \* MERGEFORMAT ">
             <w:r>
@@ -5104,7 +5048,7 @@
               <w:noProof/>
               <w:szCs w:val="16"/>
             </w:rPr>
-            <w:t>13.05.2026 12:12</w:t>
+            <w:t>27.05.2026 08:38</w:t>
           </w:r>
           <w:r>
             <w:rPr>
@@ -5316,7 +5260,7 @@
         <v:path o:extrusionok="f" gradientshapeok="t" o:connecttype="rect"/>
         <o:lock v:ext="edit" aspectratio="t"/>
       </v:shapetype>
-      <v:shape id="_x0000_i1088" type="#_x0000_t75" style="width:11.9pt;height:11.9pt" o:bullet="t">
+      <v:shape id="_x0000_i1030" type="#_x0000_t75" style="width:11.9pt;height:11.9pt" o:bullet="t">
         <v:imagedata r:id="rId1" o:title="BD10263_"/>
       </v:shape>
     </w:pict>
@@ -9827,6 +9771,7 @@
   <w:style w:type="character" w:default="1" w:styleId="Policepardfaut">
     <w:name w:val="Default Paragraph Font"/>
     <w:uiPriority w:val="1"/>
+    <w:semiHidden/>
     <w:unhideWhenUsed/>
   </w:style>
   <w:style w:type="table" w:default="1" w:styleId="TableauNormal">
